--- a/docs/evaluation/intelligibility/intelligibility_report.docx
+++ b/docs/evaluation/intelligibility/intelligibility_report.docx
@@ -257,7 +257,7 @@
           <w:rFonts w:ascii="Calibri" w:hAnsi="Calibri"/>
           <w:sz w:val="20"/>
         </w:rPr>
-        <w:t>5. WER/WWER Threshold Analysis</w:t>
+        <w:t>5. Intelligibility Score Distribution</w:t>
         <w:br/>
       </w:r>
       <w:r>
@@ -265,7 +265,7 @@
           <w:rFonts w:ascii="Calibri" w:hAnsi="Calibri"/>
           <w:sz w:val="20"/>
         </w:rPr>
-        <w:t>6. Context Recovery Analysis</w:t>
+        <w:t>6. Failure Mode Analysis</w:t>
         <w:br/>
       </w:r>
       <w:r>
@@ -273,7 +273,7 @@
           <w:rFonts w:ascii="Calibri" w:hAnsi="Calibri"/>
           <w:sz w:val="20"/>
         </w:rPr>
-        <w:t>7. Phonetic Confusion Analysis</w:t>
+        <w:t>7. Success Pattern Analysis</w:t>
         <w:br/>
       </w:r>
       <w:r>
@@ -281,7 +281,7 @@
           <w:rFonts w:ascii="Calibri" w:hAnsi="Calibri"/>
           <w:sz w:val="20"/>
         </w:rPr>
-        <w:t>8. Proof Examples: WER vs Intelligibility</w:t>
+        <w:t>8. Topic Analysis</w:t>
         <w:br/>
       </w:r>
       <w:r>
@@ -289,7 +289,47 @@
           <w:rFonts w:ascii="Calibri" w:hAnsi="Calibri"/>
           <w:sz w:val="20"/>
         </w:rPr>
-        <w:t>9. Conclusions</w:t>
+        <w:t>9. Segment Length Analysis</w:t>
+        <w:br/>
+      </w:r>
+      <w:r>
+        <w:rPr>
+          <w:rFonts w:ascii="Calibri" w:hAnsi="Calibri"/>
+          <w:sz w:val="20"/>
+        </w:rPr>
+        <w:t>10. WER/WWER Threshold Analysis</w:t>
+        <w:br/>
+      </w:r>
+      <w:r>
+        <w:rPr>
+          <w:rFonts w:ascii="Calibri" w:hAnsi="Calibri"/>
+          <w:sz w:val="20"/>
+        </w:rPr>
+        <w:t>11. Context Recovery Analysis</w:t>
+        <w:br/>
+      </w:r>
+      <w:r>
+        <w:rPr>
+          <w:rFonts w:ascii="Calibri" w:hAnsi="Calibri"/>
+          <w:sz w:val="20"/>
+        </w:rPr>
+        <w:t>12. Phonetic Confusion Analysis</w:t>
+        <w:br/>
+      </w:r>
+      <w:r>
+        <w:rPr>
+          <w:rFonts w:ascii="Calibri" w:hAnsi="Calibri"/>
+          <w:sz w:val="20"/>
+        </w:rPr>
+        <w:t>13. Proof Examples: WER vs Intelligibility</w:t>
+        <w:br/>
+      </w:r>
+      <w:r>
+        <w:rPr>
+          <w:rFonts w:ascii="Calibri" w:hAnsi="Calibri"/>
+          <w:sz w:val="20"/>
+        </w:rPr>
+        <w:t>14. Conclusions</w:t>
         <w:br/>
       </w:r>
       <w:r>
@@ -2663,6 +2703,6596 @@
           <w:sz w:val="18"/>
         </w:rPr>
         <w:t>Hyp: "30 or by its floor the"</w:t>
+      </w:r>
+      <w:r>
+        <w:br w:type="page"/>
+      </w:r>
+    </w:p>
+    <w:p>
+      <w:pPr>
+        <w:pStyle w:val="Heading1"/>
+      </w:pPr>
+      <w:r>
+        <w:rPr>
+          <w:rFonts w:ascii="Calibri" w:hAnsi="Calibri"/>
+          <w:color w:val="1A3A5C"/>
+        </w:rPr>
+        <w:t>Intelligibility Score Distribution</w:t>
+      </w:r>
+    </w:p>
+    <w:p>
+      <w:pPr>
+        <w:spacing w:after="80"/>
+      </w:pPr>
+      <w:r>
+        <w:rPr>
+          <w:rFonts w:ascii="Calibri" w:hAnsi="Calibri"/>
+          <w:b w:val="0"/>
+          <w:i w:val="0"/>
+          <w:sz w:val="20"/>
+        </w:rPr>
+        <w:t>The histogram below shows how IS scores are distributed across the 1497 segments. A roughly uniform distribution means the model doesn't cluster around any particular quality level — it produces the full range from excellent to failed.</w:t>
+      </w:r>
+    </w:p>
+    <w:tbl>
+      <w:tblPr>
+        <w:tblStyle w:val="TableGrid"/>
+        <w:tblW w:type="auto" w:w="0"/>
+        <w:jc w:val="center"/>
+        <w:tblLook w:firstColumn="1" w:firstRow="1" w:lastColumn="0" w:lastRow="0" w:noHBand="0" w:noVBand="1" w:val="04A0"/>
+      </w:tblPr>
+      <w:tblGrid>
+        <w:gridCol w:w="3024"/>
+        <w:gridCol w:w="3024"/>
+        <w:gridCol w:w="3024"/>
+      </w:tblGrid>
+      <w:tr>
+        <w:tc>
+          <w:tcPr>
+            <w:tcW w:type="dxa" w:w="3600"/>
+          </w:tcPr>
+          <w:p>
+            <w:r/>
+            <w:r>
+              <w:rPr>
+                <w:rFonts w:ascii="Calibri" w:hAnsi="Calibri"/>
+                <w:b/>
+                <w:sz w:val="16"/>
+              </w:rPr>
+              <w:t>0.0-0.5</w:t>
+            </w:r>
+          </w:p>
+        </w:tc>
+        <w:tc>
+          <w:tcPr>
+            <w:tcW w:type="dxa" w:w="3600"/>
+          </w:tcPr>
+          <w:p>
+            <w:r/>
+            <w:r>
+              <w:rPr>
+                <w:rFonts w:ascii="Calibri" w:hAnsi="Calibri"/>
+                <w:color w:val="C0392B"/>
+                <w:sz w:val="16"/>
+              </w:rPr>
+              <w:t>███████████</w:t>
+            </w:r>
+          </w:p>
+        </w:tc>
+        <w:tc>
+          <w:tcPr>
+            <w:tcW w:type="dxa" w:w="1728"/>
+          </w:tcPr>
+          <w:p>
+            <w:r/>
+            <w:r>
+              <w:rPr>
+                <w:rFonts w:ascii="Calibri" w:hAnsi="Calibri"/>
+                <w:b w:val="0"/>
+                <w:sz w:val="16"/>
+              </w:rPr>
+              <w:t>108 (7.2%)</w:t>
+            </w:r>
+          </w:p>
+        </w:tc>
+      </w:tr>
+      <w:tr>
+        <w:tc>
+          <w:tcPr>
+            <w:tcW w:type="dxa" w:w="3600"/>
+            <w:shd w:fill="f0f4f8"/>
+          </w:tcPr>
+          <w:p>
+            <w:r/>
+            <w:r>
+              <w:rPr>
+                <w:rFonts w:ascii="Calibri" w:hAnsi="Calibri"/>
+                <w:b/>
+                <w:sz w:val="16"/>
+              </w:rPr>
+              <w:t>0.5-1.0</w:t>
+            </w:r>
+          </w:p>
+        </w:tc>
+        <w:tc>
+          <w:tcPr>
+            <w:tcW w:type="dxa" w:w="3600"/>
+            <w:shd w:fill="f0f4f8"/>
+          </w:tcPr>
+          <w:p>
+            <w:r/>
+            <w:r>
+              <w:rPr>
+                <w:rFonts w:ascii="Calibri" w:hAnsi="Calibri"/>
+                <w:color w:val="E74C3C"/>
+                <w:sz w:val="16"/>
+              </w:rPr>
+              <w:t>██████████████</w:t>
+            </w:r>
+          </w:p>
+        </w:tc>
+        <w:tc>
+          <w:tcPr>
+            <w:tcW w:type="dxa" w:w="1728"/>
+            <w:shd w:fill="f0f4f8"/>
+          </w:tcPr>
+          <w:p>
+            <w:r/>
+            <w:r>
+              <w:rPr>
+                <w:rFonts w:ascii="Calibri" w:hAnsi="Calibri"/>
+                <w:b w:val="0"/>
+                <w:sz w:val="16"/>
+              </w:rPr>
+              <w:t>131 (8.8%)</w:t>
+            </w:r>
+          </w:p>
+        </w:tc>
+      </w:tr>
+      <w:tr>
+        <w:tc>
+          <w:tcPr>
+            <w:tcW w:type="dxa" w:w="3600"/>
+          </w:tcPr>
+          <w:p>
+            <w:r/>
+            <w:r>
+              <w:rPr>
+                <w:rFonts w:ascii="Calibri" w:hAnsi="Calibri"/>
+                <w:b/>
+                <w:sz w:val="16"/>
+              </w:rPr>
+              <w:t>1.0-1.5</w:t>
+            </w:r>
+          </w:p>
+        </w:tc>
+        <w:tc>
+          <w:tcPr>
+            <w:tcW w:type="dxa" w:w="3600"/>
+          </w:tcPr>
+          <w:p>
+            <w:r/>
+            <w:r>
+              <w:rPr>
+                <w:rFonts w:ascii="Calibri" w:hAnsi="Calibri"/>
+                <w:color w:val="D35400"/>
+                <w:sz w:val="16"/>
+              </w:rPr>
+              <w:t>████████████████████</w:t>
+            </w:r>
+          </w:p>
+        </w:tc>
+        <w:tc>
+          <w:tcPr>
+            <w:tcW w:type="dxa" w:w="1728"/>
+          </w:tcPr>
+          <w:p>
+            <w:r/>
+            <w:r>
+              <w:rPr>
+                <w:rFonts w:ascii="Calibri" w:hAnsi="Calibri"/>
+                <w:b w:val="0"/>
+                <w:sz w:val="16"/>
+              </w:rPr>
+              <w:t>186 (12.4%)</w:t>
+            </w:r>
+          </w:p>
+        </w:tc>
+      </w:tr>
+      <w:tr>
+        <w:tc>
+          <w:tcPr>
+            <w:tcW w:type="dxa" w:w="3600"/>
+            <w:shd w:fill="f0f4f8"/>
+          </w:tcPr>
+          <w:p>
+            <w:r/>
+            <w:r>
+              <w:rPr>
+                <w:rFonts w:ascii="Calibri" w:hAnsi="Calibri"/>
+                <w:b/>
+                <w:sz w:val="16"/>
+              </w:rPr>
+              <w:t>1.5-2.0</w:t>
+            </w:r>
+          </w:p>
+        </w:tc>
+        <w:tc>
+          <w:tcPr>
+            <w:tcW w:type="dxa" w:w="3600"/>
+            <w:shd w:fill="f0f4f8"/>
+          </w:tcPr>
+          <w:p>
+            <w:r/>
+            <w:r>
+              <w:rPr>
+                <w:rFonts w:ascii="Calibri" w:hAnsi="Calibri"/>
+                <w:color w:val="E67E22"/>
+                <w:sz w:val="16"/>
+              </w:rPr>
+              <w:t>████████████████</w:t>
+            </w:r>
+          </w:p>
+        </w:tc>
+        <w:tc>
+          <w:tcPr>
+            <w:tcW w:type="dxa" w:w="1728"/>
+            <w:shd w:fill="f0f4f8"/>
+          </w:tcPr>
+          <w:p>
+            <w:r/>
+            <w:r>
+              <w:rPr>
+                <w:rFonts w:ascii="Calibri" w:hAnsi="Calibri"/>
+                <w:b w:val="0"/>
+                <w:sz w:val="16"/>
+              </w:rPr>
+              <w:t>150 (10.0%)</w:t>
+            </w:r>
+          </w:p>
+        </w:tc>
+      </w:tr>
+      <w:tr>
+        <w:tc>
+          <w:tcPr>
+            <w:tcW w:type="dxa" w:w="3600"/>
+          </w:tcPr>
+          <w:p>
+            <w:r/>
+            <w:r>
+              <w:rPr>
+                <w:rFonts w:ascii="Calibri" w:hAnsi="Calibri"/>
+                <w:b/>
+                <w:sz w:val="16"/>
+              </w:rPr>
+              <w:t>2.0-2.5</w:t>
+            </w:r>
+          </w:p>
+        </w:tc>
+        <w:tc>
+          <w:tcPr>
+            <w:tcW w:type="dxa" w:w="3600"/>
+          </w:tcPr>
+          <w:p>
+            <w:r/>
+            <w:r>
+              <w:rPr>
+                <w:rFonts w:ascii="Calibri" w:hAnsi="Calibri"/>
+                <w:color w:val="F39C12"/>
+                <w:sz w:val="16"/>
+              </w:rPr>
+              <w:t>█████████████████</w:t>
+            </w:r>
+          </w:p>
+        </w:tc>
+        <w:tc>
+          <w:tcPr>
+            <w:tcW w:type="dxa" w:w="1728"/>
+          </w:tcPr>
+          <w:p>
+            <w:r/>
+            <w:r>
+              <w:rPr>
+                <w:rFonts w:ascii="Calibri" w:hAnsi="Calibri"/>
+                <w:b w:val="0"/>
+                <w:sz w:val="16"/>
+              </w:rPr>
+              <w:t>161 (10.8%)</w:t>
+            </w:r>
+          </w:p>
+        </w:tc>
+      </w:tr>
+      <w:tr>
+        <w:tc>
+          <w:tcPr>
+            <w:tcW w:type="dxa" w:w="3600"/>
+            <w:shd w:fill="f0f4f8"/>
+          </w:tcPr>
+          <w:p>
+            <w:r/>
+            <w:r>
+              <w:rPr>
+                <w:rFonts w:ascii="Calibri" w:hAnsi="Calibri"/>
+                <w:b/>
+                <w:sz w:val="16"/>
+              </w:rPr>
+              <w:t>2.5-3.0</w:t>
+            </w:r>
+          </w:p>
+        </w:tc>
+        <w:tc>
+          <w:tcPr>
+            <w:tcW w:type="dxa" w:w="3600"/>
+            <w:shd w:fill="f0f4f8"/>
+          </w:tcPr>
+          <w:p>
+            <w:r/>
+            <w:r>
+              <w:rPr>
+                <w:rFonts w:ascii="Calibri" w:hAnsi="Calibri"/>
+                <w:color w:val="F1C40F"/>
+                <w:sz w:val="16"/>
+              </w:rPr>
+              <w:t>█████████████████</w:t>
+            </w:r>
+          </w:p>
+        </w:tc>
+        <w:tc>
+          <w:tcPr>
+            <w:tcW w:type="dxa" w:w="1728"/>
+            <w:shd w:fill="f0f4f8"/>
+          </w:tcPr>
+          <w:p>
+            <w:r/>
+            <w:r>
+              <w:rPr>
+                <w:rFonts w:ascii="Calibri" w:hAnsi="Calibri"/>
+                <w:b w:val="0"/>
+                <w:sz w:val="16"/>
+              </w:rPr>
+              <w:t>164 (11.0%)</w:t>
+            </w:r>
+          </w:p>
+        </w:tc>
+      </w:tr>
+      <w:tr>
+        <w:tc>
+          <w:tcPr>
+            <w:tcW w:type="dxa" w:w="3600"/>
+          </w:tcPr>
+          <w:p>
+            <w:r/>
+            <w:r>
+              <w:rPr>
+                <w:rFonts w:ascii="Calibri" w:hAnsi="Calibri"/>
+                <w:b/>
+                <w:sz w:val="16"/>
+              </w:rPr>
+              <w:t>3.0-3.5</w:t>
+            </w:r>
+          </w:p>
+        </w:tc>
+        <w:tc>
+          <w:tcPr>
+            <w:tcW w:type="dxa" w:w="3600"/>
+          </w:tcPr>
+          <w:p>
+            <w:r/>
+            <w:r>
+              <w:rPr>
+                <w:rFonts w:ascii="Calibri" w:hAnsi="Calibri"/>
+                <w:color w:val="27AE60"/>
+                <w:sz w:val="16"/>
+              </w:rPr>
+              <w:t>█████████████████</w:t>
+            </w:r>
+          </w:p>
+        </w:tc>
+        <w:tc>
+          <w:tcPr>
+            <w:tcW w:type="dxa" w:w="1728"/>
+          </w:tcPr>
+          <w:p>
+            <w:r/>
+            <w:r>
+              <w:rPr>
+                <w:rFonts w:ascii="Calibri" w:hAnsi="Calibri"/>
+                <w:b w:val="0"/>
+                <w:sz w:val="16"/>
+              </w:rPr>
+              <w:t>165 (11.0%)</w:t>
+            </w:r>
+          </w:p>
+        </w:tc>
+      </w:tr>
+      <w:tr>
+        <w:tc>
+          <w:tcPr>
+            <w:tcW w:type="dxa" w:w="3600"/>
+            <w:shd w:fill="f0f4f8"/>
+          </w:tcPr>
+          <w:p>
+            <w:r/>
+            <w:r>
+              <w:rPr>
+                <w:rFonts w:ascii="Calibri" w:hAnsi="Calibri"/>
+                <w:b/>
+                <w:sz w:val="16"/>
+              </w:rPr>
+              <w:t>3.5-4.0</w:t>
+            </w:r>
+          </w:p>
+        </w:tc>
+        <w:tc>
+          <w:tcPr>
+            <w:tcW w:type="dxa" w:w="3600"/>
+            <w:shd w:fill="f0f4f8"/>
+          </w:tcPr>
+          <w:p>
+            <w:r/>
+            <w:r>
+              <w:rPr>
+                <w:rFonts w:ascii="Calibri" w:hAnsi="Calibri"/>
+                <w:color w:val="2ECC71"/>
+                <w:sz w:val="16"/>
+              </w:rPr>
+              <w:t>████████████████</w:t>
+            </w:r>
+          </w:p>
+        </w:tc>
+        <w:tc>
+          <w:tcPr>
+            <w:tcW w:type="dxa" w:w="1728"/>
+            <w:shd w:fill="f0f4f8"/>
+          </w:tcPr>
+          <w:p>
+            <w:r/>
+            <w:r>
+              <w:rPr>
+                <w:rFonts w:ascii="Calibri" w:hAnsi="Calibri"/>
+                <w:b w:val="0"/>
+                <w:sz w:val="16"/>
+              </w:rPr>
+              <w:t>156 (10.4%)</w:t>
+            </w:r>
+          </w:p>
+        </w:tc>
+      </w:tr>
+      <w:tr>
+        <w:tc>
+          <w:tcPr>
+            <w:tcW w:type="dxa" w:w="3600"/>
+          </w:tcPr>
+          <w:p>
+            <w:r/>
+            <w:r>
+              <w:rPr>
+                <w:rFonts w:ascii="Calibri" w:hAnsi="Calibri"/>
+                <w:b/>
+                <w:sz w:val="16"/>
+              </w:rPr>
+              <w:t>4.0-4.5</w:t>
+            </w:r>
+          </w:p>
+        </w:tc>
+        <w:tc>
+          <w:tcPr>
+            <w:tcW w:type="dxa" w:w="3600"/>
+          </w:tcPr>
+          <w:p>
+            <w:r/>
+            <w:r>
+              <w:rPr>
+                <w:rFonts w:ascii="Calibri" w:hAnsi="Calibri"/>
+                <w:color w:val="1A8C4E"/>
+                <w:sz w:val="16"/>
+              </w:rPr>
+              <w:t>█████████████████</w:t>
+            </w:r>
+          </w:p>
+        </w:tc>
+        <w:tc>
+          <w:tcPr>
+            <w:tcW w:type="dxa" w:w="1728"/>
+          </w:tcPr>
+          <w:p>
+            <w:r/>
+            <w:r>
+              <w:rPr>
+                <w:rFonts w:ascii="Calibri" w:hAnsi="Calibri"/>
+                <w:b w:val="0"/>
+                <w:sz w:val="16"/>
+              </w:rPr>
+              <w:t>159 (10.6%)</w:t>
+            </w:r>
+          </w:p>
+        </w:tc>
+      </w:tr>
+      <w:tr>
+        <w:tc>
+          <w:tcPr>
+            <w:tcW w:type="dxa" w:w="3600"/>
+            <w:shd w:fill="f0f4f8"/>
+          </w:tcPr>
+          <w:p>
+            <w:r/>
+            <w:r>
+              <w:rPr>
+                <w:rFonts w:ascii="Calibri" w:hAnsi="Calibri"/>
+                <w:b/>
+                <w:sz w:val="16"/>
+              </w:rPr>
+              <w:t>4.5-5.0</w:t>
+            </w:r>
+          </w:p>
+        </w:tc>
+        <w:tc>
+          <w:tcPr>
+            <w:tcW w:type="dxa" w:w="3600"/>
+            <w:shd w:fill="f0f4f8"/>
+          </w:tcPr>
+          <w:p>
+            <w:r/>
+            <w:r>
+              <w:rPr>
+                <w:rFonts w:ascii="Calibri" w:hAnsi="Calibri"/>
+                <w:color w:val="155724"/>
+                <w:sz w:val="16"/>
+              </w:rPr>
+              <w:t>██████████</w:t>
+            </w:r>
+          </w:p>
+        </w:tc>
+        <w:tc>
+          <w:tcPr>
+            <w:tcW w:type="dxa" w:w="1728"/>
+            <w:shd w:fill="f0f4f8"/>
+          </w:tcPr>
+          <w:p>
+            <w:r/>
+            <w:r>
+              <w:rPr>
+                <w:rFonts w:ascii="Calibri" w:hAnsi="Calibri"/>
+                <w:b w:val="0"/>
+                <w:sz w:val="16"/>
+              </w:rPr>
+              <w:t>99 (6.6%)</w:t>
+            </w:r>
+          </w:p>
+        </w:tc>
+      </w:tr>
+    </w:tbl>
+    <w:p/>
+    <w:p>
+      <w:pPr>
+        <w:spacing w:after="80"/>
+      </w:pPr>
+      <w:r>
+        <w:rPr>
+          <w:rFonts w:ascii="Calibri" w:hAnsi="Calibri"/>
+          <w:b w:val="0"/>
+          <w:i w:val="0"/>
+          <w:sz w:val="20"/>
+        </w:rPr>
+        <w:t>The distribution is roughly bell-shaped with a slight negative skew: 258 segments (17%) score IS 4.0–5.0 (excellent), 321 (21%) score 3.0–4.0 (good), 325 (22%) score 2.0–3.0 (fair), 336 (22%) score 1.0–2.0 (poor), and 239 (16%) score 0.0–1.0 (failed).</w:t>
+      </w:r>
+      <w:r>
+        <w:br w:type="page"/>
+      </w:r>
+    </w:p>
+    <w:p>
+      <w:pPr>
+        <w:pStyle w:val="Heading1"/>
+      </w:pPr>
+      <w:r>
+        <w:rPr>
+          <w:rFonts w:ascii="Calibri" w:hAnsi="Calibri"/>
+          <w:color w:val="1A3A5C"/>
+        </w:rPr>
+        <w:t>Failure Mode Analysis</w:t>
+      </w:r>
+    </w:p>
+    <w:p>
+      <w:pPr>
+        <w:spacing w:after="80"/>
+      </w:pPr>
+      <w:r>
+        <w:rPr>
+          <w:rFonts w:ascii="Calibri" w:hAnsi="Calibri"/>
+          <w:b w:val="0"/>
+          <w:i w:val="0"/>
+          <w:sz w:val="20"/>
+        </w:rPr>
+        <w:t>Of the 900 segments that failed to be properly captured (IS &lt; 3.0), what went wrong? The chart below classifies each failure into its dominant mode.</w:t>
+      </w:r>
+    </w:p>
+    <w:tbl>
+      <w:tblPr>
+        <w:tblStyle w:val="TableGrid"/>
+        <w:tblW w:type="auto" w:w="0"/>
+        <w:jc w:val="center"/>
+        <w:tblLook w:firstColumn="1" w:firstRow="1" w:lastColumn="0" w:lastRow="0" w:noHBand="0" w:noVBand="1" w:val="04A0"/>
+      </w:tblPr>
+      <w:tblGrid>
+        <w:gridCol w:w="3024"/>
+        <w:gridCol w:w="3024"/>
+        <w:gridCol w:w="3024"/>
+      </w:tblGrid>
+      <w:tr>
+        <w:tc>
+          <w:tcPr>
+            <w:tcW w:type="dxa" w:w="3600"/>
+          </w:tcPr>
+          <w:p>
+            <w:r/>
+            <w:r>
+              <w:rPr>
+                <w:rFonts w:ascii="Calibri" w:hAnsi="Calibri"/>
+                <w:b/>
+                <w:sz w:val="16"/>
+              </w:rPr>
+              <w:t>Total Topic Drift</w:t>
+            </w:r>
+          </w:p>
+        </w:tc>
+        <w:tc>
+          <w:tcPr>
+            <w:tcW w:type="dxa" w:w="3600"/>
+          </w:tcPr>
+          <w:p>
+            <w:r/>
+            <w:r>
+              <w:rPr>
+                <w:rFonts w:ascii="Calibri" w:hAnsi="Calibri"/>
+                <w:color w:val="E74C3C"/>
+                <w:sz w:val="16"/>
+              </w:rPr>
+              <w:t>████████████████████</w:t>
+            </w:r>
+          </w:p>
+        </w:tc>
+        <w:tc>
+          <w:tcPr>
+            <w:tcW w:type="dxa" w:w="1728"/>
+          </w:tcPr>
+          <w:p>
+            <w:r/>
+            <w:r>
+              <w:rPr>
+                <w:rFonts w:ascii="Calibri" w:hAnsi="Calibri"/>
+                <w:b w:val="0"/>
+                <w:sz w:val="16"/>
+              </w:rPr>
+              <w:t>143 (15.9%)</w:t>
+            </w:r>
+          </w:p>
+        </w:tc>
+      </w:tr>
+      <w:tr>
+        <w:tc>
+          <w:tcPr>
+            <w:tcW w:type="dxa" w:w="3600"/>
+            <w:shd w:fill="f0f4f8"/>
+          </w:tcPr>
+          <w:p>
+            <w:r/>
+            <w:r>
+              <w:rPr>
+                <w:rFonts w:ascii="Calibri" w:hAnsi="Calibri"/>
+                <w:b/>
+                <w:sz w:val="16"/>
+              </w:rPr>
+              <w:t>Phonetically Similar but Wrong Topic</w:t>
+            </w:r>
+          </w:p>
+        </w:tc>
+        <w:tc>
+          <w:tcPr>
+            <w:tcW w:type="dxa" w:w="3600"/>
+            <w:shd w:fill="f0f4f8"/>
+          </w:tcPr>
+          <w:p>
+            <w:r/>
+            <w:r>
+              <w:rPr>
+                <w:rFonts w:ascii="Calibri" w:hAnsi="Calibri"/>
+                <w:color w:val="D35400"/>
+                <w:sz w:val="16"/>
+              </w:rPr>
+              <w:t>███████████████████</w:t>
+            </w:r>
+          </w:p>
+        </w:tc>
+        <w:tc>
+          <w:tcPr>
+            <w:tcW w:type="dxa" w:w="1728"/>
+            <w:shd w:fill="f0f4f8"/>
+          </w:tcPr>
+          <w:p>
+            <w:r/>
+            <w:r>
+              <w:rPr>
+                <w:rFonts w:ascii="Calibri" w:hAnsi="Calibri"/>
+                <w:b w:val="0"/>
+                <w:sz w:val="16"/>
+              </w:rPr>
+              <w:t>141 (15.7%)</w:t>
+            </w:r>
+          </w:p>
+        </w:tc>
+      </w:tr>
+      <w:tr>
+        <w:tc>
+          <w:tcPr>
+            <w:tcW w:type="dxa" w:w="3600"/>
+          </w:tcPr>
+          <w:p>
+            <w:r/>
+            <w:r>
+              <w:rPr>
+                <w:rFonts w:ascii="Calibri" w:hAnsi="Calibri"/>
+                <w:b/>
+                <w:sz w:val="16"/>
+              </w:rPr>
+              <w:t>Accumulated Small Errors</w:t>
+            </w:r>
+          </w:p>
+        </w:tc>
+        <w:tc>
+          <w:tcPr>
+            <w:tcW w:type="dxa" w:w="3600"/>
+          </w:tcPr>
+          <w:p>
+            <w:r/>
+            <w:r>
+              <w:rPr>
+                <w:rFonts w:ascii="Calibri" w:hAnsi="Calibri"/>
+                <w:color w:val="D4AC0D"/>
+                <w:sz w:val="16"/>
+              </w:rPr>
+              <w:t>███████████████</w:t>
+            </w:r>
+          </w:p>
+        </w:tc>
+        <w:tc>
+          <w:tcPr>
+            <w:tcW w:type="dxa" w:w="1728"/>
+          </w:tcPr>
+          <w:p>
+            <w:r/>
+            <w:r>
+              <w:rPr>
+                <w:rFonts w:ascii="Calibri" w:hAnsi="Calibri"/>
+                <w:b w:val="0"/>
+                <w:sz w:val="16"/>
+              </w:rPr>
+              <w:t>111 (12.3%)</w:t>
+            </w:r>
+          </w:p>
+        </w:tc>
+      </w:tr>
+      <w:tr>
+        <w:tc>
+          <w:tcPr>
+            <w:tcW w:type="dxa" w:w="3600"/>
+            <w:shd w:fill="f0f4f8"/>
+          </w:tcPr>
+          <w:p>
+            <w:r/>
+            <w:r>
+              <w:rPr>
+                <w:rFonts w:ascii="Calibri" w:hAnsi="Calibri"/>
+                <w:b/>
+                <w:sz w:val="16"/>
+              </w:rPr>
+              <w:t>Hallucination</w:t>
+            </w:r>
+          </w:p>
+        </w:tc>
+        <w:tc>
+          <w:tcPr>
+            <w:tcW w:type="dxa" w:w="3600"/>
+            <w:shd w:fill="f0f4f8"/>
+          </w:tcPr>
+          <w:p>
+            <w:r/>
+            <w:r>
+              <w:rPr>
+                <w:rFonts w:ascii="Calibri" w:hAnsi="Calibri"/>
+                <w:color w:val="C0392B"/>
+                <w:sz w:val="16"/>
+              </w:rPr>
+              <w:t>███████████████</w:t>
+            </w:r>
+          </w:p>
+        </w:tc>
+        <w:tc>
+          <w:tcPr>
+            <w:tcW w:type="dxa" w:w="1728"/>
+            <w:shd w:fill="f0f4f8"/>
+          </w:tcPr>
+          <w:p>
+            <w:r/>
+            <w:r>
+              <w:rPr>
+                <w:rFonts w:ascii="Calibri" w:hAnsi="Calibri"/>
+                <w:b w:val="0"/>
+                <w:sz w:val="16"/>
+              </w:rPr>
+              <w:t>111 (12.3%)</w:t>
+            </w:r>
+          </w:p>
+        </w:tc>
+      </w:tr>
+      <w:tr>
+        <w:tc>
+          <w:tcPr>
+            <w:tcW w:type="dxa" w:w="3600"/>
+          </w:tcPr>
+          <w:p>
+            <w:r/>
+            <w:r>
+              <w:rPr>
+                <w:rFonts w:ascii="Calibri" w:hAnsi="Calibri"/>
+                <w:b/>
+                <w:sz w:val="16"/>
+              </w:rPr>
+              <w:t>High Error Rate</w:t>
+            </w:r>
+          </w:p>
+        </w:tc>
+        <w:tc>
+          <w:tcPr>
+            <w:tcW w:type="dxa" w:w="3600"/>
+          </w:tcPr>
+          <w:p>
+            <w:r/>
+            <w:r>
+              <w:rPr>
+                <w:rFonts w:ascii="Calibri" w:hAnsi="Calibri"/>
+                <w:color w:val="F39C12"/>
+                <w:sz w:val="16"/>
+              </w:rPr>
+              <w:t>███████████████</w:t>
+            </w:r>
+          </w:p>
+        </w:tc>
+        <w:tc>
+          <w:tcPr>
+            <w:tcW w:type="dxa" w:w="1728"/>
+          </w:tcPr>
+          <w:p>
+            <w:r/>
+            <w:r>
+              <w:rPr>
+                <w:rFonts w:ascii="Calibri" w:hAnsi="Calibri"/>
+                <w:b w:val="0"/>
+                <w:sz w:val="16"/>
+              </w:rPr>
+              <w:t>109 (12.1%)</w:t>
+            </w:r>
+          </w:p>
+        </w:tc>
+      </w:tr>
+      <w:tr>
+        <w:tc>
+          <w:tcPr>
+            <w:tcW w:type="dxa" w:w="3600"/>
+            <w:shd w:fill="f0f4f8"/>
+          </w:tcPr>
+          <w:p>
+            <w:r/>
+            <w:r>
+              <w:rPr>
+                <w:rFonts w:ascii="Calibri" w:hAnsi="Calibri"/>
+                <w:b/>
+                <w:sz w:val="16"/>
+              </w:rPr>
+              <w:t>Entity Destruction</w:t>
+            </w:r>
+          </w:p>
+        </w:tc>
+        <w:tc>
+          <w:tcPr>
+            <w:tcW w:type="dxa" w:w="3600"/>
+            <w:shd w:fill="f0f4f8"/>
+          </w:tcPr>
+          <w:p>
+            <w:r/>
+            <w:r>
+              <w:rPr>
+                <w:rFonts w:ascii="Calibri" w:hAnsi="Calibri"/>
+                <w:color w:val="E67E22"/>
+                <w:sz w:val="16"/>
+              </w:rPr>
+              <w:t>███████████████</w:t>
+            </w:r>
+          </w:p>
+        </w:tc>
+        <w:tc>
+          <w:tcPr>
+            <w:tcW w:type="dxa" w:w="1728"/>
+            <w:shd w:fill="f0f4f8"/>
+          </w:tcPr>
+          <w:p>
+            <w:r/>
+            <w:r>
+              <w:rPr>
+                <w:rFonts w:ascii="Calibri" w:hAnsi="Calibri"/>
+                <w:b w:val="0"/>
+                <w:sz w:val="16"/>
+              </w:rPr>
+              <w:t>108 (12.0%)</w:t>
+            </w:r>
+          </w:p>
+        </w:tc>
+      </w:tr>
+      <w:tr>
+        <w:tc>
+          <w:tcPr>
+            <w:tcW w:type="dxa" w:w="3600"/>
+          </w:tcPr>
+          <w:p>
+            <w:r/>
+            <w:r>
+              <w:rPr>
+                <w:rFonts w:ascii="Calibri" w:hAnsi="Calibri"/>
+                <w:b/>
+                <w:sz w:val="16"/>
+              </w:rPr>
+              <w:t>Content Word Errors</w:t>
+            </w:r>
+          </w:p>
+        </w:tc>
+        <w:tc>
+          <w:tcPr>
+            <w:tcW w:type="dxa" w:w="3600"/>
+          </w:tcPr>
+          <w:p>
+            <w:r/>
+            <w:r>
+              <w:rPr>
+                <w:rFonts w:ascii="Calibri" w:hAnsi="Calibri"/>
+                <w:color w:val="F1C40F"/>
+                <w:sz w:val="16"/>
+              </w:rPr>
+              <w:t>█████████████</w:t>
+            </w:r>
+          </w:p>
+        </w:tc>
+        <w:tc>
+          <w:tcPr>
+            <w:tcW w:type="dxa" w:w="1728"/>
+          </w:tcPr>
+          <w:p>
+            <w:r/>
+            <w:r>
+              <w:rPr>
+                <w:rFonts w:ascii="Calibri" w:hAnsi="Calibri"/>
+                <w:b w:val="0"/>
+                <w:sz w:val="16"/>
+              </w:rPr>
+              <w:t>96 (10.7%)</w:t>
+            </w:r>
+          </w:p>
+        </w:tc>
+      </w:tr>
+      <w:tr>
+        <w:tc>
+          <w:tcPr>
+            <w:tcW w:type="dxa" w:w="3600"/>
+            <w:shd w:fill="f0f4f8"/>
+          </w:tcPr>
+          <w:p>
+            <w:r/>
+            <w:r>
+              <w:rPr>
+                <w:rFonts w:ascii="Calibri" w:hAnsi="Calibri"/>
+                <w:b/>
+                <w:sz w:val="16"/>
+              </w:rPr>
+              <w:t>Empty Output</w:t>
+            </w:r>
+          </w:p>
+        </w:tc>
+        <w:tc>
+          <w:tcPr>
+            <w:tcW w:type="dxa" w:w="3600"/>
+            <w:shd w:fill="f0f4f8"/>
+          </w:tcPr>
+          <w:p>
+            <w:r/>
+            <w:r>
+              <w:rPr>
+                <w:rFonts w:ascii="Calibri" w:hAnsi="Calibri"/>
+                <w:color w:val="922B21"/>
+                <w:sz w:val="16"/>
+              </w:rPr>
+              <w:t>█████████</w:t>
+            </w:r>
+          </w:p>
+        </w:tc>
+        <w:tc>
+          <w:tcPr>
+            <w:tcW w:type="dxa" w:w="1728"/>
+            <w:shd w:fill="f0f4f8"/>
+          </w:tcPr>
+          <w:p>
+            <w:r/>
+            <w:r>
+              <w:rPr>
+                <w:rFonts w:ascii="Calibri" w:hAnsi="Calibri"/>
+                <w:b w:val="0"/>
+                <w:sz w:val="16"/>
+              </w:rPr>
+              <w:t>70 (7.8%)</w:t>
+            </w:r>
+          </w:p>
+        </w:tc>
+      </w:tr>
+      <w:tr>
+        <w:tc>
+          <w:tcPr>
+            <w:tcW w:type="dxa" w:w="3600"/>
+          </w:tcPr>
+          <w:p>
+            <w:r/>
+            <w:r>
+              <w:rPr>
+                <w:rFonts w:ascii="Calibri" w:hAnsi="Calibri"/>
+                <w:b/>
+                <w:sz w:val="16"/>
+              </w:rPr>
+              <w:t>Truncation</w:t>
+            </w:r>
+          </w:p>
+        </w:tc>
+        <w:tc>
+          <w:tcPr>
+            <w:tcW w:type="dxa" w:w="3600"/>
+          </w:tcPr>
+          <w:p>
+            <w:r/>
+            <w:r>
+              <w:rPr>
+                <w:rFonts w:ascii="Calibri" w:hAnsi="Calibri"/>
+                <w:color w:val="7D3C98"/>
+                <w:sz w:val="16"/>
+              </w:rPr>
+              <w:t>█</w:t>
+            </w:r>
+          </w:p>
+        </w:tc>
+        <w:tc>
+          <w:tcPr>
+            <w:tcW w:type="dxa" w:w="1728"/>
+          </w:tcPr>
+          <w:p>
+            <w:r/>
+            <w:r>
+              <w:rPr>
+                <w:rFonts w:ascii="Calibri" w:hAnsi="Calibri"/>
+                <w:b w:val="0"/>
+                <w:sz w:val="16"/>
+              </w:rPr>
+              <w:t>10 (1.1%)</w:t>
+            </w:r>
+          </w:p>
+        </w:tc>
+      </w:tr>
+      <w:tr>
+        <w:tc>
+          <w:tcPr>
+            <w:tcW w:type="dxa" w:w="3600"/>
+            <w:shd w:fill="f0f4f8"/>
+          </w:tcPr>
+          <w:p>
+            <w:r/>
+            <w:r>
+              <w:rPr>
+                <w:rFonts w:ascii="Calibri" w:hAnsi="Calibri"/>
+                <w:b/>
+                <w:sz w:val="16"/>
+              </w:rPr>
+              <w:t>Over-generation</w:t>
+            </w:r>
+          </w:p>
+        </w:tc>
+        <w:tc>
+          <w:tcPr>
+            <w:tcW w:type="dxa" w:w="3600"/>
+            <w:shd w:fill="f0f4f8"/>
+          </w:tcPr>
+          <w:p>
+            <w:r/>
+            <w:r>
+              <w:rPr>
+                <w:rFonts w:ascii="Calibri" w:hAnsi="Calibri"/>
+                <w:color w:val="6C3483"/>
+                <w:sz w:val="16"/>
+              </w:rPr>
+              <w:t>█</w:t>
+            </w:r>
+          </w:p>
+        </w:tc>
+        <w:tc>
+          <w:tcPr>
+            <w:tcW w:type="dxa" w:w="1728"/>
+            <w:shd w:fill="f0f4f8"/>
+          </w:tcPr>
+          <w:p>
+            <w:r/>
+            <w:r>
+              <w:rPr>
+                <w:rFonts w:ascii="Calibri" w:hAnsi="Calibri"/>
+                <w:b w:val="0"/>
+                <w:sz w:val="16"/>
+              </w:rPr>
+              <w:t>1 (0.1%)</w:t>
+            </w:r>
+          </w:p>
+        </w:tc>
+      </w:tr>
+    </w:tbl>
+    <w:p/>
+    <w:p>
+      <w:pPr>
+        <w:pStyle w:val="Heading2"/>
+      </w:pPr>
+      <w:r>
+        <w:rPr>
+          <w:rFonts w:ascii="Calibri" w:hAnsi="Calibri"/>
+          <w:color w:val="2A5A8C"/>
+        </w:rPr>
+        <w:t>Failure Mode Descriptions</w:t>
+      </w:r>
+    </w:p>
+    <w:p>
+      <w:pPr>
+        <w:spacing w:after="80"/>
+      </w:pPr>
+      <w:r>
+        <w:rPr>
+          <w:rFonts w:ascii="Calibri" w:hAnsi="Calibri"/>
+          <w:b/>
+          <w:i w:val="0"/>
+          <w:sz w:val="18"/>
+        </w:rPr>
+        <w:t>Hallucination (111 segments, 12.3%)</w:t>
+      </w:r>
+    </w:p>
+    <w:p>
+      <w:pPr>
+        <w:spacing w:after="120"/>
+      </w:pPr>
+      <w:r>
+        <w:rPr>
+          <w:rFonts w:ascii="Calibri" w:hAnsi="Calibri"/>
+          <w:b w:val="0"/>
+          <w:i w:val="0"/>
+          <w:sz w:val="18"/>
+        </w:rPr>
+        <w:t>WER &gt; 100%. The model generated fluent but completely fabricated text, longer than the original. This is the most dangerous failure mode because the output looks confident and plausible.</w:t>
+      </w:r>
+    </w:p>
+    <w:p>
+      <w:pPr>
+        <w:spacing w:after="80"/>
+      </w:pPr>
+      <w:r>
+        <w:rPr>
+          <w:rFonts w:ascii="Calibri" w:hAnsi="Calibri"/>
+          <w:b/>
+          <w:i w:val="0"/>
+          <w:sz w:val="18"/>
+        </w:rPr>
+        <w:t>Empty Output (70 segments, 7.8%)</w:t>
+      </w:r>
+    </w:p>
+    <w:p>
+      <w:pPr>
+        <w:spacing w:after="120"/>
+      </w:pPr>
+      <w:r>
+        <w:rPr>
+          <w:rFonts w:ascii="Calibri" w:hAnsi="Calibri"/>
+          <w:b w:val="0"/>
+          <w:i w:val="0"/>
+          <w:sz w:val="18"/>
+        </w:rPr>
+        <w:t>The model produced nothing. The decoding process failed silently, producing zero tokens. These represent complete system failures.</w:t>
+      </w:r>
+    </w:p>
+    <w:p>
+      <w:pPr>
+        <w:spacing w:after="80"/>
+      </w:pPr>
+      <w:r>
+        <w:rPr>
+          <w:rFonts w:ascii="Calibri" w:hAnsi="Calibri"/>
+          <w:b/>
+          <w:i w:val="0"/>
+          <w:sz w:val="18"/>
+        </w:rPr>
+        <w:t>Total Topic Drift (143 segments, 15.9%)</w:t>
+      </w:r>
+    </w:p>
+    <w:p>
+      <w:pPr>
+        <w:spacing w:after="120"/>
+      </w:pPr>
+      <w:r>
+        <w:rPr>
+          <w:rFonts w:ascii="Calibri" w:hAnsi="Calibri"/>
+          <w:b w:val="0"/>
+          <w:i w:val="0"/>
+          <w:sz w:val="18"/>
+        </w:rPr>
+        <w:t>Neither semantic similarity nor phonetic similarity could find any connection between reference and hypothesis. The model produced text about a completely different subject.</w:t>
+      </w:r>
+    </w:p>
+    <w:p>
+      <w:pPr>
+        <w:spacing w:after="80"/>
+      </w:pPr>
+      <w:r>
+        <w:rPr>
+          <w:rFonts w:ascii="Calibri" w:hAnsi="Calibri"/>
+          <w:b/>
+          <w:i w:val="0"/>
+          <w:sz w:val="18"/>
+        </w:rPr>
+        <w:t>Phonetically Similar but Wrong Topic (141 segments, 15.7%)</w:t>
+      </w:r>
+    </w:p>
+    <w:p>
+      <w:pPr>
+        <w:spacing w:after="120"/>
+      </w:pPr>
+      <w:r>
+        <w:rPr>
+          <w:rFonts w:ascii="Calibri" w:hAnsi="Calibri"/>
+          <w:b w:val="0"/>
+          <w:i w:val="0"/>
+          <w:sz w:val="18"/>
+        </w:rPr>
+        <w:t>The words sound similar to the reference but convey a different meaning. The lip movements were correctly read but mapped to wrong word choices. Example: "admiral mcrae" → "animal migratory".</w:t>
+      </w:r>
+    </w:p>
+    <w:p>
+      <w:pPr>
+        <w:spacing w:after="80"/>
+      </w:pPr>
+      <w:r>
+        <w:rPr>
+          <w:rFonts w:ascii="Calibri" w:hAnsi="Calibri"/>
+          <w:b/>
+          <w:i w:val="0"/>
+          <w:sz w:val="18"/>
+        </w:rPr>
+        <w:t>Entity Destruction (108 segments, 12.0%)</w:t>
+      </w:r>
+    </w:p>
+    <w:p>
+      <w:pPr>
+        <w:spacing w:after="120"/>
+      </w:pPr>
+      <w:r>
+        <w:rPr>
+          <w:rFonts w:ascii="Calibri" w:hAnsi="Calibri"/>
+          <w:b w:val="0"/>
+          <w:i w:val="0"/>
+          <w:sz w:val="18"/>
+        </w:rPr>
+        <w:t>The general topic is vaguely preserved but all proper nouns, numbers, and names are destroyed. These are unrecoverable because names cannot be guessed from context.</w:t>
+      </w:r>
+    </w:p>
+    <w:p>
+      <w:pPr>
+        <w:spacing w:after="80"/>
+      </w:pPr>
+      <w:r>
+        <w:rPr>
+          <w:rFonts w:ascii="Calibri" w:hAnsi="Calibri"/>
+          <w:b/>
+          <w:i w:val="0"/>
+          <w:sz w:val="18"/>
+        </w:rPr>
+        <w:t>High Error Rate (109 segments, 12.1%)</w:t>
+      </w:r>
+    </w:p>
+    <w:p>
+      <w:pPr>
+        <w:spacing w:after="120"/>
+      </w:pPr>
+      <w:r>
+        <w:rPr>
+          <w:rFonts w:ascii="Calibri" w:hAnsi="Calibri"/>
+          <w:b w:val="0"/>
+          <w:i w:val="0"/>
+          <w:sz w:val="18"/>
+        </w:rPr>
+        <w:t>WER &gt; 70% with no compensating semantic or phonetic similarity. Too many words are wrong for any signal to survive.</w:t>
+      </w:r>
+    </w:p>
+    <w:p>
+      <w:pPr>
+        <w:spacing w:after="80"/>
+      </w:pPr>
+      <w:r>
+        <w:rPr>
+          <w:rFonts w:ascii="Calibri" w:hAnsi="Calibri"/>
+          <w:b/>
+          <w:i w:val="0"/>
+          <w:sz w:val="18"/>
+        </w:rPr>
+        <w:t>Content Word Errors (96 segments, 10.7%)</w:t>
+      </w:r>
+    </w:p>
+    <w:p>
+      <w:pPr>
+        <w:spacing w:after="120"/>
+      </w:pPr>
+      <w:r>
+        <w:rPr>
+          <w:rFonts w:ascii="Calibri" w:hAnsi="Calibri"/>
+          <w:b w:val="0"/>
+          <w:i w:val="0"/>
+          <w:sz w:val="18"/>
+        </w:rPr>
+        <w:t>The sentence structure is intact but key content words (nouns, verbs) are substituted with unrelated words. Function words are correct but meaning is lost.</w:t>
+      </w:r>
+    </w:p>
+    <w:p>
+      <w:pPr>
+        <w:spacing w:after="80"/>
+      </w:pPr>
+      <w:r>
+        <w:rPr>
+          <w:rFonts w:ascii="Calibri" w:hAnsi="Calibri"/>
+          <w:b/>
+          <w:i w:val="0"/>
+          <w:sz w:val="18"/>
+        </w:rPr>
+        <w:t>Accumulated Small Errors (111 segments, 12.3%)</w:t>
+      </w:r>
+    </w:p>
+    <w:p>
+      <w:pPr>
+        <w:spacing w:after="120"/>
+      </w:pPr>
+      <w:r>
+        <w:rPr>
+          <w:rFonts w:ascii="Calibri" w:hAnsi="Calibri"/>
+          <w:b w:val="0"/>
+          <w:i w:val="0"/>
+          <w:sz w:val="18"/>
+        </w:rPr>
+        <w:t>No single catastrophic failure, but many small errors add up to destroy the overall meaning. Each error is individually minor but collectively fatal.</w:t>
+      </w:r>
+    </w:p>
+    <w:p>
+      <w:pPr>
+        <w:spacing w:after="80"/>
+      </w:pPr>
+      <w:r>
+        <w:rPr>
+          <w:rFonts w:ascii="Calibri" w:hAnsi="Calibri"/>
+          <w:b/>
+          <w:i w:val="0"/>
+          <w:sz w:val="18"/>
+        </w:rPr>
+        <w:t>Truncation (10 segments, 1.1%)</w:t>
+      </w:r>
+    </w:p>
+    <w:p>
+      <w:pPr>
+        <w:spacing w:after="120"/>
+      </w:pPr>
+      <w:r>
+        <w:rPr>
+          <w:rFonts w:ascii="Calibri" w:hAnsi="Calibri"/>
+          <w:b w:val="0"/>
+          <w:i w:val="0"/>
+          <w:sz w:val="18"/>
+        </w:rPr>
+        <w:t>The model produced a much shorter output than expected (&lt; 30% of reference length). The decoding ended too early.</w:t>
+      </w:r>
+    </w:p>
+    <w:p>
+      <w:pPr>
+        <w:spacing w:after="80"/>
+      </w:pPr>
+      <w:r>
+        <w:rPr>
+          <w:rFonts w:ascii="Calibri" w:hAnsi="Calibri"/>
+          <w:b/>
+          <w:i w:val="0"/>
+          <w:sz w:val="18"/>
+        </w:rPr>
+        <w:t>Over-generation (1 segments, 0.1%)</w:t>
+      </w:r>
+    </w:p>
+    <w:p>
+      <w:pPr>
+        <w:spacing w:after="120"/>
+      </w:pPr>
+      <w:r>
+        <w:rPr>
+          <w:rFonts w:ascii="Calibri" w:hAnsi="Calibri"/>
+          <w:b w:val="0"/>
+          <w:i w:val="0"/>
+          <w:sz w:val="18"/>
+        </w:rPr>
+        <w:t>The model produced a much longer output than expected (&gt; 180% of reference length) without WER exceeding 100%. Extra content was inserted.</w:t>
+      </w:r>
+      <w:r>
+        <w:br w:type="page"/>
+      </w:r>
+    </w:p>
+    <w:p>
+      <w:pPr>
+        <w:pStyle w:val="Heading1"/>
+      </w:pPr>
+      <w:r>
+        <w:rPr>
+          <w:rFonts w:ascii="Calibri" w:hAnsi="Calibri"/>
+          <w:color w:val="1A3A5C"/>
+        </w:rPr>
+        <w:t>Success Pattern Analysis</w:t>
+      </w:r>
+    </w:p>
+    <w:p>
+      <w:pPr>
+        <w:spacing w:after="80"/>
+      </w:pPr>
+      <w:r>
+        <w:rPr>
+          <w:rFonts w:ascii="Calibri" w:hAnsi="Calibri"/>
+          <w:b w:val="0"/>
+          <w:i w:val="0"/>
+          <w:sz w:val="20"/>
+        </w:rPr>
+        <w:t>Of the 597 segments that were properly captured (IS &gt;= 3.0), what made them succeed? The chart below reveals the dominant pattern that drove each segment above the intelligibility threshold.</w:t>
+      </w:r>
+    </w:p>
+    <w:tbl>
+      <w:tblPr>
+        <w:tblStyle w:val="TableGrid"/>
+        <w:tblW w:type="auto" w:w="0"/>
+        <w:jc w:val="center"/>
+        <w:tblLook w:firstColumn="1" w:firstRow="1" w:lastColumn="0" w:lastRow="0" w:noHBand="0" w:noVBand="1" w:val="04A0"/>
+      </w:tblPr>
+      <w:tblGrid>
+        <w:gridCol w:w="3024"/>
+        <w:gridCol w:w="3024"/>
+        <w:gridCol w:w="3024"/>
+      </w:tblGrid>
+      <w:tr>
+        <w:tc>
+          <w:tcPr>
+            <w:tcW w:type="dxa" w:w="3600"/>
+          </w:tcPr>
+          <w:p>
+            <w:r/>
+            <w:r>
+              <w:rPr>
+                <w:rFonts w:ascii="Calibri" w:hAnsi="Calibri"/>
+                <w:b/>
+                <w:sz w:val="16"/>
+              </w:rPr>
+              <w:t>Phonetically Preserved</w:t>
+            </w:r>
+          </w:p>
+        </w:tc>
+        <w:tc>
+          <w:tcPr>
+            <w:tcW w:type="dxa" w:w="3600"/>
+          </w:tcPr>
+          <w:p>
+            <w:r/>
+            <w:r>
+              <w:rPr>
+                <w:rFonts w:ascii="Calibri" w:hAnsi="Calibri"/>
+                <w:color w:val="27AE60"/>
+                <w:sz w:val="16"/>
+              </w:rPr>
+              <w:t>████████████████████</w:t>
+            </w:r>
+          </w:p>
+        </w:tc>
+        <w:tc>
+          <w:tcPr>
+            <w:tcW w:type="dxa" w:w="1728"/>
+          </w:tcPr>
+          <w:p>
+            <w:r/>
+            <w:r>
+              <w:rPr>
+                <w:rFonts w:ascii="Calibri" w:hAnsi="Calibri"/>
+                <w:b w:val="0"/>
+                <w:sz w:val="16"/>
+              </w:rPr>
+              <w:t>248 (41.5%)</w:t>
+            </w:r>
+          </w:p>
+        </w:tc>
+      </w:tr>
+      <w:tr>
+        <w:tc>
+          <w:tcPr>
+            <w:tcW w:type="dxa" w:w="3600"/>
+            <w:shd w:fill="f0f4f8"/>
+          </w:tcPr>
+          <w:p>
+            <w:r/>
+            <w:r>
+              <w:rPr>
+                <w:rFonts w:ascii="Calibri" w:hAnsi="Calibri"/>
+                <w:b/>
+                <w:sz w:val="16"/>
+              </w:rPr>
+              <w:t>Minor Errors, High Semantic Match</w:t>
+            </w:r>
+          </w:p>
+        </w:tc>
+        <w:tc>
+          <w:tcPr>
+            <w:tcW w:type="dxa" w:w="3600"/>
+            <w:shd w:fill="f0f4f8"/>
+          </w:tcPr>
+          <w:p>
+            <w:r/>
+            <w:r>
+              <w:rPr>
+                <w:rFonts w:ascii="Calibri" w:hAnsi="Calibri"/>
+                <w:color w:val="1A8C4E"/>
+                <w:sz w:val="16"/>
+              </w:rPr>
+              <w:t>███████████</w:t>
+            </w:r>
+          </w:p>
+        </w:tc>
+        <w:tc>
+          <w:tcPr>
+            <w:tcW w:type="dxa" w:w="1728"/>
+            <w:shd w:fill="f0f4f8"/>
+          </w:tcPr>
+          <w:p>
+            <w:r/>
+            <w:r>
+              <w:rPr>
+                <w:rFonts w:ascii="Calibri" w:hAnsi="Calibri"/>
+                <w:b w:val="0"/>
+                <w:sz w:val="16"/>
+              </w:rPr>
+              <w:t>146 (24.5%)</w:t>
+            </w:r>
+          </w:p>
+        </w:tc>
+      </w:tr>
+      <w:tr>
+        <w:tc>
+          <w:tcPr>
+            <w:tcW w:type="dxa" w:w="3600"/>
+          </w:tcPr>
+          <w:p>
+            <w:r/>
+            <w:r>
+              <w:rPr>
+                <w:rFonts w:ascii="Calibri" w:hAnsi="Calibri"/>
+                <w:b/>
+                <w:sz w:val="16"/>
+              </w:rPr>
+              <w:t>Entities Preserved</w:t>
+            </w:r>
+          </w:p>
+        </w:tc>
+        <w:tc>
+          <w:tcPr>
+            <w:tcW w:type="dxa" w:w="3600"/>
+          </w:tcPr>
+          <w:p>
+            <w:r/>
+            <w:r>
+              <w:rPr>
+                <w:rFonts w:ascii="Calibri" w:hAnsi="Calibri"/>
+                <w:color w:val="2ECC71"/>
+                <w:sz w:val="16"/>
+              </w:rPr>
+              <w:t>█████</w:t>
+            </w:r>
+          </w:p>
+        </w:tc>
+        <w:tc>
+          <w:tcPr>
+            <w:tcW w:type="dxa" w:w="1728"/>
+          </w:tcPr>
+          <w:p>
+            <w:r/>
+            <w:r>
+              <w:rPr>
+                <w:rFonts w:ascii="Calibri" w:hAnsi="Calibri"/>
+                <w:b w:val="0"/>
+                <w:sz w:val="16"/>
+              </w:rPr>
+              <w:t>74 (12.4%)</w:t>
+            </w:r>
+          </w:p>
+        </w:tc>
+      </w:tr>
+      <w:tr>
+        <w:tc>
+          <w:tcPr>
+            <w:tcW w:type="dxa" w:w="3600"/>
+            <w:shd w:fill="f0f4f8"/>
+          </w:tcPr>
+          <w:p>
+            <w:r/>
+            <w:r>
+              <w:rPr>
+                <w:rFonts w:ascii="Calibri" w:hAnsi="Calibri"/>
+                <w:b/>
+                <w:sz w:val="16"/>
+              </w:rPr>
+              <w:t>Near-Perfect Output</w:t>
+            </w:r>
+          </w:p>
+        </w:tc>
+        <w:tc>
+          <w:tcPr>
+            <w:tcW w:type="dxa" w:w="3600"/>
+            <w:shd w:fill="f0f4f8"/>
+          </w:tcPr>
+          <w:p>
+            <w:r/>
+            <w:r>
+              <w:rPr>
+                <w:rFonts w:ascii="Calibri" w:hAnsi="Calibri"/>
+                <w:color w:val="155724"/>
+                <w:sz w:val="16"/>
+              </w:rPr>
+              <w:t>█████</w:t>
+            </w:r>
+          </w:p>
+        </w:tc>
+        <w:tc>
+          <w:tcPr>
+            <w:tcW w:type="dxa" w:w="1728"/>
+            <w:shd w:fill="f0f4f8"/>
+          </w:tcPr>
+          <w:p>
+            <w:r/>
+            <w:r>
+              <w:rPr>
+                <w:rFonts w:ascii="Calibri" w:hAnsi="Calibri"/>
+                <w:b w:val="0"/>
+                <w:sz w:val="16"/>
+              </w:rPr>
+              <w:t>69 (11.6%)</w:t>
+            </w:r>
+          </w:p>
+        </w:tc>
+      </w:tr>
+      <w:tr>
+        <w:tc>
+          <w:tcPr>
+            <w:tcW w:type="dxa" w:w="3600"/>
+          </w:tcPr>
+          <w:p>
+            <w:r/>
+            <w:r>
+              <w:rPr>
+                <w:rFonts w:ascii="Calibri" w:hAnsi="Calibri"/>
+                <w:b/>
+                <w:sz w:val="16"/>
+              </w:rPr>
+              <w:t>Good Semantic + Correct Length</w:t>
+            </w:r>
+          </w:p>
+        </w:tc>
+        <w:tc>
+          <w:tcPr>
+            <w:tcW w:type="dxa" w:w="3600"/>
+          </w:tcPr>
+          <w:p>
+            <w:r/>
+            <w:r>
+              <w:rPr>
+                <w:rFonts w:ascii="Calibri" w:hAnsi="Calibri"/>
+                <w:color w:val="58D68D"/>
+                <w:sz w:val="16"/>
+              </w:rPr>
+              <w:t>███</w:t>
+            </w:r>
+          </w:p>
+        </w:tc>
+        <w:tc>
+          <w:tcPr>
+            <w:tcW w:type="dxa" w:w="1728"/>
+          </w:tcPr>
+          <w:p>
+            <w:r/>
+            <w:r>
+              <w:rPr>
+                <w:rFonts w:ascii="Calibri" w:hAnsi="Calibri"/>
+                <w:b w:val="0"/>
+                <w:sz w:val="16"/>
+              </w:rPr>
+              <w:t>45 (7.5%)</w:t>
+            </w:r>
+          </w:p>
+        </w:tc>
+      </w:tr>
+      <w:tr>
+        <w:tc>
+          <w:tcPr>
+            <w:tcW w:type="dxa" w:w="3600"/>
+            <w:shd w:fill="f0f4f8"/>
+          </w:tcPr>
+          <w:p>
+            <w:r/>
+            <w:r>
+              <w:rPr>
+                <w:rFonts w:ascii="Calibri" w:hAnsi="Calibri"/>
+                <w:b/>
+                <w:sz w:val="16"/>
+              </w:rPr>
+              <w:t>Low-Moderate WER</w:t>
+            </w:r>
+          </w:p>
+        </w:tc>
+        <w:tc>
+          <w:tcPr>
+            <w:tcW w:type="dxa" w:w="3600"/>
+            <w:shd w:fill="f0f4f8"/>
+          </w:tcPr>
+          <w:p>
+            <w:r/>
+            <w:r>
+              <w:rPr>
+                <w:rFonts w:ascii="Calibri" w:hAnsi="Calibri"/>
+                <w:color w:val="82E0AA"/>
+                <w:sz w:val="16"/>
+              </w:rPr>
+              <w:t>█</w:t>
+            </w:r>
+          </w:p>
+        </w:tc>
+        <w:tc>
+          <w:tcPr>
+            <w:tcW w:type="dxa" w:w="1728"/>
+            <w:shd w:fill="f0f4f8"/>
+          </w:tcPr>
+          <w:p>
+            <w:r/>
+            <w:r>
+              <w:rPr>
+                <w:rFonts w:ascii="Calibri" w:hAnsi="Calibri"/>
+                <w:b w:val="0"/>
+                <w:sz w:val="16"/>
+              </w:rPr>
+              <w:t>13 (2.2%)</w:t>
+            </w:r>
+          </w:p>
+        </w:tc>
+      </w:tr>
+      <w:tr>
+        <w:tc>
+          <w:tcPr>
+            <w:tcW w:type="dxa" w:w="3600"/>
+          </w:tcPr>
+          <w:p>
+            <w:r/>
+            <w:r>
+              <w:rPr>
+                <w:rFonts w:ascii="Calibri" w:hAnsi="Calibri"/>
+                <w:b/>
+                <w:sz w:val="16"/>
+              </w:rPr>
+              <w:t>Combined Semantic + Phonetic Bridge</w:t>
+            </w:r>
+          </w:p>
+        </w:tc>
+        <w:tc>
+          <w:tcPr>
+            <w:tcW w:type="dxa" w:w="3600"/>
+          </w:tcPr>
+          <w:p>
+            <w:r/>
+            <w:r>
+              <w:rPr>
+                <w:rFonts w:ascii="Calibri" w:hAnsi="Calibri"/>
+                <w:color w:val="ABEBC6"/>
+                <w:sz w:val="16"/>
+              </w:rPr>
+              <w:t>█</w:t>
+            </w:r>
+          </w:p>
+        </w:tc>
+        <w:tc>
+          <w:tcPr>
+            <w:tcW w:type="dxa" w:w="1728"/>
+          </w:tcPr>
+          <w:p>
+            <w:r/>
+            <w:r>
+              <w:rPr>
+                <w:rFonts w:ascii="Calibri" w:hAnsi="Calibri"/>
+                <w:b w:val="0"/>
+                <w:sz w:val="16"/>
+              </w:rPr>
+              <w:t>2 (0.3%)</w:t>
+            </w:r>
+          </w:p>
+        </w:tc>
+      </w:tr>
+    </w:tbl>
+    <w:p/>
+    <w:p>
+      <w:pPr>
+        <w:pStyle w:val="Heading2"/>
+      </w:pPr>
+      <w:r>
+        <w:rPr>
+          <w:rFonts w:ascii="Calibri" w:hAnsi="Calibri"/>
+          <w:color w:val="2A5A8C"/>
+        </w:rPr>
+        <w:t>Key Insight: Phonetic Preservation Is the #1 Success Driver</w:t>
+      </w:r>
+    </w:p>
+    <w:p>
+      <w:pPr>
+        <w:spacing w:after="80"/>
+      </w:pPr>
+      <w:r>
+        <w:rPr>
+          <w:rFonts w:ascii="Calibri" w:hAnsi="Calibri"/>
+          <w:b w:val="0"/>
+          <w:i w:val="0"/>
+          <w:sz w:val="20"/>
+        </w:rPr>
+        <w:t>The single largest success category is 'Phonetically Preserved' (248 segments, 41.5%). These are segments where the WER is moderate (&gt; 25%) but the wrong words SOUND like the right words. The model correctly read the lip movements and mapped them to phonetically plausible words.</w:t>
+      </w:r>
+    </w:p>
+    <w:p>
+      <w:pPr>
+        <w:spacing w:after="80"/>
+      </w:pPr>
+      <w:r>
+        <w:rPr>
+          <w:rFonts w:ascii="Calibri" w:hAnsi="Calibri"/>
+          <w:b w:val="0"/>
+          <w:i w:val="0"/>
+          <w:sz w:val="20"/>
+        </w:rPr>
+        <w:t>This confirms a key property of lip-reading: the visual signal preserves the phonetic structure of speech even when specific words are wrong. A system that corrects phonetic near-misses (e.g., via acoustic language model rescoring) could potentially recover a large fraction of these segments to near-perfect accuracy.</w:t>
+      </w:r>
+    </w:p>
+    <w:p>
+      <w:pPr>
+        <w:pStyle w:val="Heading2"/>
+      </w:pPr>
+      <w:r>
+        <w:rPr>
+          <w:rFonts w:ascii="Calibri" w:hAnsi="Calibri"/>
+          <w:color w:val="2A5A8C"/>
+        </w:rPr>
+        <w:t>What Successful Segments Look Like (Signal Comparison)</w:t>
+      </w:r>
+    </w:p>
+    <w:tbl>
+      <w:tblPr>
+        <w:tblStyle w:val="TableGrid"/>
+        <w:tblW w:type="auto" w:w="0"/>
+        <w:jc w:val="center"/>
+        <w:tblLook w:firstColumn="1" w:firstRow="1" w:lastColumn="0" w:lastRow="0" w:noHBand="0" w:noVBand="1" w:val="04A0"/>
+      </w:tblPr>
+      <w:tblGrid>
+        <w:gridCol w:w="2268"/>
+        <w:gridCol w:w="2268"/>
+        <w:gridCol w:w="2268"/>
+        <w:gridCol w:w="2268"/>
+      </w:tblGrid>
+      <w:tr>
+        <w:tc>
+          <w:tcPr>
+            <w:tcW w:type="dxa" w:w="2880"/>
+            <w:shd w:fill="1a3a5c"/>
+          </w:tcPr>
+          <w:p>
+            <w:r/>
+            <w:r>
+              <w:rPr>
+                <w:rFonts w:ascii="Calibri" w:hAnsi="Calibri"/>
+                <w:b/>
+                <w:color w:val="FFFFFF"/>
+                <w:sz w:val="16"/>
+              </w:rPr>
+              <w:t>Signal</w:t>
+            </w:r>
+          </w:p>
+        </w:tc>
+        <w:tc>
+          <w:tcPr>
+            <w:tcW w:type="dxa" w:w="1872"/>
+            <w:shd w:fill="1a3a5c"/>
+          </w:tcPr>
+          <w:p>
+            <w:r/>
+            <w:r>
+              <w:rPr>
+                <w:rFonts w:ascii="Calibri" w:hAnsi="Calibri"/>
+                <w:b/>
+                <w:color w:val="FFFFFF"/>
+                <w:sz w:val="16"/>
+              </w:rPr>
+              <w:t>Success Mean</w:t>
+            </w:r>
+          </w:p>
+        </w:tc>
+        <w:tc>
+          <w:tcPr>
+            <w:tcW w:type="dxa" w:w="1872"/>
+            <w:shd w:fill="1a3a5c"/>
+          </w:tcPr>
+          <w:p>
+            <w:r/>
+            <w:r>
+              <w:rPr>
+                <w:rFonts w:ascii="Calibri" w:hAnsi="Calibri"/>
+                <w:b/>
+                <w:color w:val="FFFFFF"/>
+                <w:sz w:val="16"/>
+              </w:rPr>
+              <w:t>Failure Mean</w:t>
+            </w:r>
+          </w:p>
+        </w:tc>
+        <w:tc>
+          <w:tcPr>
+            <w:tcW w:type="dxa" w:w="1440"/>
+            <w:shd w:fill="1a3a5c"/>
+          </w:tcPr>
+          <w:p>
+            <w:r/>
+            <w:r>
+              <w:rPr>
+                <w:rFonts w:ascii="Calibri" w:hAnsi="Calibri"/>
+                <w:b/>
+                <w:color w:val="FFFFFF"/>
+                <w:sz w:val="16"/>
+              </w:rPr>
+              <w:t>Gap</w:t>
+            </w:r>
+          </w:p>
+        </w:tc>
+      </w:tr>
+      <w:tr>
+        <w:tc>
+          <w:tcPr>
+            <w:tcW w:type="dxa" w:w="2880"/>
+            <w:shd w:fill="d4edda"/>
+          </w:tcPr>
+          <w:p>
+            <w:r/>
+            <w:r>
+              <w:rPr>
+                <w:rFonts w:ascii="Calibri" w:hAnsi="Calibri"/>
+                <w:b w:val="0"/>
+                <w:sz w:val="16"/>
+              </w:rPr>
+              <w:t>Semantic Similarity</w:t>
+            </w:r>
+          </w:p>
+        </w:tc>
+        <w:tc>
+          <w:tcPr>
+            <w:tcW w:type="dxa" w:w="1872"/>
+            <w:shd w:fill="d4edda"/>
+          </w:tcPr>
+          <w:p>
+            <w:r/>
+            <w:r>
+              <w:rPr>
+                <w:rFonts w:ascii="Calibri" w:hAnsi="Calibri"/>
+                <w:b w:val="0"/>
+                <w:sz w:val="16"/>
+              </w:rPr>
+              <w:t>0.736</w:t>
+            </w:r>
+          </w:p>
+        </w:tc>
+        <w:tc>
+          <w:tcPr>
+            <w:tcW w:type="dxa" w:w="1872"/>
+            <w:shd w:fill="d4edda"/>
+          </w:tcPr>
+          <w:p>
+            <w:r/>
+            <w:r>
+              <w:rPr>
+                <w:rFonts w:ascii="Calibri" w:hAnsi="Calibri"/>
+                <w:b w:val="0"/>
+                <w:sz w:val="16"/>
+              </w:rPr>
+              <w:t>0.238</w:t>
+            </w:r>
+          </w:p>
+        </w:tc>
+        <w:tc>
+          <w:tcPr>
+            <w:tcW w:type="dxa" w:w="1440"/>
+            <w:shd w:fill="d4edda"/>
+          </w:tcPr>
+          <w:p>
+            <w:r/>
+            <w:r>
+              <w:rPr>
+                <w:rFonts w:ascii="Calibri" w:hAnsi="Calibri"/>
+                <w:b w:val="0"/>
+                <w:sz w:val="16"/>
+              </w:rPr>
+              <w:t>+0.499</w:t>
+            </w:r>
+          </w:p>
+        </w:tc>
+      </w:tr>
+      <w:tr>
+        <w:tc>
+          <w:tcPr>
+            <w:tcW w:type="dxa" w:w="2880"/>
+            <w:shd w:fill="d4edda"/>
+          </w:tcPr>
+          <w:p>
+            <w:r/>
+            <w:r>
+              <w:rPr>
+                <w:rFonts w:ascii="Calibri" w:hAnsi="Calibri"/>
+                <w:b w:val="0"/>
+                <w:sz w:val="16"/>
+              </w:rPr>
+              <w:t>Phonetic Similarity</w:t>
+            </w:r>
+          </w:p>
+        </w:tc>
+        <w:tc>
+          <w:tcPr>
+            <w:tcW w:type="dxa" w:w="1872"/>
+            <w:shd w:fill="d4edda"/>
+          </w:tcPr>
+          <w:p>
+            <w:r/>
+            <w:r>
+              <w:rPr>
+                <w:rFonts w:ascii="Calibri" w:hAnsi="Calibri"/>
+                <w:b w:val="0"/>
+                <w:sz w:val="16"/>
+              </w:rPr>
+              <w:t>0.809</w:t>
+            </w:r>
+          </w:p>
+        </w:tc>
+        <w:tc>
+          <w:tcPr>
+            <w:tcW w:type="dxa" w:w="1872"/>
+            <w:shd w:fill="d4edda"/>
+          </w:tcPr>
+          <w:p>
+            <w:r/>
+            <w:r>
+              <w:rPr>
+                <w:rFonts w:ascii="Calibri" w:hAnsi="Calibri"/>
+                <w:b w:val="0"/>
+                <w:sz w:val="16"/>
+              </w:rPr>
+              <w:t>0.382</w:t>
+            </w:r>
+          </w:p>
+        </w:tc>
+        <w:tc>
+          <w:tcPr>
+            <w:tcW w:type="dxa" w:w="1440"/>
+            <w:shd w:fill="d4edda"/>
+          </w:tcPr>
+          <w:p>
+            <w:r/>
+            <w:r>
+              <w:rPr>
+                <w:rFonts w:ascii="Calibri" w:hAnsi="Calibri"/>
+                <w:b w:val="0"/>
+                <w:sz w:val="16"/>
+              </w:rPr>
+              <w:t>+0.427</w:t>
+            </w:r>
+          </w:p>
+        </w:tc>
+      </w:tr>
+      <w:tr>
+        <w:tc>
+          <w:tcPr>
+            <w:tcW w:type="dxa" w:w="2880"/>
+          </w:tcPr>
+          <w:p>
+            <w:r/>
+            <w:r>
+              <w:rPr>
+                <w:rFonts w:ascii="Calibri" w:hAnsi="Calibri"/>
+                <w:b w:val="0"/>
+                <w:sz w:val="16"/>
+              </w:rPr>
+              <w:t>WER (%)</w:t>
+            </w:r>
+          </w:p>
+        </w:tc>
+        <w:tc>
+          <w:tcPr>
+            <w:tcW w:type="dxa" w:w="1872"/>
+          </w:tcPr>
+          <w:p>
+            <w:r/>
+            <w:r>
+              <w:rPr>
+                <w:rFonts w:ascii="Calibri" w:hAnsi="Calibri"/>
+                <w:b w:val="0"/>
+                <w:sz w:val="16"/>
+              </w:rPr>
+              <w:t>30.2</w:t>
+            </w:r>
+          </w:p>
+        </w:tc>
+        <w:tc>
+          <w:tcPr>
+            <w:tcW w:type="dxa" w:w="1872"/>
+          </w:tcPr>
+          <w:p>
+            <w:r/>
+            <w:r>
+              <w:rPr>
+                <w:rFonts w:ascii="Calibri" w:hAnsi="Calibri"/>
+                <w:b w:val="0"/>
+                <w:sz w:val="16"/>
+              </w:rPr>
+              <w:t>86.5</w:t>
+            </w:r>
+          </w:p>
+        </w:tc>
+        <w:tc>
+          <w:tcPr>
+            <w:tcW w:type="dxa" w:w="1440"/>
+          </w:tcPr>
+          <w:p>
+            <w:r/>
+            <w:r>
+              <w:rPr>
+                <w:rFonts w:ascii="Calibri" w:hAnsi="Calibri"/>
+                <w:b w:val="0"/>
+                <w:sz w:val="16"/>
+              </w:rPr>
+              <w:t>-56.3</w:t>
+            </w:r>
+          </w:p>
+        </w:tc>
+      </w:tr>
+      <w:tr>
+        <w:tc>
+          <w:tcPr>
+            <w:tcW w:type="dxa" w:w="2880"/>
+            <w:shd w:fill="f0f4f8"/>
+          </w:tcPr>
+          <w:p>
+            <w:r/>
+            <w:r>
+              <w:rPr>
+                <w:rFonts w:ascii="Calibri" w:hAnsi="Calibri"/>
+                <w:b w:val="0"/>
+                <w:sz w:val="16"/>
+              </w:rPr>
+              <w:t>WWER (%)</w:t>
+            </w:r>
+          </w:p>
+        </w:tc>
+        <w:tc>
+          <w:tcPr>
+            <w:tcW w:type="dxa" w:w="1872"/>
+            <w:shd w:fill="f0f4f8"/>
+          </w:tcPr>
+          <w:p>
+            <w:r/>
+            <w:r>
+              <w:rPr>
+                <w:rFonts w:ascii="Calibri" w:hAnsi="Calibri"/>
+                <w:b w:val="0"/>
+                <w:sz w:val="16"/>
+              </w:rPr>
+              <w:t>31.1</w:t>
+            </w:r>
+          </w:p>
+        </w:tc>
+        <w:tc>
+          <w:tcPr>
+            <w:tcW w:type="dxa" w:w="1872"/>
+            <w:shd w:fill="f0f4f8"/>
+          </w:tcPr>
+          <w:p>
+            <w:r/>
+            <w:r>
+              <w:rPr>
+                <w:rFonts w:ascii="Calibri" w:hAnsi="Calibri"/>
+                <w:b w:val="0"/>
+                <w:sz w:val="16"/>
+              </w:rPr>
+              <w:t>82.3</w:t>
+            </w:r>
+          </w:p>
+        </w:tc>
+        <w:tc>
+          <w:tcPr>
+            <w:tcW w:type="dxa" w:w="1440"/>
+            <w:shd w:fill="f0f4f8"/>
+          </w:tcPr>
+          <w:p>
+            <w:r/>
+            <w:r>
+              <w:rPr>
+                <w:rFonts w:ascii="Calibri" w:hAnsi="Calibri"/>
+                <w:b w:val="0"/>
+                <w:sz w:val="16"/>
+              </w:rPr>
+              <w:t>-51.2</w:t>
+            </w:r>
+          </w:p>
+        </w:tc>
+      </w:tr>
+      <w:tr>
+        <w:tc>
+          <w:tcPr>
+            <w:tcW w:type="dxa" w:w="2880"/>
+            <w:shd w:fill="d4edda"/>
+          </w:tcPr>
+          <w:p>
+            <w:r/>
+            <w:r>
+              <w:rPr>
+                <w:rFonts w:ascii="Calibri" w:hAnsi="Calibri"/>
+                <w:b w:val="0"/>
+                <w:sz w:val="16"/>
+              </w:rPr>
+              <w:t>NEA F1 (%)</w:t>
+            </w:r>
+          </w:p>
+        </w:tc>
+        <w:tc>
+          <w:tcPr>
+            <w:tcW w:type="dxa" w:w="1872"/>
+            <w:shd w:fill="d4edda"/>
+          </w:tcPr>
+          <w:p>
+            <w:r/>
+            <w:r>
+              <w:rPr>
+                <w:rFonts w:ascii="Calibri" w:hAnsi="Calibri"/>
+                <w:b w:val="0"/>
+                <w:sz w:val="16"/>
+              </w:rPr>
+              <w:t>74.0</w:t>
+            </w:r>
+          </w:p>
+        </w:tc>
+        <w:tc>
+          <w:tcPr>
+            <w:tcW w:type="dxa" w:w="1872"/>
+            <w:shd w:fill="d4edda"/>
+          </w:tcPr>
+          <w:p>
+            <w:r/>
+            <w:r>
+              <w:rPr>
+                <w:rFonts w:ascii="Calibri" w:hAnsi="Calibri"/>
+                <w:b w:val="0"/>
+                <w:sz w:val="16"/>
+              </w:rPr>
+              <w:t>15.7</w:t>
+            </w:r>
+          </w:p>
+        </w:tc>
+        <w:tc>
+          <w:tcPr>
+            <w:tcW w:type="dxa" w:w="1440"/>
+            <w:shd w:fill="d4edda"/>
+          </w:tcPr>
+          <w:p>
+            <w:r/>
+            <w:r>
+              <w:rPr>
+                <w:rFonts w:ascii="Calibri" w:hAnsi="Calibri"/>
+                <w:b w:val="0"/>
+                <w:sz w:val="16"/>
+              </w:rPr>
+              <w:t>+58.3</w:t>
+            </w:r>
+          </w:p>
+        </w:tc>
+      </w:tr>
+      <w:tr>
+        <w:tc>
+          <w:tcPr>
+            <w:tcW w:type="dxa" w:w="2880"/>
+            <w:shd w:fill="f0f4f8"/>
+          </w:tcPr>
+          <w:p>
+            <w:r/>
+            <w:r>
+              <w:rPr>
+                <w:rFonts w:ascii="Calibri" w:hAnsi="Calibri"/>
+                <w:b w:val="0"/>
+                <w:sz w:val="16"/>
+              </w:rPr>
+              <w:t>Length Ratio</w:t>
+            </w:r>
+          </w:p>
+        </w:tc>
+        <w:tc>
+          <w:tcPr>
+            <w:tcW w:type="dxa" w:w="1872"/>
+            <w:shd w:fill="f0f4f8"/>
+          </w:tcPr>
+          <w:p>
+            <w:r/>
+            <w:r>
+              <w:rPr>
+                <w:rFonts w:ascii="Calibri" w:hAnsi="Calibri"/>
+                <w:b w:val="0"/>
+                <w:sz w:val="16"/>
+              </w:rPr>
+              <w:t>0.974</w:t>
+            </w:r>
+          </w:p>
+        </w:tc>
+        <w:tc>
+          <w:tcPr>
+            <w:tcW w:type="dxa" w:w="1872"/>
+            <w:shd w:fill="f0f4f8"/>
+          </w:tcPr>
+          <w:p>
+            <w:r/>
+            <w:r>
+              <w:rPr>
+                <w:rFonts w:ascii="Calibri" w:hAnsi="Calibri"/>
+                <w:b w:val="0"/>
+                <w:sz w:val="16"/>
+              </w:rPr>
+              <w:t>0.892</w:t>
+            </w:r>
+          </w:p>
+        </w:tc>
+        <w:tc>
+          <w:tcPr>
+            <w:tcW w:type="dxa" w:w="1440"/>
+            <w:shd w:fill="f0f4f8"/>
+          </w:tcPr>
+          <w:p>
+            <w:r/>
+            <w:r>
+              <w:rPr>
+                <w:rFonts w:ascii="Calibri" w:hAnsi="Calibri"/>
+                <w:b w:val="0"/>
+                <w:sz w:val="16"/>
+              </w:rPr>
+              <w:t>+0.082</w:t>
+            </w:r>
+          </w:p>
+        </w:tc>
+      </w:tr>
+    </w:tbl>
+    <w:p/>
+    <w:p>
+      <w:pPr>
+        <w:spacing w:after="80"/>
+      </w:pPr>
+      <w:r>
+        <w:rPr>
+          <w:rFonts w:ascii="Calibri" w:hAnsi="Calibri"/>
+          <w:b w:val="0"/>
+          <w:i w:val="0"/>
+          <w:sz w:val="20"/>
+        </w:rPr>
+        <w:t>The largest differentiators are NEA F1 (entity preservation, +58 gap), WER (-56 gap), and semantic similarity (+0.50 gap). Successful segments preserve entities, have lower error rates, and maintain semantic coherence. Length ratio is notably similar between groups, confirming that length alone is not a strong predictor of quality.</w:t>
+      </w:r>
+      <w:r>
+        <w:br w:type="page"/>
+      </w:r>
+    </w:p>
+    <w:p>
+      <w:pPr>
+        <w:pStyle w:val="Heading1"/>
+      </w:pPr>
+      <w:r>
+        <w:rPr>
+          <w:rFonts w:ascii="Calibri" w:hAnsi="Calibri"/>
+          <w:color w:val="1A3A5C"/>
+        </w:rPr>
+        <w:t>Topic Analysis</w:t>
+      </w:r>
+    </w:p>
+    <w:p>
+      <w:pPr>
+        <w:spacing w:after="80"/>
+      </w:pPr>
+      <w:r>
+        <w:rPr>
+          <w:rFonts w:ascii="Calibri" w:hAnsi="Calibri"/>
+          <w:b w:val="0"/>
+          <w:i w:val="0"/>
+          <w:sz w:val="20"/>
+        </w:rPr>
+        <w:t>Topics are assigned by keyword matching on reference text. This reveals which content domains the lip-reading model handles best and worst. All three assessment methods (IS threshold, rule-based context, LLM-based context) are shown per topic.</w:t>
+      </w:r>
+    </w:p>
+    <w:p>
+      <w:pPr>
+        <w:pStyle w:val="Heading2"/>
+      </w:pPr>
+      <w:r>
+        <w:rPr>
+          <w:rFonts w:ascii="Calibri" w:hAnsi="Calibri"/>
+          <w:color w:val="2A5A8C"/>
+        </w:rPr>
+        <w:t>Intelligibility by Topic (sorted by Mean IS)</w:t>
+      </w:r>
+    </w:p>
+    <w:tbl>
+      <w:tblPr>
+        <w:tblStyle w:val="TableGrid"/>
+        <w:tblW w:type="auto" w:w="0"/>
+        <w:jc w:val="center"/>
+        <w:tblLook w:firstColumn="1" w:firstRow="1" w:lastColumn="0" w:lastRow="0" w:noHBand="0" w:noVBand="1" w:val="04A0"/>
+      </w:tblPr>
+      <w:tblGrid>
+        <w:gridCol w:w="2268"/>
+        <w:gridCol w:w="2268"/>
+        <w:gridCol w:w="2268"/>
+        <w:gridCol w:w="2268"/>
+      </w:tblGrid>
+      <w:tr>
+        <w:tc>
+          <w:tcPr>
+            <w:tcW w:type="dxa" w:w="2592"/>
+          </w:tcPr>
+          <w:p>
+            <w:r/>
+            <w:r>
+              <w:rPr>
+                <w:rFonts w:ascii="Calibri" w:hAnsi="Calibri"/>
+                <w:b/>
+                <w:sz w:val="16"/>
+              </w:rPr>
+              <w:t>Business/Finance</w:t>
+            </w:r>
+          </w:p>
+        </w:tc>
+        <w:tc>
+          <w:tcPr>
+            <w:tcW w:type="dxa" w:w="2880"/>
+          </w:tcPr>
+          <w:p>
+            <w:r/>
+            <w:r>
+              <w:rPr>
+                <w:rFonts w:ascii="Calibri" w:hAnsi="Calibri"/>
+                <w:color w:val="15AE24"/>
+                <w:sz w:val="16"/>
+              </w:rPr>
+              <w:t>███████████████</w:t>
+            </w:r>
+          </w:p>
+        </w:tc>
+        <w:tc>
+          <w:tcPr>
+            <w:tcW w:type="dxa" w:w="1152"/>
+          </w:tcPr>
+          <w:p>
+            <w:r/>
+            <w:r>
+              <w:rPr>
+                <w:rFonts w:ascii="Calibri" w:hAnsi="Calibri"/>
+                <w:b w:val="0"/>
+                <w:sz w:val="16"/>
+              </w:rPr>
+              <w:t>IS 3.08</w:t>
+            </w:r>
+          </w:p>
+        </w:tc>
+        <w:tc>
+          <w:tcPr>
+            <w:tcW w:type="dxa" w:w="2880"/>
+          </w:tcPr>
+          <w:p>
+            <w:r/>
+            <w:r>
+              <w:rPr>
+                <w:rFonts w:ascii="Calibri" w:hAnsi="Calibri"/>
+                <w:b w:val="0"/>
+                <w:sz w:val="14"/>
+              </w:rPr>
+              <w:t>N=46, Cap=56.5%, CtxR=63.0%, CtxL=67.4%</w:t>
+            </w:r>
+          </w:p>
+        </w:tc>
+      </w:tr>
+      <w:tr>
+        <w:tc>
+          <w:tcPr>
+            <w:tcW w:type="dxa" w:w="2592"/>
+            <w:shd w:fill="f0f4f8"/>
+          </w:tcPr>
+          <w:p>
+            <w:r/>
+            <w:r>
+              <w:rPr>
+                <w:rFonts w:ascii="Calibri" w:hAnsi="Calibri"/>
+                <w:b/>
+                <w:sz w:val="16"/>
+              </w:rPr>
+              <w:t>Sports/Fitness</w:t>
+            </w:r>
+          </w:p>
+        </w:tc>
+        <w:tc>
+          <w:tcPr>
+            <w:tcW w:type="dxa" w:w="2880"/>
+            <w:shd w:fill="f0f4f8"/>
+          </w:tcPr>
+          <w:p>
+            <w:r/>
+            <w:r>
+              <w:rPr>
+                <w:rFonts w:ascii="Calibri" w:hAnsi="Calibri"/>
+                <w:color w:val="26A527"/>
+                <w:sz w:val="16"/>
+              </w:rPr>
+              <w:t>██████████████</w:t>
+            </w:r>
+          </w:p>
+        </w:tc>
+        <w:tc>
+          <w:tcPr>
+            <w:tcW w:type="dxa" w:w="1152"/>
+            <w:shd w:fill="f0f4f8"/>
+          </w:tcPr>
+          <w:p>
+            <w:r/>
+            <w:r>
+              <w:rPr>
+                <w:rFonts w:ascii="Calibri" w:hAnsi="Calibri"/>
+                <w:b w:val="0"/>
+                <w:sz w:val="16"/>
+              </w:rPr>
+              <w:t>IS 2.90</w:t>
+            </w:r>
+          </w:p>
+        </w:tc>
+        <w:tc>
+          <w:tcPr>
+            <w:tcW w:type="dxa" w:w="2880"/>
+            <w:shd w:fill="f0f4f8"/>
+          </w:tcPr>
+          <w:p>
+            <w:r/>
+            <w:r>
+              <w:rPr>
+                <w:rFonts w:ascii="Calibri" w:hAnsi="Calibri"/>
+                <w:b w:val="0"/>
+                <w:sz w:val="14"/>
+              </w:rPr>
+              <w:t>N=31, Cap=48.4%, CtxR=58.1%, CtxL=61.3%</w:t>
+            </w:r>
+          </w:p>
+        </w:tc>
+      </w:tr>
+      <w:tr>
+        <w:tc>
+          <w:tcPr>
+            <w:tcW w:type="dxa" w:w="2592"/>
+          </w:tcPr>
+          <w:p>
+            <w:r/>
+            <w:r>
+              <w:rPr>
+                <w:rFonts w:ascii="Calibri" w:hAnsi="Calibri"/>
+                <w:b/>
+                <w:sz w:val="16"/>
+              </w:rPr>
+              <w:t>Education/Academic</w:t>
+            </w:r>
+          </w:p>
+        </w:tc>
+        <w:tc>
+          <w:tcPr>
+            <w:tcW w:type="dxa" w:w="2880"/>
+          </w:tcPr>
+          <w:p>
+            <w:r/>
+            <w:r>
+              <w:rPr>
+                <w:rFonts w:ascii="Calibri" w:hAnsi="Calibri"/>
+                <w:color w:val="379C2B"/>
+                <w:sz w:val="16"/>
+              </w:rPr>
+              <w:t>██████████████</w:t>
+            </w:r>
+          </w:p>
+        </w:tc>
+        <w:tc>
+          <w:tcPr>
+            <w:tcW w:type="dxa" w:w="1152"/>
+          </w:tcPr>
+          <w:p>
+            <w:r/>
+            <w:r>
+              <w:rPr>
+                <w:rFonts w:ascii="Calibri" w:hAnsi="Calibri"/>
+                <w:b w:val="0"/>
+                <w:sz w:val="16"/>
+              </w:rPr>
+              <w:t>IS 2.83</w:t>
+            </w:r>
+          </w:p>
+        </w:tc>
+        <w:tc>
+          <w:tcPr>
+            <w:tcW w:type="dxa" w:w="2880"/>
+          </w:tcPr>
+          <w:p>
+            <w:r/>
+            <w:r>
+              <w:rPr>
+                <w:rFonts w:ascii="Calibri" w:hAnsi="Calibri"/>
+                <w:b w:val="0"/>
+                <w:sz w:val="14"/>
+              </w:rPr>
+              <w:t>N=86, Cap=47.7%, CtxR=53.5%, CtxL=59.3%</w:t>
+            </w:r>
+          </w:p>
+        </w:tc>
+      </w:tr>
+      <w:tr>
+        <w:tc>
+          <w:tcPr>
+            <w:tcW w:type="dxa" w:w="2592"/>
+            <w:shd w:fill="f0f4f8"/>
+          </w:tcPr>
+          <w:p>
+            <w:r/>
+            <w:r>
+              <w:rPr>
+                <w:rFonts w:ascii="Calibri" w:hAnsi="Calibri"/>
+                <w:b/>
+                <w:sz w:val="16"/>
+              </w:rPr>
+              <w:t>Politics/News</w:t>
+            </w:r>
+          </w:p>
+        </w:tc>
+        <w:tc>
+          <w:tcPr>
+            <w:tcW w:type="dxa" w:w="2880"/>
+            <w:shd w:fill="f0f4f8"/>
+          </w:tcPr>
+          <w:p>
+            <w:r/>
+            <w:r>
+              <w:rPr>
+                <w:rFonts w:ascii="Calibri" w:hAnsi="Calibri"/>
+                <w:color w:val="48932E"/>
+                <w:sz w:val="16"/>
+              </w:rPr>
+              <w:t>██████████████</w:t>
+            </w:r>
+          </w:p>
+        </w:tc>
+        <w:tc>
+          <w:tcPr>
+            <w:tcW w:type="dxa" w:w="1152"/>
+            <w:shd w:fill="f0f4f8"/>
+          </w:tcPr>
+          <w:p>
+            <w:r/>
+            <w:r>
+              <w:rPr>
+                <w:rFonts w:ascii="Calibri" w:hAnsi="Calibri"/>
+                <w:b w:val="0"/>
+                <w:sz w:val="16"/>
+              </w:rPr>
+              <w:t>IS 2.81</w:t>
+            </w:r>
+          </w:p>
+        </w:tc>
+        <w:tc>
+          <w:tcPr>
+            <w:tcW w:type="dxa" w:w="2880"/>
+            <w:shd w:fill="f0f4f8"/>
+          </w:tcPr>
+          <w:p>
+            <w:r/>
+            <w:r>
+              <w:rPr>
+                <w:rFonts w:ascii="Calibri" w:hAnsi="Calibri"/>
+                <w:b w:val="0"/>
+                <w:sz w:val="14"/>
+              </w:rPr>
+              <w:t>N=34, Cap=50.0%, CtxR=50.0%, CtxL=55.9%</w:t>
+            </w:r>
+          </w:p>
+        </w:tc>
+      </w:tr>
+      <w:tr>
+        <w:tc>
+          <w:tcPr>
+            <w:tcW w:type="dxa" w:w="2592"/>
+          </w:tcPr>
+          <w:p>
+            <w:r/>
+            <w:r>
+              <w:rPr>
+                <w:rFonts w:ascii="Calibri" w:hAnsi="Calibri"/>
+                <w:b/>
+                <w:sz w:val="16"/>
+              </w:rPr>
+              <w:t>Technology</w:t>
+            </w:r>
+          </w:p>
+        </w:tc>
+        <w:tc>
+          <w:tcPr>
+            <w:tcW w:type="dxa" w:w="2880"/>
+          </w:tcPr>
+          <w:p>
+            <w:r/>
+            <w:r>
+              <w:rPr>
+                <w:rFonts w:ascii="Calibri" w:hAnsi="Calibri"/>
+                <w:color w:val="598B32"/>
+                <w:sz w:val="16"/>
+              </w:rPr>
+              <w:t>█████████████</w:t>
+            </w:r>
+          </w:p>
+        </w:tc>
+        <w:tc>
+          <w:tcPr>
+            <w:tcW w:type="dxa" w:w="1152"/>
+          </w:tcPr>
+          <w:p>
+            <w:r/>
+            <w:r>
+              <w:rPr>
+                <w:rFonts w:ascii="Calibri" w:hAnsi="Calibri"/>
+                <w:b w:val="0"/>
+                <w:sz w:val="16"/>
+              </w:rPr>
+              <w:t>IS 2.70</w:t>
+            </w:r>
+          </w:p>
+        </w:tc>
+        <w:tc>
+          <w:tcPr>
+            <w:tcW w:type="dxa" w:w="2880"/>
+          </w:tcPr>
+          <w:p>
+            <w:r/>
+            <w:r>
+              <w:rPr>
+                <w:rFonts w:ascii="Calibri" w:hAnsi="Calibri"/>
+                <w:b w:val="0"/>
+                <w:sz w:val="14"/>
+              </w:rPr>
+              <w:t>N=132, Cap=49.2%, CtxR=50.0%, CtxL=56.8%</w:t>
+            </w:r>
+          </w:p>
+        </w:tc>
+      </w:tr>
+      <w:tr>
+        <w:tc>
+          <w:tcPr>
+            <w:tcW w:type="dxa" w:w="2592"/>
+            <w:shd w:fill="f0f4f8"/>
+          </w:tcPr>
+          <w:p>
+            <w:r/>
+            <w:r>
+              <w:rPr>
+                <w:rFonts w:ascii="Calibri" w:hAnsi="Calibri"/>
+                <w:b/>
+                <w:sz w:val="16"/>
+              </w:rPr>
+              <w:t>Cooking/Food</w:t>
+            </w:r>
+          </w:p>
+        </w:tc>
+        <w:tc>
+          <w:tcPr>
+            <w:tcW w:type="dxa" w:w="2880"/>
+            <w:shd w:fill="f0f4f8"/>
+          </w:tcPr>
+          <w:p>
+            <w:r/>
+            <w:r>
+              <w:rPr>
+                <w:rFonts w:ascii="Calibri" w:hAnsi="Calibri"/>
+                <w:color w:val="6A8236"/>
+                <w:sz w:val="16"/>
+              </w:rPr>
+              <w:t>█████████████</w:t>
+            </w:r>
+          </w:p>
+        </w:tc>
+        <w:tc>
+          <w:tcPr>
+            <w:tcW w:type="dxa" w:w="1152"/>
+            <w:shd w:fill="f0f4f8"/>
+          </w:tcPr>
+          <w:p>
+            <w:r/>
+            <w:r>
+              <w:rPr>
+                <w:rFonts w:ascii="Calibri" w:hAnsi="Calibri"/>
+                <w:b w:val="0"/>
+                <w:sz w:val="16"/>
+              </w:rPr>
+              <w:t>IS 2.66</w:t>
+            </w:r>
+          </w:p>
+        </w:tc>
+        <w:tc>
+          <w:tcPr>
+            <w:tcW w:type="dxa" w:w="2880"/>
+            <w:shd w:fill="f0f4f8"/>
+          </w:tcPr>
+          <w:p>
+            <w:r/>
+            <w:r>
+              <w:rPr>
+                <w:rFonts w:ascii="Calibri" w:hAnsi="Calibri"/>
+                <w:b w:val="0"/>
+                <w:sz w:val="14"/>
+              </w:rPr>
+              <w:t>N=117, Cap=44.4%, CtxR=50.4%, CtxL=59.8%</w:t>
+            </w:r>
+          </w:p>
+        </w:tc>
+      </w:tr>
+      <w:tr>
+        <w:tc>
+          <w:tcPr>
+            <w:tcW w:type="dxa" w:w="2592"/>
+          </w:tcPr>
+          <w:p>
+            <w:r/>
+            <w:r>
+              <w:rPr>
+                <w:rFonts w:ascii="Calibri" w:hAnsi="Calibri"/>
+                <w:b/>
+                <w:sz w:val="16"/>
+              </w:rPr>
+              <w:t>Medical/Health</w:t>
+            </w:r>
+          </w:p>
+        </w:tc>
+        <w:tc>
+          <w:tcPr>
+            <w:tcW w:type="dxa" w:w="2880"/>
+          </w:tcPr>
+          <w:p>
+            <w:r/>
+            <w:r>
+              <w:rPr>
+                <w:rFonts w:ascii="Calibri" w:hAnsi="Calibri"/>
+                <w:color w:val="7B7939"/>
+                <w:sz w:val="16"/>
+              </w:rPr>
+              <w:t>█████████████</w:t>
+            </w:r>
+          </w:p>
+        </w:tc>
+        <w:tc>
+          <w:tcPr>
+            <w:tcW w:type="dxa" w:w="1152"/>
+          </w:tcPr>
+          <w:p>
+            <w:r/>
+            <w:r>
+              <w:rPr>
+                <w:rFonts w:ascii="Calibri" w:hAnsi="Calibri"/>
+                <w:b w:val="0"/>
+                <w:sz w:val="16"/>
+              </w:rPr>
+              <w:t>IS 2.64</w:t>
+            </w:r>
+          </w:p>
+        </w:tc>
+        <w:tc>
+          <w:tcPr>
+            <w:tcW w:type="dxa" w:w="2880"/>
+          </w:tcPr>
+          <w:p>
+            <w:r/>
+            <w:r>
+              <w:rPr>
+                <w:rFonts w:ascii="Calibri" w:hAnsi="Calibri"/>
+                <w:b w:val="0"/>
+                <w:sz w:val="14"/>
+              </w:rPr>
+              <w:t>N=39, Cap=53.8%, CtxR=53.8%, CtxL=53.8%</w:t>
+            </w:r>
+          </w:p>
+        </w:tc>
+      </w:tr>
+      <w:tr>
+        <w:tc>
+          <w:tcPr>
+            <w:tcW w:type="dxa" w:w="2592"/>
+            <w:shd w:fill="f0f4f8"/>
+          </w:tcPr>
+          <w:p>
+            <w:r/>
+            <w:r>
+              <w:rPr>
+                <w:rFonts w:ascii="Calibri" w:hAnsi="Calibri"/>
+                <w:b/>
+                <w:sz w:val="16"/>
+              </w:rPr>
+              <w:t>Religion/Spirituality</w:t>
+            </w:r>
+          </w:p>
+        </w:tc>
+        <w:tc>
+          <w:tcPr>
+            <w:tcW w:type="dxa" w:w="2880"/>
+            <w:shd w:fill="f0f4f8"/>
+          </w:tcPr>
+          <w:p>
+            <w:r/>
+            <w:r>
+              <w:rPr>
+                <w:rFonts w:ascii="Calibri" w:hAnsi="Calibri"/>
+                <w:color w:val="8C713D"/>
+                <w:sz w:val="16"/>
+              </w:rPr>
+              <w:t>████████████</w:t>
+            </w:r>
+          </w:p>
+        </w:tc>
+        <w:tc>
+          <w:tcPr>
+            <w:tcW w:type="dxa" w:w="1152"/>
+            <w:shd w:fill="f0f4f8"/>
+          </w:tcPr>
+          <w:p>
+            <w:r/>
+            <w:r>
+              <w:rPr>
+                <w:rFonts w:ascii="Calibri" w:hAnsi="Calibri"/>
+                <w:b w:val="0"/>
+                <w:sz w:val="16"/>
+              </w:rPr>
+              <w:t>IS 2.55</w:t>
+            </w:r>
+          </w:p>
+        </w:tc>
+        <w:tc>
+          <w:tcPr>
+            <w:tcW w:type="dxa" w:w="2880"/>
+            <w:shd w:fill="f0f4f8"/>
+          </w:tcPr>
+          <w:p>
+            <w:r/>
+            <w:r>
+              <w:rPr>
+                <w:rFonts w:ascii="Calibri" w:hAnsi="Calibri"/>
+                <w:b w:val="0"/>
+                <w:sz w:val="14"/>
+              </w:rPr>
+              <w:t>N=17, Cap=35.3%, CtxR=29.4%, CtxL=47.1%</w:t>
+            </w:r>
+          </w:p>
+        </w:tc>
+      </w:tr>
+      <w:tr>
+        <w:tc>
+          <w:tcPr>
+            <w:tcW w:type="dxa" w:w="2592"/>
+          </w:tcPr>
+          <w:p>
+            <w:r/>
+            <w:r>
+              <w:rPr>
+                <w:rFonts w:ascii="Calibri" w:hAnsi="Calibri"/>
+                <w:b/>
+                <w:sz w:val="16"/>
+              </w:rPr>
+              <w:t>Other</w:t>
+            </w:r>
+          </w:p>
+        </w:tc>
+        <w:tc>
+          <w:tcPr>
+            <w:tcW w:type="dxa" w:w="2880"/>
+          </w:tcPr>
+          <w:p>
+            <w:r/>
+            <w:r>
+              <w:rPr>
+                <w:rFonts w:ascii="Calibri" w:hAnsi="Calibri"/>
+                <w:color w:val="9D6840"/>
+                <w:sz w:val="16"/>
+              </w:rPr>
+              <w:t>████████████</w:t>
+            </w:r>
+          </w:p>
+        </w:tc>
+        <w:tc>
+          <w:tcPr>
+            <w:tcW w:type="dxa" w:w="1152"/>
+          </w:tcPr>
+          <w:p>
+            <w:r/>
+            <w:r>
+              <w:rPr>
+                <w:rFonts w:ascii="Calibri" w:hAnsi="Calibri"/>
+                <w:b w:val="0"/>
+                <w:sz w:val="16"/>
+              </w:rPr>
+              <w:t>IS 2.42</w:t>
+            </w:r>
+          </w:p>
+        </w:tc>
+        <w:tc>
+          <w:tcPr>
+            <w:tcW w:type="dxa" w:w="2880"/>
+          </w:tcPr>
+          <w:p>
+            <w:r/>
+            <w:r>
+              <w:rPr>
+                <w:rFonts w:ascii="Calibri" w:hAnsi="Calibri"/>
+                <w:b w:val="0"/>
+                <w:sz w:val="14"/>
+              </w:rPr>
+              <w:t>N=899, Cap=36.2%, CtxR=39.9%, CtxL=46.7%</w:t>
+            </w:r>
+          </w:p>
+        </w:tc>
+      </w:tr>
+      <w:tr>
+        <w:tc>
+          <w:tcPr>
+            <w:tcW w:type="dxa" w:w="2592"/>
+            <w:shd w:fill="f0f4f8"/>
+          </w:tcPr>
+          <w:p>
+            <w:r/>
+            <w:r>
+              <w:rPr>
+                <w:rFonts w:ascii="Calibri" w:hAnsi="Calibri"/>
+                <w:b/>
+                <w:sz w:val="16"/>
+              </w:rPr>
+              <w:t>Entertainment</w:t>
+            </w:r>
+          </w:p>
+        </w:tc>
+        <w:tc>
+          <w:tcPr>
+            <w:tcW w:type="dxa" w:w="2880"/>
+            <w:shd w:fill="f0f4f8"/>
+          </w:tcPr>
+          <w:p>
+            <w:r/>
+            <w:r>
+              <w:rPr>
+                <w:rFonts w:ascii="Calibri" w:hAnsi="Calibri"/>
+                <w:color w:val="AE5F44"/>
+                <w:sz w:val="16"/>
+              </w:rPr>
+              <w:t>███████████</w:t>
+            </w:r>
+          </w:p>
+        </w:tc>
+        <w:tc>
+          <w:tcPr>
+            <w:tcW w:type="dxa" w:w="1152"/>
+            <w:shd w:fill="f0f4f8"/>
+          </w:tcPr>
+          <w:p>
+            <w:r/>
+            <w:r>
+              <w:rPr>
+                <w:rFonts w:ascii="Calibri" w:hAnsi="Calibri"/>
+                <w:b w:val="0"/>
+                <w:sz w:val="16"/>
+              </w:rPr>
+              <w:t>IS 2.23</w:t>
+            </w:r>
+          </w:p>
+        </w:tc>
+        <w:tc>
+          <w:tcPr>
+            <w:tcW w:type="dxa" w:w="2880"/>
+            <w:shd w:fill="f0f4f8"/>
+          </w:tcPr>
+          <w:p>
+            <w:r/>
+            <w:r>
+              <w:rPr>
+                <w:rFonts w:ascii="Calibri" w:hAnsi="Calibri"/>
+                <w:b w:val="0"/>
+                <w:sz w:val="14"/>
+              </w:rPr>
+              <w:t>N=69, Cap=30.4%, CtxR=34.8%, CtxL=47.8%</w:t>
+            </w:r>
+          </w:p>
+        </w:tc>
+      </w:tr>
+      <w:tr>
+        <w:tc>
+          <w:tcPr>
+            <w:tcW w:type="dxa" w:w="2592"/>
+          </w:tcPr>
+          <w:p>
+            <w:r/>
+            <w:r>
+              <w:rPr>
+                <w:rFonts w:ascii="Calibri" w:hAnsi="Calibri"/>
+                <w:b/>
+                <w:sz w:val="16"/>
+              </w:rPr>
+              <w:t>DIY/Home</w:t>
+            </w:r>
+          </w:p>
+        </w:tc>
+        <w:tc>
+          <w:tcPr>
+            <w:tcW w:type="dxa" w:w="2880"/>
+          </w:tcPr>
+          <w:p>
+            <w:r/>
+            <w:r>
+              <w:rPr>
+                <w:rFonts w:ascii="Calibri" w:hAnsi="Calibri"/>
+                <w:color w:val="C05748"/>
+                <w:sz w:val="16"/>
+              </w:rPr>
+              <w:t>██████████</w:t>
+            </w:r>
+          </w:p>
+        </w:tc>
+        <w:tc>
+          <w:tcPr>
+            <w:tcW w:type="dxa" w:w="1152"/>
+          </w:tcPr>
+          <w:p>
+            <w:r/>
+            <w:r>
+              <w:rPr>
+                <w:rFonts w:ascii="Calibri" w:hAnsi="Calibri"/>
+                <w:b w:val="0"/>
+                <w:sz w:val="16"/>
+              </w:rPr>
+              <w:t>IS 2.13</w:t>
+            </w:r>
+          </w:p>
+        </w:tc>
+        <w:tc>
+          <w:tcPr>
+            <w:tcW w:type="dxa" w:w="2880"/>
+          </w:tcPr>
+          <w:p>
+            <w:r/>
+            <w:r>
+              <w:rPr>
+                <w:rFonts w:ascii="Calibri" w:hAnsi="Calibri"/>
+                <w:b w:val="0"/>
+                <w:sz w:val="14"/>
+              </w:rPr>
+              <w:t>N=27, Cap=29.6%, CtxR=29.6%, CtxL=37.0%</w:t>
+            </w:r>
+          </w:p>
+        </w:tc>
+      </w:tr>
+    </w:tbl>
+    <w:p/>
+    <w:p>
+      <w:pPr>
+        <w:pStyle w:val="Heading2"/>
+      </w:pPr>
+      <w:r>
+        <w:rPr>
+          <w:rFonts w:ascii="Calibri" w:hAnsi="Calibri"/>
+          <w:color w:val="2A5A8C"/>
+        </w:rPr>
+        <w:t>Full Topic Metrics Table</w:t>
+      </w:r>
+    </w:p>
+    <w:tbl>
+      <w:tblPr>
+        <w:tblStyle w:val="TableGrid"/>
+        <w:tblW w:type="auto" w:w="0"/>
+        <w:jc w:val="center"/>
+        <w:tblLook w:firstColumn="1" w:firstRow="1" w:lastColumn="0" w:lastRow="0" w:noHBand="0" w:noVBand="1" w:val="04A0"/>
+      </w:tblPr>
+      <w:tblGrid>
+        <w:gridCol w:w="1296"/>
+        <w:gridCol w:w="1296"/>
+        <w:gridCol w:w="1296"/>
+        <w:gridCol w:w="1296"/>
+        <w:gridCol w:w="1296"/>
+        <w:gridCol w:w="1296"/>
+        <w:gridCol w:w="1296"/>
+      </w:tblGrid>
+      <w:tr>
+        <w:tc>
+          <w:tcPr>
+            <w:tcW w:type="dxa" w:w="2592"/>
+            <w:shd w:fill="1a3a5c"/>
+          </w:tcPr>
+          <w:p>
+            <w:r/>
+            <w:r>
+              <w:rPr>
+                <w:rFonts w:ascii="Calibri" w:hAnsi="Calibri"/>
+                <w:b/>
+                <w:color w:val="FFFFFF"/>
+                <w:sz w:val="16"/>
+              </w:rPr>
+              <w:t>Topic</w:t>
+            </w:r>
+          </w:p>
+        </w:tc>
+        <w:tc>
+          <w:tcPr>
+            <w:tcW w:type="dxa" w:w="720"/>
+            <w:shd w:fill="1a3a5c"/>
+          </w:tcPr>
+          <w:p>
+            <w:r/>
+            <w:r>
+              <w:rPr>
+                <w:rFonts w:ascii="Calibri" w:hAnsi="Calibri"/>
+                <w:b/>
+                <w:color w:val="FFFFFF"/>
+                <w:sz w:val="16"/>
+              </w:rPr>
+              <w:t>N</w:t>
+            </w:r>
+          </w:p>
+        </w:tc>
+        <w:tc>
+          <w:tcPr>
+            <w:tcW w:type="dxa" w:w="1008"/>
+            <w:shd w:fill="1a3a5c"/>
+          </w:tcPr>
+          <w:p>
+            <w:r/>
+            <w:r>
+              <w:rPr>
+                <w:rFonts w:ascii="Calibri" w:hAnsi="Calibri"/>
+                <w:b/>
+                <w:color w:val="FFFFFF"/>
+                <w:sz w:val="16"/>
+              </w:rPr>
+              <w:t>Mean IS</w:t>
+            </w:r>
+          </w:p>
+        </w:tc>
+        <w:tc>
+          <w:tcPr>
+            <w:tcW w:type="dxa" w:w="864"/>
+            <w:shd w:fill="1a3a5c"/>
+          </w:tcPr>
+          <w:p>
+            <w:r/>
+            <w:r>
+              <w:rPr>
+                <w:rFonts w:ascii="Calibri" w:hAnsi="Calibri"/>
+                <w:b/>
+                <w:color w:val="FFFFFF"/>
+                <w:sz w:val="16"/>
+              </w:rPr>
+              <w:t>WER</w:t>
+            </w:r>
+          </w:p>
+        </w:tc>
+        <w:tc>
+          <w:tcPr>
+            <w:tcW w:type="dxa" w:w="1152"/>
+            <w:shd w:fill="1a3a5c"/>
+          </w:tcPr>
+          <w:p>
+            <w:r/>
+            <w:r>
+              <w:rPr>
+                <w:rFonts w:ascii="Calibri" w:hAnsi="Calibri"/>
+                <w:b/>
+                <w:color w:val="FFFFFF"/>
+                <w:sz w:val="16"/>
+              </w:rPr>
+              <w:t>Captured%</w:t>
+            </w:r>
+          </w:p>
+        </w:tc>
+        <w:tc>
+          <w:tcPr>
+            <w:tcW w:type="dxa" w:w="1152"/>
+            <w:shd w:fill="1a3a5c"/>
+          </w:tcPr>
+          <w:p>
+            <w:r/>
+            <w:r>
+              <w:rPr>
+                <w:rFonts w:ascii="Calibri" w:hAnsi="Calibri"/>
+                <w:b/>
+                <w:color w:val="FFFFFF"/>
+                <w:sz w:val="16"/>
+              </w:rPr>
+              <w:t>Ctx Rule%</w:t>
+            </w:r>
+          </w:p>
+        </w:tc>
+        <w:tc>
+          <w:tcPr>
+            <w:tcW w:type="dxa" w:w="1152"/>
+            <w:shd w:fill="1a3a5c"/>
+          </w:tcPr>
+          <w:p>
+            <w:r/>
+            <w:r>
+              <w:rPr>
+                <w:rFonts w:ascii="Calibri" w:hAnsi="Calibri"/>
+                <w:b/>
+                <w:color w:val="FFFFFF"/>
+                <w:sz w:val="16"/>
+              </w:rPr>
+              <w:t>Ctx LLM%</w:t>
+            </w:r>
+          </w:p>
+        </w:tc>
+      </w:tr>
+      <w:tr>
+        <w:tc>
+          <w:tcPr>
+            <w:tcW w:type="dxa" w:w="2592"/>
+            <w:shd w:fill="d4edda"/>
+          </w:tcPr>
+          <w:p>
+            <w:r/>
+            <w:r>
+              <w:rPr>
+                <w:rFonts w:ascii="Calibri" w:hAnsi="Calibri"/>
+                <w:b w:val="0"/>
+                <w:sz w:val="16"/>
+              </w:rPr>
+              <w:t>Business/Finance</w:t>
+            </w:r>
+          </w:p>
+        </w:tc>
+        <w:tc>
+          <w:tcPr>
+            <w:tcW w:type="dxa" w:w="720"/>
+            <w:shd w:fill="d4edda"/>
+          </w:tcPr>
+          <w:p>
+            <w:r/>
+            <w:r>
+              <w:rPr>
+                <w:rFonts w:ascii="Calibri" w:hAnsi="Calibri"/>
+                <w:b w:val="0"/>
+                <w:sz w:val="16"/>
+              </w:rPr>
+              <w:t>46</w:t>
+            </w:r>
+          </w:p>
+        </w:tc>
+        <w:tc>
+          <w:tcPr>
+            <w:tcW w:type="dxa" w:w="1008"/>
+            <w:shd w:fill="d4edda"/>
+          </w:tcPr>
+          <w:p>
+            <w:r/>
+            <w:r>
+              <w:rPr>
+                <w:rFonts w:ascii="Calibri" w:hAnsi="Calibri"/>
+                <w:b w:val="0"/>
+                <w:sz w:val="16"/>
+              </w:rPr>
+              <w:t>3.08</w:t>
+            </w:r>
+          </w:p>
+        </w:tc>
+        <w:tc>
+          <w:tcPr>
+            <w:tcW w:type="dxa" w:w="864"/>
+            <w:shd w:fill="d4edda"/>
+          </w:tcPr>
+          <w:p>
+            <w:r/>
+            <w:r>
+              <w:rPr>
+                <w:rFonts w:ascii="Calibri" w:hAnsi="Calibri"/>
+                <w:b w:val="0"/>
+                <w:sz w:val="16"/>
+              </w:rPr>
+              <w:t>47%</w:t>
+            </w:r>
+          </w:p>
+        </w:tc>
+        <w:tc>
+          <w:tcPr>
+            <w:tcW w:type="dxa" w:w="1152"/>
+            <w:shd w:fill="d4edda"/>
+          </w:tcPr>
+          <w:p>
+            <w:r/>
+            <w:r>
+              <w:rPr>
+                <w:rFonts w:ascii="Calibri" w:hAnsi="Calibri"/>
+                <w:b w:val="0"/>
+                <w:sz w:val="16"/>
+              </w:rPr>
+              <w:t>56.5%</w:t>
+            </w:r>
+          </w:p>
+        </w:tc>
+        <w:tc>
+          <w:tcPr>
+            <w:tcW w:type="dxa" w:w="1152"/>
+            <w:shd w:fill="d4edda"/>
+          </w:tcPr>
+          <w:p>
+            <w:r/>
+            <w:r>
+              <w:rPr>
+                <w:rFonts w:ascii="Calibri" w:hAnsi="Calibri"/>
+                <w:b w:val="0"/>
+                <w:sz w:val="16"/>
+              </w:rPr>
+              <w:t>63.0%</w:t>
+            </w:r>
+          </w:p>
+        </w:tc>
+        <w:tc>
+          <w:tcPr>
+            <w:tcW w:type="dxa" w:w="1152"/>
+            <w:shd w:fill="d4edda"/>
+          </w:tcPr>
+          <w:p>
+            <w:r/>
+            <w:r>
+              <w:rPr>
+                <w:rFonts w:ascii="Calibri" w:hAnsi="Calibri"/>
+                <w:b w:val="0"/>
+                <w:sz w:val="16"/>
+              </w:rPr>
+              <w:t>67.4%</w:t>
+            </w:r>
+          </w:p>
+        </w:tc>
+      </w:tr>
+      <w:tr>
+        <w:tc>
+          <w:tcPr>
+            <w:tcW w:type="dxa" w:w="2592"/>
+            <w:shd w:fill="fff3cd"/>
+          </w:tcPr>
+          <w:p>
+            <w:r/>
+            <w:r>
+              <w:rPr>
+                <w:rFonts w:ascii="Calibri" w:hAnsi="Calibri"/>
+                <w:b w:val="0"/>
+                <w:sz w:val="16"/>
+              </w:rPr>
+              <w:t>Sports/Fitness</w:t>
+            </w:r>
+          </w:p>
+        </w:tc>
+        <w:tc>
+          <w:tcPr>
+            <w:tcW w:type="dxa" w:w="720"/>
+            <w:shd w:fill="fff3cd"/>
+          </w:tcPr>
+          <w:p>
+            <w:r/>
+            <w:r>
+              <w:rPr>
+                <w:rFonts w:ascii="Calibri" w:hAnsi="Calibri"/>
+                <w:b w:val="0"/>
+                <w:sz w:val="16"/>
+              </w:rPr>
+              <w:t>31</w:t>
+            </w:r>
+          </w:p>
+        </w:tc>
+        <w:tc>
+          <w:tcPr>
+            <w:tcW w:type="dxa" w:w="1008"/>
+            <w:shd w:fill="fff3cd"/>
+          </w:tcPr>
+          <w:p>
+            <w:r/>
+            <w:r>
+              <w:rPr>
+                <w:rFonts w:ascii="Calibri" w:hAnsi="Calibri"/>
+                <w:b w:val="0"/>
+                <w:sz w:val="16"/>
+              </w:rPr>
+              <w:t>2.90</w:t>
+            </w:r>
+          </w:p>
+        </w:tc>
+        <w:tc>
+          <w:tcPr>
+            <w:tcW w:type="dxa" w:w="864"/>
+            <w:shd w:fill="fff3cd"/>
+          </w:tcPr>
+          <w:p>
+            <w:r/>
+            <w:r>
+              <w:rPr>
+                <w:rFonts w:ascii="Calibri" w:hAnsi="Calibri"/>
+                <w:b w:val="0"/>
+                <w:sz w:val="16"/>
+              </w:rPr>
+              <w:t>53%</w:t>
+            </w:r>
+          </w:p>
+        </w:tc>
+        <w:tc>
+          <w:tcPr>
+            <w:tcW w:type="dxa" w:w="1152"/>
+            <w:shd w:fill="fff3cd"/>
+          </w:tcPr>
+          <w:p>
+            <w:r/>
+            <w:r>
+              <w:rPr>
+                <w:rFonts w:ascii="Calibri" w:hAnsi="Calibri"/>
+                <w:b w:val="0"/>
+                <w:sz w:val="16"/>
+              </w:rPr>
+              <w:t>48.4%</w:t>
+            </w:r>
+          </w:p>
+        </w:tc>
+        <w:tc>
+          <w:tcPr>
+            <w:tcW w:type="dxa" w:w="1152"/>
+            <w:shd w:fill="fff3cd"/>
+          </w:tcPr>
+          <w:p>
+            <w:r/>
+            <w:r>
+              <w:rPr>
+                <w:rFonts w:ascii="Calibri" w:hAnsi="Calibri"/>
+                <w:b w:val="0"/>
+                <w:sz w:val="16"/>
+              </w:rPr>
+              <w:t>58.1%</w:t>
+            </w:r>
+          </w:p>
+        </w:tc>
+        <w:tc>
+          <w:tcPr>
+            <w:tcW w:type="dxa" w:w="1152"/>
+            <w:shd w:fill="fff3cd"/>
+          </w:tcPr>
+          <w:p>
+            <w:r/>
+            <w:r>
+              <w:rPr>
+                <w:rFonts w:ascii="Calibri" w:hAnsi="Calibri"/>
+                <w:b w:val="0"/>
+                <w:sz w:val="16"/>
+              </w:rPr>
+              <w:t>61.3%</w:t>
+            </w:r>
+          </w:p>
+        </w:tc>
+      </w:tr>
+      <w:tr>
+        <w:tc>
+          <w:tcPr>
+            <w:tcW w:type="dxa" w:w="2592"/>
+            <w:shd w:fill="fff3cd"/>
+          </w:tcPr>
+          <w:p>
+            <w:r/>
+            <w:r>
+              <w:rPr>
+                <w:rFonts w:ascii="Calibri" w:hAnsi="Calibri"/>
+                <w:b w:val="0"/>
+                <w:sz w:val="16"/>
+              </w:rPr>
+              <w:t>Education/Academic</w:t>
+            </w:r>
+          </w:p>
+        </w:tc>
+        <w:tc>
+          <w:tcPr>
+            <w:tcW w:type="dxa" w:w="720"/>
+            <w:shd w:fill="fff3cd"/>
+          </w:tcPr>
+          <w:p>
+            <w:r/>
+            <w:r>
+              <w:rPr>
+                <w:rFonts w:ascii="Calibri" w:hAnsi="Calibri"/>
+                <w:b w:val="0"/>
+                <w:sz w:val="16"/>
+              </w:rPr>
+              <w:t>86</w:t>
+            </w:r>
+          </w:p>
+        </w:tc>
+        <w:tc>
+          <w:tcPr>
+            <w:tcW w:type="dxa" w:w="1008"/>
+            <w:shd w:fill="fff3cd"/>
+          </w:tcPr>
+          <w:p>
+            <w:r/>
+            <w:r>
+              <w:rPr>
+                <w:rFonts w:ascii="Calibri" w:hAnsi="Calibri"/>
+                <w:b w:val="0"/>
+                <w:sz w:val="16"/>
+              </w:rPr>
+              <w:t>2.83</w:t>
+            </w:r>
+          </w:p>
+        </w:tc>
+        <w:tc>
+          <w:tcPr>
+            <w:tcW w:type="dxa" w:w="864"/>
+            <w:shd w:fill="fff3cd"/>
+          </w:tcPr>
+          <w:p>
+            <w:r/>
+            <w:r>
+              <w:rPr>
+                <w:rFonts w:ascii="Calibri" w:hAnsi="Calibri"/>
+                <w:b w:val="0"/>
+                <w:sz w:val="16"/>
+              </w:rPr>
+              <w:t>52%</w:t>
+            </w:r>
+          </w:p>
+        </w:tc>
+        <w:tc>
+          <w:tcPr>
+            <w:tcW w:type="dxa" w:w="1152"/>
+            <w:shd w:fill="fff3cd"/>
+          </w:tcPr>
+          <w:p>
+            <w:r/>
+            <w:r>
+              <w:rPr>
+                <w:rFonts w:ascii="Calibri" w:hAnsi="Calibri"/>
+                <w:b w:val="0"/>
+                <w:sz w:val="16"/>
+              </w:rPr>
+              <w:t>47.7%</w:t>
+            </w:r>
+          </w:p>
+        </w:tc>
+        <w:tc>
+          <w:tcPr>
+            <w:tcW w:type="dxa" w:w="1152"/>
+            <w:shd w:fill="fff3cd"/>
+          </w:tcPr>
+          <w:p>
+            <w:r/>
+            <w:r>
+              <w:rPr>
+                <w:rFonts w:ascii="Calibri" w:hAnsi="Calibri"/>
+                <w:b w:val="0"/>
+                <w:sz w:val="16"/>
+              </w:rPr>
+              <w:t>53.5%</w:t>
+            </w:r>
+          </w:p>
+        </w:tc>
+        <w:tc>
+          <w:tcPr>
+            <w:tcW w:type="dxa" w:w="1152"/>
+            <w:shd w:fill="fff3cd"/>
+          </w:tcPr>
+          <w:p>
+            <w:r/>
+            <w:r>
+              <w:rPr>
+                <w:rFonts w:ascii="Calibri" w:hAnsi="Calibri"/>
+                <w:b w:val="0"/>
+                <w:sz w:val="16"/>
+              </w:rPr>
+              <w:t>59.3%</w:t>
+            </w:r>
+          </w:p>
+        </w:tc>
+      </w:tr>
+      <w:tr>
+        <w:tc>
+          <w:tcPr>
+            <w:tcW w:type="dxa" w:w="2592"/>
+            <w:shd w:fill="fff3cd"/>
+          </w:tcPr>
+          <w:p>
+            <w:r/>
+            <w:r>
+              <w:rPr>
+                <w:rFonts w:ascii="Calibri" w:hAnsi="Calibri"/>
+                <w:b w:val="0"/>
+                <w:sz w:val="16"/>
+              </w:rPr>
+              <w:t>Politics/News</w:t>
+            </w:r>
+          </w:p>
+        </w:tc>
+        <w:tc>
+          <w:tcPr>
+            <w:tcW w:type="dxa" w:w="720"/>
+            <w:shd w:fill="fff3cd"/>
+          </w:tcPr>
+          <w:p>
+            <w:r/>
+            <w:r>
+              <w:rPr>
+                <w:rFonts w:ascii="Calibri" w:hAnsi="Calibri"/>
+                <w:b w:val="0"/>
+                <w:sz w:val="16"/>
+              </w:rPr>
+              <w:t>34</w:t>
+            </w:r>
+          </w:p>
+        </w:tc>
+        <w:tc>
+          <w:tcPr>
+            <w:tcW w:type="dxa" w:w="1008"/>
+            <w:shd w:fill="fff3cd"/>
+          </w:tcPr>
+          <w:p>
+            <w:r/>
+            <w:r>
+              <w:rPr>
+                <w:rFonts w:ascii="Calibri" w:hAnsi="Calibri"/>
+                <w:b w:val="0"/>
+                <w:sz w:val="16"/>
+              </w:rPr>
+              <w:t>2.81</w:t>
+            </w:r>
+          </w:p>
+        </w:tc>
+        <w:tc>
+          <w:tcPr>
+            <w:tcW w:type="dxa" w:w="864"/>
+            <w:shd w:fill="fff3cd"/>
+          </w:tcPr>
+          <w:p>
+            <w:r/>
+            <w:r>
+              <w:rPr>
+                <w:rFonts w:ascii="Calibri" w:hAnsi="Calibri"/>
+                <w:b w:val="0"/>
+                <w:sz w:val="16"/>
+              </w:rPr>
+              <w:t>57%</w:t>
+            </w:r>
+          </w:p>
+        </w:tc>
+        <w:tc>
+          <w:tcPr>
+            <w:tcW w:type="dxa" w:w="1152"/>
+            <w:shd w:fill="fff3cd"/>
+          </w:tcPr>
+          <w:p>
+            <w:r/>
+            <w:r>
+              <w:rPr>
+                <w:rFonts w:ascii="Calibri" w:hAnsi="Calibri"/>
+                <w:b w:val="0"/>
+                <w:sz w:val="16"/>
+              </w:rPr>
+              <w:t>50.0%</w:t>
+            </w:r>
+          </w:p>
+        </w:tc>
+        <w:tc>
+          <w:tcPr>
+            <w:tcW w:type="dxa" w:w="1152"/>
+            <w:shd w:fill="fff3cd"/>
+          </w:tcPr>
+          <w:p>
+            <w:r/>
+            <w:r>
+              <w:rPr>
+                <w:rFonts w:ascii="Calibri" w:hAnsi="Calibri"/>
+                <w:b w:val="0"/>
+                <w:sz w:val="16"/>
+              </w:rPr>
+              <w:t>50.0%</w:t>
+            </w:r>
+          </w:p>
+        </w:tc>
+        <w:tc>
+          <w:tcPr>
+            <w:tcW w:type="dxa" w:w="1152"/>
+            <w:shd w:fill="fff3cd"/>
+          </w:tcPr>
+          <w:p>
+            <w:r/>
+            <w:r>
+              <w:rPr>
+                <w:rFonts w:ascii="Calibri" w:hAnsi="Calibri"/>
+                <w:b w:val="0"/>
+                <w:sz w:val="16"/>
+              </w:rPr>
+              <w:t>55.9%</w:t>
+            </w:r>
+          </w:p>
+        </w:tc>
+      </w:tr>
+      <w:tr>
+        <w:tc>
+          <w:tcPr>
+            <w:tcW w:type="dxa" w:w="2592"/>
+            <w:shd w:fill="fff3cd"/>
+          </w:tcPr>
+          <w:p>
+            <w:r/>
+            <w:r>
+              <w:rPr>
+                <w:rFonts w:ascii="Calibri" w:hAnsi="Calibri"/>
+                <w:b w:val="0"/>
+                <w:sz w:val="16"/>
+              </w:rPr>
+              <w:t>Technology</w:t>
+            </w:r>
+          </w:p>
+        </w:tc>
+        <w:tc>
+          <w:tcPr>
+            <w:tcW w:type="dxa" w:w="720"/>
+            <w:shd w:fill="fff3cd"/>
+          </w:tcPr>
+          <w:p>
+            <w:r/>
+            <w:r>
+              <w:rPr>
+                <w:rFonts w:ascii="Calibri" w:hAnsi="Calibri"/>
+                <w:b w:val="0"/>
+                <w:sz w:val="16"/>
+              </w:rPr>
+              <w:t>132</w:t>
+            </w:r>
+          </w:p>
+        </w:tc>
+        <w:tc>
+          <w:tcPr>
+            <w:tcW w:type="dxa" w:w="1008"/>
+            <w:shd w:fill="fff3cd"/>
+          </w:tcPr>
+          <w:p>
+            <w:r/>
+            <w:r>
+              <w:rPr>
+                <w:rFonts w:ascii="Calibri" w:hAnsi="Calibri"/>
+                <w:b w:val="0"/>
+                <w:sz w:val="16"/>
+              </w:rPr>
+              <w:t>2.70</w:t>
+            </w:r>
+          </w:p>
+        </w:tc>
+        <w:tc>
+          <w:tcPr>
+            <w:tcW w:type="dxa" w:w="864"/>
+            <w:shd w:fill="fff3cd"/>
+          </w:tcPr>
+          <w:p>
+            <w:r/>
+            <w:r>
+              <w:rPr>
+                <w:rFonts w:ascii="Calibri" w:hAnsi="Calibri"/>
+                <w:b w:val="0"/>
+                <w:sz w:val="16"/>
+              </w:rPr>
+              <w:t>57%</w:t>
+            </w:r>
+          </w:p>
+        </w:tc>
+        <w:tc>
+          <w:tcPr>
+            <w:tcW w:type="dxa" w:w="1152"/>
+            <w:shd w:fill="fff3cd"/>
+          </w:tcPr>
+          <w:p>
+            <w:r/>
+            <w:r>
+              <w:rPr>
+                <w:rFonts w:ascii="Calibri" w:hAnsi="Calibri"/>
+                <w:b w:val="0"/>
+                <w:sz w:val="16"/>
+              </w:rPr>
+              <w:t>49.2%</w:t>
+            </w:r>
+          </w:p>
+        </w:tc>
+        <w:tc>
+          <w:tcPr>
+            <w:tcW w:type="dxa" w:w="1152"/>
+            <w:shd w:fill="fff3cd"/>
+          </w:tcPr>
+          <w:p>
+            <w:r/>
+            <w:r>
+              <w:rPr>
+                <w:rFonts w:ascii="Calibri" w:hAnsi="Calibri"/>
+                <w:b w:val="0"/>
+                <w:sz w:val="16"/>
+              </w:rPr>
+              <w:t>50.0%</w:t>
+            </w:r>
+          </w:p>
+        </w:tc>
+        <w:tc>
+          <w:tcPr>
+            <w:tcW w:type="dxa" w:w="1152"/>
+            <w:shd w:fill="fff3cd"/>
+          </w:tcPr>
+          <w:p>
+            <w:r/>
+            <w:r>
+              <w:rPr>
+                <w:rFonts w:ascii="Calibri" w:hAnsi="Calibri"/>
+                <w:b w:val="0"/>
+                <w:sz w:val="16"/>
+              </w:rPr>
+              <w:t>56.8%</w:t>
+            </w:r>
+          </w:p>
+        </w:tc>
+      </w:tr>
+      <w:tr>
+        <w:tc>
+          <w:tcPr>
+            <w:tcW w:type="dxa" w:w="2592"/>
+            <w:shd w:fill="fff3cd"/>
+          </w:tcPr>
+          <w:p>
+            <w:r/>
+            <w:r>
+              <w:rPr>
+                <w:rFonts w:ascii="Calibri" w:hAnsi="Calibri"/>
+                <w:b w:val="0"/>
+                <w:sz w:val="16"/>
+              </w:rPr>
+              <w:t>Cooking/Food</w:t>
+            </w:r>
+          </w:p>
+        </w:tc>
+        <w:tc>
+          <w:tcPr>
+            <w:tcW w:type="dxa" w:w="720"/>
+            <w:shd w:fill="fff3cd"/>
+          </w:tcPr>
+          <w:p>
+            <w:r/>
+            <w:r>
+              <w:rPr>
+                <w:rFonts w:ascii="Calibri" w:hAnsi="Calibri"/>
+                <w:b w:val="0"/>
+                <w:sz w:val="16"/>
+              </w:rPr>
+              <w:t>117</w:t>
+            </w:r>
+          </w:p>
+        </w:tc>
+        <w:tc>
+          <w:tcPr>
+            <w:tcW w:type="dxa" w:w="1008"/>
+            <w:shd w:fill="fff3cd"/>
+          </w:tcPr>
+          <w:p>
+            <w:r/>
+            <w:r>
+              <w:rPr>
+                <w:rFonts w:ascii="Calibri" w:hAnsi="Calibri"/>
+                <w:b w:val="0"/>
+                <w:sz w:val="16"/>
+              </w:rPr>
+              <w:t>2.66</w:t>
+            </w:r>
+          </w:p>
+        </w:tc>
+        <w:tc>
+          <w:tcPr>
+            <w:tcW w:type="dxa" w:w="864"/>
+            <w:shd w:fill="fff3cd"/>
+          </w:tcPr>
+          <w:p>
+            <w:r/>
+            <w:r>
+              <w:rPr>
+                <w:rFonts w:ascii="Calibri" w:hAnsi="Calibri"/>
+                <w:b w:val="0"/>
+                <w:sz w:val="16"/>
+              </w:rPr>
+              <w:t>59%</w:t>
+            </w:r>
+          </w:p>
+        </w:tc>
+        <w:tc>
+          <w:tcPr>
+            <w:tcW w:type="dxa" w:w="1152"/>
+            <w:shd w:fill="fff3cd"/>
+          </w:tcPr>
+          <w:p>
+            <w:r/>
+            <w:r>
+              <w:rPr>
+                <w:rFonts w:ascii="Calibri" w:hAnsi="Calibri"/>
+                <w:b w:val="0"/>
+                <w:sz w:val="16"/>
+              </w:rPr>
+              <w:t>44.4%</w:t>
+            </w:r>
+          </w:p>
+        </w:tc>
+        <w:tc>
+          <w:tcPr>
+            <w:tcW w:type="dxa" w:w="1152"/>
+            <w:shd w:fill="fff3cd"/>
+          </w:tcPr>
+          <w:p>
+            <w:r/>
+            <w:r>
+              <w:rPr>
+                <w:rFonts w:ascii="Calibri" w:hAnsi="Calibri"/>
+                <w:b w:val="0"/>
+                <w:sz w:val="16"/>
+              </w:rPr>
+              <w:t>50.4%</w:t>
+            </w:r>
+          </w:p>
+        </w:tc>
+        <w:tc>
+          <w:tcPr>
+            <w:tcW w:type="dxa" w:w="1152"/>
+            <w:shd w:fill="fff3cd"/>
+          </w:tcPr>
+          <w:p>
+            <w:r/>
+            <w:r>
+              <w:rPr>
+                <w:rFonts w:ascii="Calibri" w:hAnsi="Calibri"/>
+                <w:b w:val="0"/>
+                <w:sz w:val="16"/>
+              </w:rPr>
+              <w:t>59.8%</w:t>
+            </w:r>
+          </w:p>
+        </w:tc>
+      </w:tr>
+      <w:tr>
+        <w:tc>
+          <w:tcPr>
+            <w:tcW w:type="dxa" w:w="2592"/>
+            <w:shd w:fill="fff3cd"/>
+          </w:tcPr>
+          <w:p>
+            <w:r/>
+            <w:r>
+              <w:rPr>
+                <w:rFonts w:ascii="Calibri" w:hAnsi="Calibri"/>
+                <w:b w:val="0"/>
+                <w:sz w:val="16"/>
+              </w:rPr>
+              <w:t>Medical/Health</w:t>
+            </w:r>
+          </w:p>
+        </w:tc>
+        <w:tc>
+          <w:tcPr>
+            <w:tcW w:type="dxa" w:w="720"/>
+            <w:shd w:fill="fff3cd"/>
+          </w:tcPr>
+          <w:p>
+            <w:r/>
+            <w:r>
+              <w:rPr>
+                <w:rFonts w:ascii="Calibri" w:hAnsi="Calibri"/>
+                <w:b w:val="0"/>
+                <w:sz w:val="16"/>
+              </w:rPr>
+              <w:t>39</w:t>
+            </w:r>
+          </w:p>
+        </w:tc>
+        <w:tc>
+          <w:tcPr>
+            <w:tcW w:type="dxa" w:w="1008"/>
+            <w:shd w:fill="fff3cd"/>
+          </w:tcPr>
+          <w:p>
+            <w:r/>
+            <w:r>
+              <w:rPr>
+                <w:rFonts w:ascii="Calibri" w:hAnsi="Calibri"/>
+                <w:b w:val="0"/>
+                <w:sz w:val="16"/>
+              </w:rPr>
+              <w:t>2.64</w:t>
+            </w:r>
+          </w:p>
+        </w:tc>
+        <w:tc>
+          <w:tcPr>
+            <w:tcW w:type="dxa" w:w="864"/>
+            <w:shd w:fill="fff3cd"/>
+          </w:tcPr>
+          <w:p>
+            <w:r/>
+            <w:r>
+              <w:rPr>
+                <w:rFonts w:ascii="Calibri" w:hAnsi="Calibri"/>
+                <w:b w:val="0"/>
+                <w:sz w:val="16"/>
+              </w:rPr>
+              <w:t>57%</w:t>
+            </w:r>
+          </w:p>
+        </w:tc>
+        <w:tc>
+          <w:tcPr>
+            <w:tcW w:type="dxa" w:w="1152"/>
+            <w:shd w:fill="fff3cd"/>
+          </w:tcPr>
+          <w:p>
+            <w:r/>
+            <w:r>
+              <w:rPr>
+                <w:rFonts w:ascii="Calibri" w:hAnsi="Calibri"/>
+                <w:b w:val="0"/>
+                <w:sz w:val="16"/>
+              </w:rPr>
+              <w:t>53.8%</w:t>
+            </w:r>
+          </w:p>
+        </w:tc>
+        <w:tc>
+          <w:tcPr>
+            <w:tcW w:type="dxa" w:w="1152"/>
+            <w:shd w:fill="fff3cd"/>
+          </w:tcPr>
+          <w:p>
+            <w:r/>
+            <w:r>
+              <w:rPr>
+                <w:rFonts w:ascii="Calibri" w:hAnsi="Calibri"/>
+                <w:b w:val="0"/>
+                <w:sz w:val="16"/>
+              </w:rPr>
+              <w:t>53.8%</w:t>
+            </w:r>
+          </w:p>
+        </w:tc>
+        <w:tc>
+          <w:tcPr>
+            <w:tcW w:type="dxa" w:w="1152"/>
+            <w:shd w:fill="fff3cd"/>
+          </w:tcPr>
+          <w:p>
+            <w:r/>
+            <w:r>
+              <w:rPr>
+                <w:rFonts w:ascii="Calibri" w:hAnsi="Calibri"/>
+                <w:b w:val="0"/>
+                <w:sz w:val="16"/>
+              </w:rPr>
+              <w:t>53.8%</w:t>
+            </w:r>
+          </w:p>
+        </w:tc>
+      </w:tr>
+      <w:tr>
+        <w:tc>
+          <w:tcPr>
+            <w:tcW w:type="dxa" w:w="2592"/>
+            <w:shd w:fill="fff3cd"/>
+          </w:tcPr>
+          <w:p>
+            <w:r/>
+            <w:r>
+              <w:rPr>
+                <w:rFonts w:ascii="Calibri" w:hAnsi="Calibri"/>
+                <w:b w:val="0"/>
+                <w:sz w:val="16"/>
+              </w:rPr>
+              <w:t>Religion/Spirituality</w:t>
+            </w:r>
+          </w:p>
+        </w:tc>
+        <w:tc>
+          <w:tcPr>
+            <w:tcW w:type="dxa" w:w="720"/>
+            <w:shd w:fill="fff3cd"/>
+          </w:tcPr>
+          <w:p>
+            <w:r/>
+            <w:r>
+              <w:rPr>
+                <w:rFonts w:ascii="Calibri" w:hAnsi="Calibri"/>
+                <w:b w:val="0"/>
+                <w:sz w:val="16"/>
+              </w:rPr>
+              <w:t>17</w:t>
+            </w:r>
+          </w:p>
+        </w:tc>
+        <w:tc>
+          <w:tcPr>
+            <w:tcW w:type="dxa" w:w="1008"/>
+            <w:shd w:fill="fff3cd"/>
+          </w:tcPr>
+          <w:p>
+            <w:r/>
+            <w:r>
+              <w:rPr>
+                <w:rFonts w:ascii="Calibri" w:hAnsi="Calibri"/>
+                <w:b w:val="0"/>
+                <w:sz w:val="16"/>
+              </w:rPr>
+              <w:t>2.55</w:t>
+            </w:r>
+          </w:p>
+        </w:tc>
+        <w:tc>
+          <w:tcPr>
+            <w:tcW w:type="dxa" w:w="864"/>
+            <w:shd w:fill="fff3cd"/>
+          </w:tcPr>
+          <w:p>
+            <w:r/>
+            <w:r>
+              <w:rPr>
+                <w:rFonts w:ascii="Calibri" w:hAnsi="Calibri"/>
+                <w:b w:val="0"/>
+                <w:sz w:val="16"/>
+              </w:rPr>
+              <w:t>69%</w:t>
+            </w:r>
+          </w:p>
+        </w:tc>
+        <w:tc>
+          <w:tcPr>
+            <w:tcW w:type="dxa" w:w="1152"/>
+            <w:shd w:fill="fff3cd"/>
+          </w:tcPr>
+          <w:p>
+            <w:r/>
+            <w:r>
+              <w:rPr>
+                <w:rFonts w:ascii="Calibri" w:hAnsi="Calibri"/>
+                <w:b w:val="0"/>
+                <w:sz w:val="16"/>
+              </w:rPr>
+              <w:t>35.3%</w:t>
+            </w:r>
+          </w:p>
+        </w:tc>
+        <w:tc>
+          <w:tcPr>
+            <w:tcW w:type="dxa" w:w="1152"/>
+            <w:shd w:fill="fff3cd"/>
+          </w:tcPr>
+          <w:p>
+            <w:r/>
+            <w:r>
+              <w:rPr>
+                <w:rFonts w:ascii="Calibri" w:hAnsi="Calibri"/>
+                <w:b w:val="0"/>
+                <w:sz w:val="16"/>
+              </w:rPr>
+              <w:t>29.4%</w:t>
+            </w:r>
+          </w:p>
+        </w:tc>
+        <w:tc>
+          <w:tcPr>
+            <w:tcW w:type="dxa" w:w="1152"/>
+            <w:shd w:fill="fff3cd"/>
+          </w:tcPr>
+          <w:p>
+            <w:r/>
+            <w:r>
+              <w:rPr>
+                <w:rFonts w:ascii="Calibri" w:hAnsi="Calibri"/>
+                <w:b w:val="0"/>
+                <w:sz w:val="16"/>
+              </w:rPr>
+              <w:t>47.1%</w:t>
+            </w:r>
+          </w:p>
+        </w:tc>
+      </w:tr>
+      <w:tr>
+        <w:tc>
+          <w:tcPr>
+            <w:tcW w:type="dxa" w:w="2592"/>
+            <w:shd w:fill="f8d7da"/>
+          </w:tcPr>
+          <w:p>
+            <w:r/>
+            <w:r>
+              <w:rPr>
+                <w:rFonts w:ascii="Calibri" w:hAnsi="Calibri"/>
+                <w:b w:val="0"/>
+                <w:sz w:val="16"/>
+              </w:rPr>
+              <w:t>Other</w:t>
+            </w:r>
+          </w:p>
+        </w:tc>
+        <w:tc>
+          <w:tcPr>
+            <w:tcW w:type="dxa" w:w="720"/>
+            <w:shd w:fill="f8d7da"/>
+          </w:tcPr>
+          <w:p>
+            <w:r/>
+            <w:r>
+              <w:rPr>
+                <w:rFonts w:ascii="Calibri" w:hAnsi="Calibri"/>
+                <w:b w:val="0"/>
+                <w:sz w:val="16"/>
+              </w:rPr>
+              <w:t>899</w:t>
+            </w:r>
+          </w:p>
+        </w:tc>
+        <w:tc>
+          <w:tcPr>
+            <w:tcW w:type="dxa" w:w="1008"/>
+            <w:shd w:fill="f8d7da"/>
+          </w:tcPr>
+          <w:p>
+            <w:r/>
+            <w:r>
+              <w:rPr>
+                <w:rFonts w:ascii="Calibri" w:hAnsi="Calibri"/>
+                <w:b w:val="0"/>
+                <w:sz w:val="16"/>
+              </w:rPr>
+              <w:t>2.42</w:t>
+            </w:r>
+          </w:p>
+        </w:tc>
+        <w:tc>
+          <w:tcPr>
+            <w:tcW w:type="dxa" w:w="864"/>
+            <w:shd w:fill="f8d7da"/>
+          </w:tcPr>
+          <w:p>
+            <w:r/>
+            <w:r>
+              <w:rPr>
+                <w:rFonts w:ascii="Calibri" w:hAnsi="Calibri"/>
+                <w:b w:val="0"/>
+                <w:sz w:val="16"/>
+              </w:rPr>
+              <w:t>68%</w:t>
+            </w:r>
+          </w:p>
+        </w:tc>
+        <w:tc>
+          <w:tcPr>
+            <w:tcW w:type="dxa" w:w="1152"/>
+            <w:shd w:fill="f8d7da"/>
+          </w:tcPr>
+          <w:p>
+            <w:r/>
+            <w:r>
+              <w:rPr>
+                <w:rFonts w:ascii="Calibri" w:hAnsi="Calibri"/>
+                <w:b w:val="0"/>
+                <w:sz w:val="16"/>
+              </w:rPr>
+              <w:t>36.2%</w:t>
+            </w:r>
+          </w:p>
+        </w:tc>
+        <w:tc>
+          <w:tcPr>
+            <w:tcW w:type="dxa" w:w="1152"/>
+            <w:shd w:fill="f8d7da"/>
+          </w:tcPr>
+          <w:p>
+            <w:r/>
+            <w:r>
+              <w:rPr>
+                <w:rFonts w:ascii="Calibri" w:hAnsi="Calibri"/>
+                <w:b w:val="0"/>
+                <w:sz w:val="16"/>
+              </w:rPr>
+              <w:t>39.9%</w:t>
+            </w:r>
+          </w:p>
+        </w:tc>
+        <w:tc>
+          <w:tcPr>
+            <w:tcW w:type="dxa" w:w="1152"/>
+            <w:shd w:fill="f8d7da"/>
+          </w:tcPr>
+          <w:p>
+            <w:r/>
+            <w:r>
+              <w:rPr>
+                <w:rFonts w:ascii="Calibri" w:hAnsi="Calibri"/>
+                <w:b w:val="0"/>
+                <w:sz w:val="16"/>
+              </w:rPr>
+              <w:t>46.7%</w:t>
+            </w:r>
+          </w:p>
+        </w:tc>
+      </w:tr>
+      <w:tr>
+        <w:tc>
+          <w:tcPr>
+            <w:tcW w:type="dxa" w:w="2592"/>
+            <w:shd w:fill="f8d7da"/>
+          </w:tcPr>
+          <w:p>
+            <w:r/>
+            <w:r>
+              <w:rPr>
+                <w:rFonts w:ascii="Calibri" w:hAnsi="Calibri"/>
+                <w:b w:val="0"/>
+                <w:sz w:val="16"/>
+              </w:rPr>
+              <w:t>Entertainment</w:t>
+            </w:r>
+          </w:p>
+        </w:tc>
+        <w:tc>
+          <w:tcPr>
+            <w:tcW w:type="dxa" w:w="720"/>
+            <w:shd w:fill="f8d7da"/>
+          </w:tcPr>
+          <w:p>
+            <w:r/>
+            <w:r>
+              <w:rPr>
+                <w:rFonts w:ascii="Calibri" w:hAnsi="Calibri"/>
+                <w:b w:val="0"/>
+                <w:sz w:val="16"/>
+              </w:rPr>
+              <w:t>69</w:t>
+            </w:r>
+          </w:p>
+        </w:tc>
+        <w:tc>
+          <w:tcPr>
+            <w:tcW w:type="dxa" w:w="1008"/>
+            <w:shd w:fill="f8d7da"/>
+          </w:tcPr>
+          <w:p>
+            <w:r/>
+            <w:r>
+              <w:rPr>
+                <w:rFonts w:ascii="Calibri" w:hAnsi="Calibri"/>
+                <w:b w:val="0"/>
+                <w:sz w:val="16"/>
+              </w:rPr>
+              <w:t>2.23</w:t>
+            </w:r>
+          </w:p>
+        </w:tc>
+        <w:tc>
+          <w:tcPr>
+            <w:tcW w:type="dxa" w:w="864"/>
+            <w:shd w:fill="f8d7da"/>
+          </w:tcPr>
+          <w:p>
+            <w:r/>
+            <w:r>
+              <w:rPr>
+                <w:rFonts w:ascii="Calibri" w:hAnsi="Calibri"/>
+                <w:b w:val="0"/>
+                <w:sz w:val="16"/>
+              </w:rPr>
+              <w:t>67%</w:t>
+            </w:r>
+          </w:p>
+        </w:tc>
+        <w:tc>
+          <w:tcPr>
+            <w:tcW w:type="dxa" w:w="1152"/>
+            <w:shd w:fill="f8d7da"/>
+          </w:tcPr>
+          <w:p>
+            <w:r/>
+            <w:r>
+              <w:rPr>
+                <w:rFonts w:ascii="Calibri" w:hAnsi="Calibri"/>
+                <w:b w:val="0"/>
+                <w:sz w:val="16"/>
+              </w:rPr>
+              <w:t>30.4%</w:t>
+            </w:r>
+          </w:p>
+        </w:tc>
+        <w:tc>
+          <w:tcPr>
+            <w:tcW w:type="dxa" w:w="1152"/>
+            <w:shd w:fill="f8d7da"/>
+          </w:tcPr>
+          <w:p>
+            <w:r/>
+            <w:r>
+              <w:rPr>
+                <w:rFonts w:ascii="Calibri" w:hAnsi="Calibri"/>
+                <w:b w:val="0"/>
+                <w:sz w:val="16"/>
+              </w:rPr>
+              <w:t>34.8%</w:t>
+            </w:r>
+          </w:p>
+        </w:tc>
+        <w:tc>
+          <w:tcPr>
+            <w:tcW w:type="dxa" w:w="1152"/>
+            <w:shd w:fill="f8d7da"/>
+          </w:tcPr>
+          <w:p>
+            <w:r/>
+            <w:r>
+              <w:rPr>
+                <w:rFonts w:ascii="Calibri" w:hAnsi="Calibri"/>
+                <w:b w:val="0"/>
+                <w:sz w:val="16"/>
+              </w:rPr>
+              <w:t>47.8%</w:t>
+            </w:r>
+          </w:p>
+        </w:tc>
+      </w:tr>
+      <w:tr>
+        <w:tc>
+          <w:tcPr>
+            <w:tcW w:type="dxa" w:w="2592"/>
+            <w:shd w:fill="f8d7da"/>
+          </w:tcPr>
+          <w:p>
+            <w:r/>
+            <w:r>
+              <w:rPr>
+                <w:rFonts w:ascii="Calibri" w:hAnsi="Calibri"/>
+                <w:b w:val="0"/>
+                <w:sz w:val="16"/>
+              </w:rPr>
+              <w:t>DIY/Home</w:t>
+            </w:r>
+          </w:p>
+        </w:tc>
+        <w:tc>
+          <w:tcPr>
+            <w:tcW w:type="dxa" w:w="720"/>
+            <w:shd w:fill="f8d7da"/>
+          </w:tcPr>
+          <w:p>
+            <w:r/>
+            <w:r>
+              <w:rPr>
+                <w:rFonts w:ascii="Calibri" w:hAnsi="Calibri"/>
+                <w:b w:val="0"/>
+                <w:sz w:val="16"/>
+              </w:rPr>
+              <w:t>27</w:t>
+            </w:r>
+          </w:p>
+        </w:tc>
+        <w:tc>
+          <w:tcPr>
+            <w:tcW w:type="dxa" w:w="1008"/>
+            <w:shd w:fill="f8d7da"/>
+          </w:tcPr>
+          <w:p>
+            <w:r/>
+            <w:r>
+              <w:rPr>
+                <w:rFonts w:ascii="Calibri" w:hAnsi="Calibri"/>
+                <w:b w:val="0"/>
+                <w:sz w:val="16"/>
+              </w:rPr>
+              <w:t>2.13</w:t>
+            </w:r>
+          </w:p>
+        </w:tc>
+        <w:tc>
+          <w:tcPr>
+            <w:tcW w:type="dxa" w:w="864"/>
+            <w:shd w:fill="f8d7da"/>
+          </w:tcPr>
+          <w:p>
+            <w:r/>
+            <w:r>
+              <w:rPr>
+                <w:rFonts w:ascii="Calibri" w:hAnsi="Calibri"/>
+                <w:b w:val="0"/>
+                <w:sz w:val="16"/>
+              </w:rPr>
+              <w:t>76%</w:t>
+            </w:r>
+          </w:p>
+        </w:tc>
+        <w:tc>
+          <w:tcPr>
+            <w:tcW w:type="dxa" w:w="1152"/>
+            <w:shd w:fill="f8d7da"/>
+          </w:tcPr>
+          <w:p>
+            <w:r/>
+            <w:r>
+              <w:rPr>
+                <w:rFonts w:ascii="Calibri" w:hAnsi="Calibri"/>
+                <w:b w:val="0"/>
+                <w:sz w:val="16"/>
+              </w:rPr>
+              <w:t>29.6%</w:t>
+            </w:r>
+          </w:p>
+        </w:tc>
+        <w:tc>
+          <w:tcPr>
+            <w:tcW w:type="dxa" w:w="1152"/>
+            <w:shd w:fill="f8d7da"/>
+          </w:tcPr>
+          <w:p>
+            <w:r/>
+            <w:r>
+              <w:rPr>
+                <w:rFonts w:ascii="Calibri" w:hAnsi="Calibri"/>
+                <w:b w:val="0"/>
+                <w:sz w:val="16"/>
+              </w:rPr>
+              <w:t>29.6%</w:t>
+            </w:r>
+          </w:p>
+        </w:tc>
+        <w:tc>
+          <w:tcPr>
+            <w:tcW w:type="dxa" w:w="1152"/>
+            <w:shd w:fill="f8d7da"/>
+          </w:tcPr>
+          <w:p>
+            <w:r/>
+            <w:r>
+              <w:rPr>
+                <w:rFonts w:ascii="Calibri" w:hAnsi="Calibri"/>
+                <w:b w:val="0"/>
+                <w:sz w:val="16"/>
+              </w:rPr>
+              <w:t>37.0%</w:t>
+            </w:r>
+          </w:p>
+        </w:tc>
+      </w:tr>
+    </w:tbl>
+    <w:p/>
+    <w:p>
+      <w:pPr>
+        <w:pStyle w:val="Heading2"/>
+      </w:pPr>
+      <w:r>
+        <w:rPr>
+          <w:rFonts w:ascii="Calibri" w:hAnsi="Calibri"/>
+          <w:color w:val="2A5A8C"/>
+        </w:rPr>
+        <w:t>Key Observations</w:t>
+      </w:r>
+    </w:p>
+    <w:p>
+      <w:pPr>
+        <w:pStyle w:val="ListBullet"/>
+        <w:spacing w:after="40"/>
+        <w:ind w:left="360"/>
+      </w:pPr>
+      <w:r>
+        <w:rPr>
+          <w:rFonts w:ascii="Calibri" w:hAnsi="Calibri"/>
+          <w:sz w:val="18"/>
+        </w:rPr>
+        <w:t>Business/Finance performs best (IS 3.08, 57% captured). Formal, structured speech with common vocabulary is easier to lip-read.</w:t>
+      </w:r>
+    </w:p>
+    <w:p>
+      <w:pPr>
+        <w:pStyle w:val="ListBullet"/>
+        <w:spacing w:after="40"/>
+        <w:ind w:left="360"/>
+      </w:pPr>
+      <w:r>
+        <w:rPr>
+          <w:rFonts w:ascii="Calibri" w:hAnsi="Calibri"/>
+          <w:sz w:val="18"/>
+        </w:rPr>
+        <w:t>Entertainment and DIY/Home perform worst (IS ~2.2, ~30% captured). Casual speech, slang, and technical jargon are harder.</w:t>
+      </w:r>
+    </w:p>
+    <w:p>
+      <w:pPr>
+        <w:pStyle w:val="ListBullet"/>
+        <w:spacing w:after="40"/>
+        <w:ind w:left="360"/>
+      </w:pPr>
+      <w:r>
+        <w:rPr>
+          <w:rFonts w:ascii="Calibri" w:hAnsi="Calibri"/>
+          <w:sz w:val="18"/>
+        </w:rPr>
+        <w:t>LLM-based context recovery consistently adds 5–15% over rule-based, especially for topics with domain-specific vocabulary.</w:t>
+      </w:r>
+    </w:p>
+    <w:p>
+      <w:pPr>
+        <w:pStyle w:val="ListBullet"/>
+        <w:spacing w:after="40"/>
+        <w:ind w:left="360"/>
+      </w:pPr>
+      <w:r>
+        <w:rPr>
+          <w:rFonts w:ascii="Calibri" w:hAnsi="Calibri"/>
+          <w:sz w:val="18"/>
+        </w:rPr>
+        <w:t>"Other" (unclassified) segments have the lowest capture rate after DIY and Entertainment, suggesting diverse/unusual topics are harder.</w:t>
+      </w:r>
+      <w:r>
+        <w:br w:type="page"/>
+      </w:r>
+    </w:p>
+    <w:p>
+      <w:pPr>
+        <w:pStyle w:val="Heading1"/>
+      </w:pPr>
+      <w:r>
+        <w:rPr>
+          <w:rFonts w:ascii="Calibri" w:hAnsi="Calibri"/>
+          <w:color w:val="1A3A5C"/>
+        </w:rPr>
+        <w:t>Segment Length Analysis</w:t>
+      </w:r>
+    </w:p>
+    <w:p>
+      <w:pPr>
+        <w:spacing w:after="80"/>
+      </w:pPr>
+      <w:r>
+        <w:rPr>
+          <w:rFonts w:ascii="Calibri" w:hAnsi="Calibri"/>
+          <w:b w:val="0"/>
+          <w:i w:val="0"/>
+          <w:sz w:val="20"/>
+        </w:rPr>
+        <w:t>Longer segments give the lip-reading model more visual context to work with. This section shows how all metrics vary with segment length (measured in reference word count). All three assessment methods are shown.</w:t>
+      </w:r>
+    </w:p>
+    <w:p>
+      <w:pPr>
+        <w:pStyle w:val="Heading2"/>
+      </w:pPr>
+      <w:r>
+        <w:rPr>
+          <w:rFonts w:ascii="Calibri" w:hAnsi="Calibri"/>
+          <w:color w:val="2A5A8C"/>
+        </w:rPr>
+        <w:t>Quality by Segment Length</w:t>
+      </w:r>
+    </w:p>
+    <w:tbl>
+      <w:tblPr>
+        <w:tblStyle w:val="TableGrid"/>
+        <w:tblW w:type="auto" w:w="0"/>
+        <w:jc w:val="center"/>
+        <w:tblLook w:firstColumn="1" w:firstRow="1" w:lastColumn="0" w:lastRow="0" w:noHBand="0" w:noVBand="1" w:val="04A0"/>
+      </w:tblPr>
+      <w:tblGrid>
+        <w:gridCol w:w="1296"/>
+        <w:gridCol w:w="1296"/>
+        <w:gridCol w:w="1296"/>
+        <w:gridCol w:w="1296"/>
+        <w:gridCol w:w="1296"/>
+        <w:gridCol w:w="1296"/>
+        <w:gridCol w:w="1296"/>
+      </w:tblGrid>
+      <w:tr>
+        <w:tc>
+          <w:tcPr>
+            <w:tcW w:type="dxa" w:w="1872"/>
+            <w:shd w:fill="1a3a5c"/>
+          </w:tcPr>
+          <w:p>
+            <w:r/>
+            <w:r>
+              <w:rPr>
+                <w:rFonts w:ascii="Calibri" w:hAnsi="Calibri"/>
+                <w:b/>
+                <w:color w:val="FFFFFF"/>
+                <w:sz w:val="16"/>
+              </w:rPr>
+              <w:t>Filter</w:t>
+            </w:r>
+          </w:p>
+        </w:tc>
+        <w:tc>
+          <w:tcPr>
+            <w:tcW w:type="dxa" w:w="720"/>
+            <w:shd w:fill="1a3a5c"/>
+          </w:tcPr>
+          <w:p>
+            <w:r/>
+            <w:r>
+              <w:rPr>
+                <w:rFonts w:ascii="Calibri" w:hAnsi="Calibri"/>
+                <w:b/>
+                <w:color w:val="FFFFFF"/>
+                <w:sz w:val="16"/>
+              </w:rPr>
+              <w:t>N</w:t>
+            </w:r>
+          </w:p>
+        </w:tc>
+        <w:tc>
+          <w:tcPr>
+            <w:tcW w:type="dxa" w:w="1008"/>
+            <w:shd w:fill="1a3a5c"/>
+          </w:tcPr>
+          <w:p>
+            <w:r/>
+            <w:r>
+              <w:rPr>
+                <w:rFonts w:ascii="Calibri" w:hAnsi="Calibri"/>
+                <w:b/>
+                <w:color w:val="FFFFFF"/>
+                <w:sz w:val="16"/>
+              </w:rPr>
+              <w:t>Mean IS</w:t>
+            </w:r>
+          </w:p>
+        </w:tc>
+        <w:tc>
+          <w:tcPr>
+            <w:tcW w:type="dxa" w:w="864"/>
+            <w:shd w:fill="1a3a5c"/>
+          </w:tcPr>
+          <w:p>
+            <w:r/>
+            <w:r>
+              <w:rPr>
+                <w:rFonts w:ascii="Calibri" w:hAnsi="Calibri"/>
+                <w:b/>
+                <w:color w:val="FFFFFF"/>
+                <w:sz w:val="16"/>
+              </w:rPr>
+              <w:t>WER</w:t>
+            </w:r>
+          </w:p>
+        </w:tc>
+        <w:tc>
+          <w:tcPr>
+            <w:tcW w:type="dxa" w:w="1152"/>
+            <w:shd w:fill="1a3a5c"/>
+          </w:tcPr>
+          <w:p>
+            <w:r/>
+            <w:r>
+              <w:rPr>
+                <w:rFonts w:ascii="Calibri" w:hAnsi="Calibri"/>
+                <w:b/>
+                <w:color w:val="FFFFFF"/>
+                <w:sz w:val="16"/>
+              </w:rPr>
+              <w:t>Captured%</w:t>
+            </w:r>
+          </w:p>
+        </w:tc>
+        <w:tc>
+          <w:tcPr>
+            <w:tcW w:type="dxa" w:w="1152"/>
+            <w:shd w:fill="1a3a5c"/>
+          </w:tcPr>
+          <w:p>
+            <w:r/>
+            <w:r>
+              <w:rPr>
+                <w:rFonts w:ascii="Calibri" w:hAnsi="Calibri"/>
+                <w:b/>
+                <w:color w:val="FFFFFF"/>
+                <w:sz w:val="16"/>
+              </w:rPr>
+              <w:t>Ctx Rule%</w:t>
+            </w:r>
+          </w:p>
+        </w:tc>
+        <w:tc>
+          <w:tcPr>
+            <w:tcW w:type="dxa" w:w="1152"/>
+            <w:shd w:fill="1a3a5c"/>
+          </w:tcPr>
+          <w:p>
+            <w:r/>
+            <w:r>
+              <w:rPr>
+                <w:rFonts w:ascii="Calibri" w:hAnsi="Calibri"/>
+                <w:b/>
+                <w:color w:val="FFFFFF"/>
+                <w:sz w:val="16"/>
+              </w:rPr>
+              <w:t>Ctx LLM%</w:t>
+            </w:r>
+          </w:p>
+        </w:tc>
+      </w:tr>
+      <w:tr>
+        <w:tc>
+          <w:tcPr>
+            <w:tcW w:type="dxa" w:w="1872"/>
+          </w:tcPr>
+          <w:p>
+            <w:r/>
+            <w:r>
+              <w:rPr>
+                <w:rFonts w:ascii="Calibri" w:hAnsi="Calibri"/>
+                <w:b w:val="0"/>
+                <w:sz w:val="16"/>
+              </w:rPr>
+              <w:t>All Segments</w:t>
+            </w:r>
+          </w:p>
+        </w:tc>
+        <w:tc>
+          <w:tcPr>
+            <w:tcW w:type="dxa" w:w="720"/>
+          </w:tcPr>
+          <w:p>
+            <w:r/>
+            <w:r>
+              <w:rPr>
+                <w:rFonts w:ascii="Calibri" w:hAnsi="Calibri"/>
+                <w:b w:val="0"/>
+                <w:sz w:val="16"/>
+              </w:rPr>
+              <w:t>1497</w:t>
+            </w:r>
+          </w:p>
+        </w:tc>
+        <w:tc>
+          <w:tcPr>
+            <w:tcW w:type="dxa" w:w="1008"/>
+          </w:tcPr>
+          <w:p>
+            <w:r/>
+            <w:r>
+              <w:rPr>
+                <w:rFonts w:ascii="Calibri" w:hAnsi="Calibri"/>
+                <w:b w:val="0"/>
+                <w:sz w:val="16"/>
+              </w:rPr>
+              <w:t>2.52</w:t>
+            </w:r>
+          </w:p>
+        </w:tc>
+        <w:tc>
+          <w:tcPr>
+            <w:tcW w:type="dxa" w:w="864"/>
+          </w:tcPr>
+          <w:p>
+            <w:r/>
+            <w:r>
+              <w:rPr>
+                <w:rFonts w:ascii="Calibri" w:hAnsi="Calibri"/>
+                <w:b w:val="0"/>
+                <w:sz w:val="16"/>
+              </w:rPr>
+              <w:t>64%</w:t>
+            </w:r>
+          </w:p>
+        </w:tc>
+        <w:tc>
+          <w:tcPr>
+            <w:tcW w:type="dxa" w:w="1152"/>
+          </w:tcPr>
+          <w:p>
+            <w:r/>
+            <w:r>
+              <w:rPr>
+                <w:rFonts w:ascii="Calibri" w:hAnsi="Calibri"/>
+                <w:b w:val="0"/>
+                <w:sz w:val="16"/>
+              </w:rPr>
+              <w:t>39.9%</w:t>
+            </w:r>
+          </w:p>
+        </w:tc>
+        <w:tc>
+          <w:tcPr>
+            <w:tcW w:type="dxa" w:w="1152"/>
+          </w:tcPr>
+          <w:p>
+            <w:r/>
+            <w:r>
+              <w:rPr>
+                <w:rFonts w:ascii="Calibri" w:hAnsi="Calibri"/>
+                <w:b w:val="0"/>
+                <w:sz w:val="16"/>
+              </w:rPr>
+              <w:t>43.6%</w:t>
+            </w:r>
+          </w:p>
+        </w:tc>
+        <w:tc>
+          <w:tcPr>
+            <w:tcW w:type="dxa" w:w="1152"/>
+          </w:tcPr>
+          <w:p>
+            <w:r/>
+            <w:r>
+              <w:rPr>
+                <w:rFonts w:ascii="Calibri" w:hAnsi="Calibri"/>
+                <w:b w:val="0"/>
+                <w:sz w:val="16"/>
+              </w:rPr>
+              <w:t>50.6%</w:t>
+            </w:r>
+          </w:p>
+        </w:tc>
+      </w:tr>
+      <w:tr>
+        <w:tc>
+          <w:tcPr>
+            <w:tcW w:type="dxa" w:w="1872"/>
+            <w:shd w:fill="fff3cd"/>
+          </w:tcPr>
+          <w:p>
+            <w:r/>
+            <w:r>
+              <w:rPr>
+                <w:rFonts w:ascii="Calibri" w:hAnsi="Calibri"/>
+                <w:b w:val="0"/>
+                <w:sz w:val="16"/>
+              </w:rPr>
+              <w:t>≥ 5 words</w:t>
+            </w:r>
+          </w:p>
+        </w:tc>
+        <w:tc>
+          <w:tcPr>
+            <w:tcW w:type="dxa" w:w="720"/>
+            <w:shd w:fill="fff3cd"/>
+          </w:tcPr>
+          <w:p>
+            <w:r/>
+            <w:r>
+              <w:rPr>
+                <w:rFonts w:ascii="Calibri" w:hAnsi="Calibri"/>
+                <w:b w:val="0"/>
+                <w:sz w:val="16"/>
+              </w:rPr>
+              <w:t>1463</w:t>
+            </w:r>
+          </w:p>
+        </w:tc>
+        <w:tc>
+          <w:tcPr>
+            <w:tcW w:type="dxa" w:w="1008"/>
+            <w:shd w:fill="fff3cd"/>
+          </w:tcPr>
+          <w:p>
+            <w:r/>
+            <w:r>
+              <w:rPr>
+                <w:rFonts w:ascii="Calibri" w:hAnsi="Calibri"/>
+                <w:b w:val="0"/>
+                <w:sz w:val="16"/>
+              </w:rPr>
+              <w:t>2.55</w:t>
+            </w:r>
+          </w:p>
+        </w:tc>
+        <w:tc>
+          <w:tcPr>
+            <w:tcW w:type="dxa" w:w="864"/>
+            <w:shd w:fill="fff3cd"/>
+          </w:tcPr>
+          <w:p>
+            <w:r/>
+            <w:r>
+              <w:rPr>
+                <w:rFonts w:ascii="Calibri" w:hAnsi="Calibri"/>
+                <w:b w:val="0"/>
+                <w:sz w:val="16"/>
+              </w:rPr>
+              <w:t>62%</w:t>
+            </w:r>
+          </w:p>
+        </w:tc>
+        <w:tc>
+          <w:tcPr>
+            <w:tcW w:type="dxa" w:w="1152"/>
+            <w:shd w:fill="fff3cd"/>
+          </w:tcPr>
+          <w:p>
+            <w:r/>
+            <w:r>
+              <w:rPr>
+                <w:rFonts w:ascii="Calibri" w:hAnsi="Calibri"/>
+                <w:b w:val="0"/>
+                <w:sz w:val="16"/>
+              </w:rPr>
+              <w:t>40.5%</w:t>
+            </w:r>
+          </w:p>
+        </w:tc>
+        <w:tc>
+          <w:tcPr>
+            <w:tcW w:type="dxa" w:w="1152"/>
+            <w:shd w:fill="fff3cd"/>
+          </w:tcPr>
+          <w:p>
+            <w:r/>
+            <w:r>
+              <w:rPr>
+                <w:rFonts w:ascii="Calibri" w:hAnsi="Calibri"/>
+                <w:b w:val="0"/>
+                <w:sz w:val="16"/>
+              </w:rPr>
+              <w:t>44.3%</w:t>
+            </w:r>
+          </w:p>
+        </w:tc>
+        <w:tc>
+          <w:tcPr>
+            <w:tcW w:type="dxa" w:w="1152"/>
+            <w:shd w:fill="fff3cd"/>
+          </w:tcPr>
+          <w:p>
+            <w:r/>
+            <w:r>
+              <w:rPr>
+                <w:rFonts w:ascii="Calibri" w:hAnsi="Calibri"/>
+                <w:b w:val="0"/>
+                <w:sz w:val="16"/>
+              </w:rPr>
+              <w:t>51.1%</w:t>
+            </w:r>
+          </w:p>
+        </w:tc>
+      </w:tr>
+      <w:tr>
+        <w:tc>
+          <w:tcPr>
+            <w:tcW w:type="dxa" w:w="1872"/>
+            <w:shd w:fill="fff3cd"/>
+          </w:tcPr>
+          <w:p>
+            <w:r/>
+            <w:r>
+              <w:rPr>
+                <w:rFonts w:ascii="Calibri" w:hAnsi="Calibri"/>
+                <w:b w:val="0"/>
+                <w:sz w:val="16"/>
+              </w:rPr>
+              <w:t>≥ 7 words</w:t>
+            </w:r>
+          </w:p>
+        </w:tc>
+        <w:tc>
+          <w:tcPr>
+            <w:tcW w:type="dxa" w:w="720"/>
+            <w:shd w:fill="fff3cd"/>
+          </w:tcPr>
+          <w:p>
+            <w:r/>
+            <w:r>
+              <w:rPr>
+                <w:rFonts w:ascii="Calibri" w:hAnsi="Calibri"/>
+                <w:b w:val="0"/>
+                <w:sz w:val="16"/>
+              </w:rPr>
+              <w:t>1379</w:t>
+            </w:r>
+          </w:p>
+        </w:tc>
+        <w:tc>
+          <w:tcPr>
+            <w:tcW w:type="dxa" w:w="1008"/>
+            <w:shd w:fill="fff3cd"/>
+          </w:tcPr>
+          <w:p>
+            <w:r/>
+            <w:r>
+              <w:rPr>
+                <w:rFonts w:ascii="Calibri" w:hAnsi="Calibri"/>
+                <w:b w:val="0"/>
+                <w:sz w:val="16"/>
+              </w:rPr>
+              <w:t>2.56</w:t>
+            </w:r>
+          </w:p>
+        </w:tc>
+        <w:tc>
+          <w:tcPr>
+            <w:tcW w:type="dxa" w:w="864"/>
+            <w:shd w:fill="fff3cd"/>
+          </w:tcPr>
+          <w:p>
+            <w:r/>
+            <w:r>
+              <w:rPr>
+                <w:rFonts w:ascii="Calibri" w:hAnsi="Calibri"/>
+                <w:b w:val="0"/>
+                <w:sz w:val="16"/>
+              </w:rPr>
+              <w:t>61%</w:t>
+            </w:r>
+          </w:p>
+        </w:tc>
+        <w:tc>
+          <w:tcPr>
+            <w:tcW w:type="dxa" w:w="1152"/>
+            <w:shd w:fill="fff3cd"/>
+          </w:tcPr>
+          <w:p>
+            <w:r/>
+            <w:r>
+              <w:rPr>
+                <w:rFonts w:ascii="Calibri" w:hAnsi="Calibri"/>
+                <w:b w:val="0"/>
+                <w:sz w:val="16"/>
+              </w:rPr>
+              <w:t>40.8%</w:t>
+            </w:r>
+          </w:p>
+        </w:tc>
+        <w:tc>
+          <w:tcPr>
+            <w:tcW w:type="dxa" w:w="1152"/>
+            <w:shd w:fill="fff3cd"/>
+          </w:tcPr>
+          <w:p>
+            <w:r/>
+            <w:r>
+              <w:rPr>
+                <w:rFonts w:ascii="Calibri" w:hAnsi="Calibri"/>
+                <w:b w:val="0"/>
+                <w:sz w:val="16"/>
+              </w:rPr>
+              <w:t>44.6%</w:t>
+            </w:r>
+          </w:p>
+        </w:tc>
+        <w:tc>
+          <w:tcPr>
+            <w:tcW w:type="dxa" w:w="1152"/>
+            <w:shd w:fill="fff3cd"/>
+          </w:tcPr>
+          <w:p>
+            <w:r/>
+            <w:r>
+              <w:rPr>
+                <w:rFonts w:ascii="Calibri" w:hAnsi="Calibri"/>
+                <w:b w:val="0"/>
+                <w:sz w:val="16"/>
+              </w:rPr>
+              <w:t>51.6%</w:t>
+            </w:r>
+          </w:p>
+        </w:tc>
+      </w:tr>
+      <w:tr>
+        <w:tc>
+          <w:tcPr>
+            <w:tcW w:type="dxa" w:w="1872"/>
+            <w:shd w:fill="fff3cd"/>
+          </w:tcPr>
+          <w:p>
+            <w:r/>
+            <w:r>
+              <w:rPr>
+                <w:rFonts w:ascii="Calibri" w:hAnsi="Calibri"/>
+                <w:b w:val="0"/>
+                <w:sz w:val="16"/>
+              </w:rPr>
+              <w:t>≥ 10 words</w:t>
+            </w:r>
+          </w:p>
+        </w:tc>
+        <w:tc>
+          <w:tcPr>
+            <w:tcW w:type="dxa" w:w="720"/>
+            <w:shd w:fill="fff3cd"/>
+          </w:tcPr>
+          <w:p>
+            <w:r/>
+            <w:r>
+              <w:rPr>
+                <w:rFonts w:ascii="Calibri" w:hAnsi="Calibri"/>
+                <w:b w:val="0"/>
+                <w:sz w:val="16"/>
+              </w:rPr>
+              <w:t>1173</w:t>
+            </w:r>
+          </w:p>
+        </w:tc>
+        <w:tc>
+          <w:tcPr>
+            <w:tcW w:type="dxa" w:w="1008"/>
+            <w:shd w:fill="fff3cd"/>
+          </w:tcPr>
+          <w:p>
+            <w:r/>
+            <w:r>
+              <w:rPr>
+                <w:rFonts w:ascii="Calibri" w:hAnsi="Calibri"/>
+                <w:b w:val="0"/>
+                <w:sz w:val="16"/>
+              </w:rPr>
+              <w:t>2.61</w:t>
+            </w:r>
+          </w:p>
+        </w:tc>
+        <w:tc>
+          <w:tcPr>
+            <w:tcW w:type="dxa" w:w="864"/>
+            <w:shd w:fill="fff3cd"/>
+          </w:tcPr>
+          <w:p>
+            <w:r/>
+            <w:r>
+              <w:rPr>
+                <w:rFonts w:ascii="Calibri" w:hAnsi="Calibri"/>
+                <w:b w:val="0"/>
+                <w:sz w:val="16"/>
+              </w:rPr>
+              <w:t>59%</w:t>
+            </w:r>
+          </w:p>
+        </w:tc>
+        <w:tc>
+          <w:tcPr>
+            <w:tcW w:type="dxa" w:w="1152"/>
+            <w:shd w:fill="fff3cd"/>
+          </w:tcPr>
+          <w:p>
+            <w:r/>
+            <w:r>
+              <w:rPr>
+                <w:rFonts w:ascii="Calibri" w:hAnsi="Calibri"/>
+                <w:b w:val="0"/>
+                <w:sz w:val="16"/>
+              </w:rPr>
+              <w:t>42.7%</w:t>
+            </w:r>
+          </w:p>
+        </w:tc>
+        <w:tc>
+          <w:tcPr>
+            <w:tcW w:type="dxa" w:w="1152"/>
+            <w:shd w:fill="fff3cd"/>
+          </w:tcPr>
+          <w:p>
+            <w:r/>
+            <w:r>
+              <w:rPr>
+                <w:rFonts w:ascii="Calibri" w:hAnsi="Calibri"/>
+                <w:b w:val="0"/>
+                <w:sz w:val="16"/>
+              </w:rPr>
+              <w:t>46.5%</w:t>
+            </w:r>
+          </w:p>
+        </w:tc>
+        <w:tc>
+          <w:tcPr>
+            <w:tcW w:type="dxa" w:w="1152"/>
+            <w:shd w:fill="fff3cd"/>
+          </w:tcPr>
+          <w:p>
+            <w:r/>
+            <w:r>
+              <w:rPr>
+                <w:rFonts w:ascii="Calibri" w:hAnsi="Calibri"/>
+                <w:b w:val="0"/>
+                <w:sz w:val="16"/>
+              </w:rPr>
+              <w:t>53.5%</w:t>
+            </w:r>
+          </w:p>
+        </w:tc>
+      </w:tr>
+      <w:tr>
+        <w:tc>
+          <w:tcPr>
+            <w:tcW w:type="dxa" w:w="1872"/>
+            <w:shd w:fill="d4edda"/>
+          </w:tcPr>
+          <w:p>
+            <w:r/>
+            <w:r>
+              <w:rPr>
+                <w:rFonts w:ascii="Calibri" w:hAnsi="Calibri"/>
+                <w:b w:val="0"/>
+                <w:sz w:val="16"/>
+              </w:rPr>
+              <w:t>≥ 15 words</w:t>
+            </w:r>
+          </w:p>
+        </w:tc>
+        <w:tc>
+          <w:tcPr>
+            <w:tcW w:type="dxa" w:w="720"/>
+            <w:shd w:fill="d4edda"/>
+          </w:tcPr>
+          <w:p>
+            <w:r/>
+            <w:r>
+              <w:rPr>
+                <w:rFonts w:ascii="Calibri" w:hAnsi="Calibri"/>
+                <w:b w:val="0"/>
+                <w:sz w:val="16"/>
+              </w:rPr>
+              <w:t>805</w:t>
+            </w:r>
+          </w:p>
+        </w:tc>
+        <w:tc>
+          <w:tcPr>
+            <w:tcW w:type="dxa" w:w="1008"/>
+            <w:shd w:fill="d4edda"/>
+          </w:tcPr>
+          <w:p>
+            <w:r/>
+            <w:r>
+              <w:rPr>
+                <w:rFonts w:ascii="Calibri" w:hAnsi="Calibri"/>
+                <w:b w:val="0"/>
+                <w:sz w:val="16"/>
+              </w:rPr>
+              <w:t>2.65</w:t>
+            </w:r>
+          </w:p>
+        </w:tc>
+        <w:tc>
+          <w:tcPr>
+            <w:tcW w:type="dxa" w:w="864"/>
+            <w:shd w:fill="d4edda"/>
+          </w:tcPr>
+          <w:p>
+            <w:r/>
+            <w:r>
+              <w:rPr>
+                <w:rFonts w:ascii="Calibri" w:hAnsi="Calibri"/>
+                <w:b w:val="0"/>
+                <w:sz w:val="16"/>
+              </w:rPr>
+              <w:t>56%</w:t>
+            </w:r>
+          </w:p>
+        </w:tc>
+        <w:tc>
+          <w:tcPr>
+            <w:tcW w:type="dxa" w:w="1152"/>
+            <w:shd w:fill="d4edda"/>
+          </w:tcPr>
+          <w:p>
+            <w:r/>
+            <w:r>
+              <w:rPr>
+                <w:rFonts w:ascii="Calibri" w:hAnsi="Calibri"/>
+                <w:b w:val="0"/>
+                <w:sz w:val="16"/>
+              </w:rPr>
+              <w:t>46.3%</w:t>
+            </w:r>
+          </w:p>
+        </w:tc>
+        <w:tc>
+          <w:tcPr>
+            <w:tcW w:type="dxa" w:w="1152"/>
+            <w:shd w:fill="d4edda"/>
+          </w:tcPr>
+          <w:p>
+            <w:r/>
+            <w:r>
+              <w:rPr>
+                <w:rFonts w:ascii="Calibri" w:hAnsi="Calibri"/>
+                <w:b w:val="0"/>
+                <w:sz w:val="16"/>
+              </w:rPr>
+              <w:t>49.8%</w:t>
+            </w:r>
+          </w:p>
+        </w:tc>
+        <w:tc>
+          <w:tcPr>
+            <w:tcW w:type="dxa" w:w="1152"/>
+            <w:shd w:fill="d4edda"/>
+          </w:tcPr>
+          <w:p>
+            <w:r/>
+            <w:r>
+              <w:rPr>
+                <w:rFonts w:ascii="Calibri" w:hAnsi="Calibri"/>
+                <w:b w:val="0"/>
+                <w:sz w:val="16"/>
+              </w:rPr>
+              <w:t>56.5%</w:t>
+            </w:r>
+          </w:p>
+        </w:tc>
+      </w:tr>
+      <w:tr>
+        <w:tc>
+          <w:tcPr>
+            <w:tcW w:type="dxa" w:w="1872"/>
+            <w:shd w:fill="d4edda"/>
+          </w:tcPr>
+          <w:p>
+            <w:r/>
+            <w:r>
+              <w:rPr>
+                <w:rFonts w:ascii="Calibri" w:hAnsi="Calibri"/>
+                <w:b w:val="0"/>
+                <w:sz w:val="16"/>
+              </w:rPr>
+              <w:t>≥ 20 words</w:t>
+            </w:r>
+          </w:p>
+        </w:tc>
+        <w:tc>
+          <w:tcPr>
+            <w:tcW w:type="dxa" w:w="720"/>
+            <w:shd w:fill="d4edda"/>
+          </w:tcPr>
+          <w:p>
+            <w:r/>
+            <w:r>
+              <w:rPr>
+                <w:rFonts w:ascii="Calibri" w:hAnsi="Calibri"/>
+                <w:b w:val="0"/>
+                <w:sz w:val="16"/>
+              </w:rPr>
+              <w:t>535</w:t>
+            </w:r>
+          </w:p>
+        </w:tc>
+        <w:tc>
+          <w:tcPr>
+            <w:tcW w:type="dxa" w:w="1008"/>
+            <w:shd w:fill="d4edda"/>
+          </w:tcPr>
+          <w:p>
+            <w:r/>
+            <w:r>
+              <w:rPr>
+                <w:rFonts w:ascii="Calibri" w:hAnsi="Calibri"/>
+                <w:b w:val="0"/>
+                <w:sz w:val="16"/>
+              </w:rPr>
+              <w:t>2.68</w:t>
+            </w:r>
+          </w:p>
+        </w:tc>
+        <w:tc>
+          <w:tcPr>
+            <w:tcW w:type="dxa" w:w="864"/>
+            <w:shd w:fill="d4edda"/>
+          </w:tcPr>
+          <w:p>
+            <w:r/>
+            <w:r>
+              <w:rPr>
+                <w:rFonts w:ascii="Calibri" w:hAnsi="Calibri"/>
+                <w:b w:val="0"/>
+                <w:sz w:val="16"/>
+              </w:rPr>
+              <w:t>55%</w:t>
+            </w:r>
+          </w:p>
+        </w:tc>
+        <w:tc>
+          <w:tcPr>
+            <w:tcW w:type="dxa" w:w="1152"/>
+            <w:shd w:fill="d4edda"/>
+          </w:tcPr>
+          <w:p>
+            <w:r/>
+            <w:r>
+              <w:rPr>
+                <w:rFonts w:ascii="Calibri" w:hAnsi="Calibri"/>
+                <w:b w:val="0"/>
+                <w:sz w:val="16"/>
+              </w:rPr>
+              <w:t>48.6%</w:t>
+            </w:r>
+          </w:p>
+        </w:tc>
+        <w:tc>
+          <w:tcPr>
+            <w:tcW w:type="dxa" w:w="1152"/>
+            <w:shd w:fill="d4edda"/>
+          </w:tcPr>
+          <w:p>
+            <w:r/>
+            <w:r>
+              <w:rPr>
+                <w:rFonts w:ascii="Calibri" w:hAnsi="Calibri"/>
+                <w:b w:val="0"/>
+                <w:sz w:val="16"/>
+              </w:rPr>
+              <w:t>51.6%</w:t>
+            </w:r>
+          </w:p>
+        </w:tc>
+        <w:tc>
+          <w:tcPr>
+            <w:tcW w:type="dxa" w:w="1152"/>
+            <w:shd w:fill="d4edda"/>
+          </w:tcPr>
+          <w:p>
+            <w:r/>
+            <w:r>
+              <w:rPr>
+                <w:rFonts w:ascii="Calibri" w:hAnsi="Calibri"/>
+                <w:b w:val="0"/>
+                <w:sz w:val="16"/>
+              </w:rPr>
+              <w:t>57.6%</w:t>
+            </w:r>
+          </w:p>
+        </w:tc>
+      </w:tr>
+    </w:tbl>
+    <w:p/>
+    <w:p>
+      <w:pPr>
+        <w:pStyle w:val="Heading2"/>
+      </w:pPr>
+      <w:r>
+        <w:rPr>
+          <w:rFonts w:ascii="Calibri" w:hAnsi="Calibri"/>
+          <w:color w:val="2A5A8C"/>
+        </w:rPr>
+        <w:t>Quality by Length Band</w:t>
+      </w:r>
+    </w:p>
+    <w:tbl>
+      <w:tblPr>
+        <w:tblStyle w:val="TableGrid"/>
+        <w:tblW w:type="auto" w:w="0"/>
+        <w:jc w:val="center"/>
+        <w:tblLook w:firstColumn="1" w:firstRow="1" w:lastColumn="0" w:lastRow="0" w:noHBand="0" w:noVBand="1" w:val="04A0"/>
+      </w:tblPr>
+      <w:tblGrid>
+        <w:gridCol w:w="3024"/>
+        <w:gridCol w:w="3024"/>
+        <w:gridCol w:w="3024"/>
+      </w:tblGrid>
+      <w:tr>
+        <w:tc>
+          <w:tcPr>
+            <w:tcW w:type="dxa" w:w="3600"/>
+          </w:tcPr>
+          <w:p>
+            <w:r/>
+            <w:r>
+              <w:rPr>
+                <w:rFonts w:ascii="Calibri" w:hAnsi="Calibri"/>
+                <w:b/>
+                <w:sz w:val="16"/>
+              </w:rPr>
+              <w:t>5–10 words</w:t>
+            </w:r>
+          </w:p>
+        </w:tc>
+        <w:tc>
+          <w:tcPr>
+            <w:tcW w:type="dxa" w:w="3600"/>
+          </w:tcPr>
+          <w:p>
+            <w:r/>
+            <w:r>
+              <w:rPr>
+                <w:rFonts w:ascii="Calibri" w:hAnsi="Calibri"/>
+                <w:color w:val="C0392B"/>
+                <w:sz w:val="16"/>
+              </w:rPr>
+              <w:t>████████████████████████████████████████████████████████████████████████████████████████████████</w:t>
+            </w:r>
+          </w:p>
+        </w:tc>
+        <w:tc>
+          <w:tcPr>
+            <w:tcW w:type="dxa" w:w="1728"/>
+          </w:tcPr>
+          <w:p>
+            <w:r/>
+            <w:r>
+              <w:rPr>
+                <w:rFonts w:ascii="Calibri" w:hAnsi="Calibri"/>
+                <w:b w:val="0"/>
+                <w:sz w:val="16"/>
+              </w:rPr>
+              <w:t>290 (31.7%)</w:t>
+            </w:r>
+          </w:p>
+        </w:tc>
+      </w:tr>
+      <w:tr>
+        <w:tc>
+          <w:tcPr>
+            <w:tcW w:type="dxa" w:w="3600"/>
+            <w:shd w:fill="f0f4f8"/>
+          </w:tcPr>
+          <w:p>
+            <w:r/>
+            <w:r>
+              <w:rPr>
+                <w:rFonts w:ascii="Calibri" w:hAnsi="Calibri"/>
+                <w:b/>
+                <w:sz w:val="16"/>
+              </w:rPr>
+              <w:t>10–15 words</w:t>
+            </w:r>
+          </w:p>
+        </w:tc>
+        <w:tc>
+          <w:tcPr>
+            <w:tcW w:type="dxa" w:w="3600"/>
+            <w:shd w:fill="f0f4f8"/>
+          </w:tcPr>
+          <w:p>
+            <w:r/>
+            <w:r>
+              <w:rPr>
+                <w:rFonts w:ascii="Calibri" w:hAnsi="Calibri"/>
+                <w:color w:val="E67E22"/>
+                <w:sz w:val="16"/>
+              </w:rPr>
+              <w:t>██████████████████████████████████████████████████████████████████████████████████████████████████████████████████████████</w:t>
+            </w:r>
+          </w:p>
+        </w:tc>
+        <w:tc>
+          <w:tcPr>
+            <w:tcW w:type="dxa" w:w="1728"/>
+            <w:shd w:fill="f0f4f8"/>
+          </w:tcPr>
+          <w:p>
+            <w:r/>
+            <w:r>
+              <w:rPr>
+                <w:rFonts w:ascii="Calibri" w:hAnsi="Calibri"/>
+                <w:b w:val="0"/>
+                <w:sz w:val="16"/>
+              </w:rPr>
+              <w:t>368 (34.8%)</w:t>
+            </w:r>
+          </w:p>
+        </w:tc>
+      </w:tr>
+      <w:tr>
+        <w:tc>
+          <w:tcPr>
+            <w:tcW w:type="dxa" w:w="3600"/>
+          </w:tcPr>
+          <w:p>
+            <w:r/>
+            <w:r>
+              <w:rPr>
+                <w:rFonts w:ascii="Calibri" w:hAnsi="Calibri"/>
+                <w:b/>
+                <w:sz w:val="16"/>
+              </w:rPr>
+              <w:t>15–20 words</w:t>
+            </w:r>
+          </w:p>
+        </w:tc>
+        <w:tc>
+          <w:tcPr>
+            <w:tcW w:type="dxa" w:w="3600"/>
+          </w:tcPr>
+          <w:p>
+            <w:r/>
+            <w:r>
+              <w:rPr>
+                <w:rFonts w:ascii="Calibri" w:hAnsi="Calibri"/>
+                <w:color w:val="F1C40F"/>
+                <w:sz w:val="16"/>
+              </w:rPr>
+              <w:t>██████████████████████████████████████████████████████████████████████████████████████████</w:t>
+            </w:r>
+          </w:p>
+        </w:tc>
+        <w:tc>
+          <w:tcPr>
+            <w:tcW w:type="dxa" w:w="1728"/>
+          </w:tcPr>
+          <w:p>
+            <w:r/>
+            <w:r>
+              <w:rPr>
+                <w:rFonts w:ascii="Calibri" w:hAnsi="Calibri"/>
+                <w:b w:val="0"/>
+                <w:sz w:val="16"/>
+              </w:rPr>
+              <w:t>270 (41.9%)</w:t>
+            </w:r>
+          </w:p>
+        </w:tc>
+      </w:tr>
+      <w:tr>
+        <w:tc>
+          <w:tcPr>
+            <w:tcW w:type="dxa" w:w="3600"/>
+            <w:shd w:fill="f0f4f8"/>
+          </w:tcPr>
+          <w:p>
+            <w:r/>
+            <w:r>
+              <w:rPr>
+                <w:rFonts w:ascii="Calibri" w:hAnsi="Calibri"/>
+                <w:b/>
+                <w:sz w:val="16"/>
+              </w:rPr>
+              <w:t>20+ words</w:t>
+            </w:r>
+          </w:p>
+        </w:tc>
+        <w:tc>
+          <w:tcPr>
+            <w:tcW w:type="dxa" w:w="3600"/>
+            <w:shd w:fill="f0f4f8"/>
+          </w:tcPr>
+          <w:p>
+            <w:r/>
+            <w:r>
+              <w:rPr>
+                <w:rFonts w:ascii="Calibri" w:hAnsi="Calibri"/>
+                <w:color w:val="27AE60"/>
+                <w:sz w:val="16"/>
+              </w:rPr>
+              <w:t>██████████████████████████████████████████████████████████████████████████████████████████████████████████████████████████████████████████████████████████████████████████████████</w:t>
+            </w:r>
+          </w:p>
+        </w:tc>
+        <w:tc>
+          <w:tcPr>
+            <w:tcW w:type="dxa" w:w="1728"/>
+            <w:shd w:fill="f0f4f8"/>
+          </w:tcPr>
+          <w:p>
+            <w:r/>
+            <w:r>
+              <w:rPr>
+                <w:rFonts w:ascii="Calibri" w:hAnsi="Calibri"/>
+                <w:b w:val="0"/>
+                <w:sz w:val="16"/>
+              </w:rPr>
+              <w:t>535 (48.6%)</w:t>
+            </w:r>
+          </w:p>
+        </w:tc>
+      </w:tr>
+    </w:tbl>
+    <w:p/>
+    <w:tbl>
+      <w:tblPr>
+        <w:tblStyle w:val="TableGrid"/>
+        <w:tblW w:type="auto" w:w="0"/>
+        <w:jc w:val="center"/>
+        <w:tblLook w:firstColumn="1" w:firstRow="1" w:lastColumn="0" w:lastRow="0" w:noHBand="0" w:noVBand="1" w:val="04A0"/>
+      </w:tblPr>
+      <w:tblGrid>
+        <w:gridCol w:w="1296"/>
+        <w:gridCol w:w="1296"/>
+        <w:gridCol w:w="1296"/>
+        <w:gridCol w:w="1296"/>
+        <w:gridCol w:w="1296"/>
+        <w:gridCol w:w="1296"/>
+        <w:gridCol w:w="1296"/>
+      </w:tblGrid>
+      <w:tr>
+        <w:tc>
+          <w:tcPr>
+            <w:tcW w:type="dxa" w:w="1872"/>
+            <w:shd w:fill="1a3a5c"/>
+          </w:tcPr>
+          <w:p>
+            <w:r/>
+            <w:r>
+              <w:rPr>
+                <w:rFonts w:ascii="Calibri" w:hAnsi="Calibri"/>
+                <w:b/>
+                <w:color w:val="FFFFFF"/>
+                <w:sz w:val="16"/>
+              </w:rPr>
+              <w:t>Length Band</w:t>
+            </w:r>
+          </w:p>
+        </w:tc>
+        <w:tc>
+          <w:tcPr>
+            <w:tcW w:type="dxa" w:w="720"/>
+            <w:shd w:fill="1a3a5c"/>
+          </w:tcPr>
+          <w:p>
+            <w:r/>
+            <w:r>
+              <w:rPr>
+                <w:rFonts w:ascii="Calibri" w:hAnsi="Calibri"/>
+                <w:b/>
+                <w:color w:val="FFFFFF"/>
+                <w:sz w:val="16"/>
+              </w:rPr>
+              <w:t>N</w:t>
+            </w:r>
+          </w:p>
+        </w:tc>
+        <w:tc>
+          <w:tcPr>
+            <w:tcW w:type="dxa" w:w="1008"/>
+            <w:shd w:fill="1a3a5c"/>
+          </w:tcPr>
+          <w:p>
+            <w:r/>
+            <w:r>
+              <w:rPr>
+                <w:rFonts w:ascii="Calibri" w:hAnsi="Calibri"/>
+                <w:b/>
+                <w:color w:val="FFFFFF"/>
+                <w:sz w:val="16"/>
+              </w:rPr>
+              <w:t>Mean IS</w:t>
+            </w:r>
+          </w:p>
+        </w:tc>
+        <w:tc>
+          <w:tcPr>
+            <w:tcW w:type="dxa" w:w="864"/>
+            <w:shd w:fill="1a3a5c"/>
+          </w:tcPr>
+          <w:p>
+            <w:r/>
+            <w:r>
+              <w:rPr>
+                <w:rFonts w:ascii="Calibri" w:hAnsi="Calibri"/>
+                <w:b/>
+                <w:color w:val="FFFFFF"/>
+                <w:sz w:val="16"/>
+              </w:rPr>
+              <w:t>WER</w:t>
+            </w:r>
+          </w:p>
+        </w:tc>
+        <w:tc>
+          <w:tcPr>
+            <w:tcW w:type="dxa" w:w="1152"/>
+            <w:shd w:fill="1a3a5c"/>
+          </w:tcPr>
+          <w:p>
+            <w:r/>
+            <w:r>
+              <w:rPr>
+                <w:rFonts w:ascii="Calibri" w:hAnsi="Calibri"/>
+                <w:b/>
+                <w:color w:val="FFFFFF"/>
+                <w:sz w:val="16"/>
+              </w:rPr>
+              <w:t>Captured%</w:t>
+            </w:r>
+          </w:p>
+        </w:tc>
+        <w:tc>
+          <w:tcPr>
+            <w:tcW w:type="dxa" w:w="1152"/>
+            <w:shd w:fill="1a3a5c"/>
+          </w:tcPr>
+          <w:p>
+            <w:r/>
+            <w:r>
+              <w:rPr>
+                <w:rFonts w:ascii="Calibri" w:hAnsi="Calibri"/>
+                <w:b/>
+                <w:color w:val="FFFFFF"/>
+                <w:sz w:val="16"/>
+              </w:rPr>
+              <w:t>Ctx Rule%</w:t>
+            </w:r>
+          </w:p>
+        </w:tc>
+        <w:tc>
+          <w:tcPr>
+            <w:tcW w:type="dxa" w:w="1152"/>
+            <w:shd w:fill="1a3a5c"/>
+          </w:tcPr>
+          <w:p>
+            <w:r/>
+            <w:r>
+              <w:rPr>
+                <w:rFonts w:ascii="Calibri" w:hAnsi="Calibri"/>
+                <w:b/>
+                <w:color w:val="FFFFFF"/>
+                <w:sz w:val="16"/>
+              </w:rPr>
+              <w:t>Ctx LLM%</w:t>
+            </w:r>
+          </w:p>
+        </w:tc>
+      </w:tr>
+      <w:tr>
+        <w:tc>
+          <w:tcPr>
+            <w:tcW w:type="dxa" w:w="1872"/>
+            <w:shd w:fill="f8d7da"/>
+          </w:tcPr>
+          <w:p>
+            <w:r/>
+            <w:r>
+              <w:rPr>
+                <w:rFonts w:ascii="Calibri" w:hAnsi="Calibri"/>
+                <w:b w:val="0"/>
+                <w:sz w:val="16"/>
+              </w:rPr>
+              <w:t>5–10 words</w:t>
+            </w:r>
+          </w:p>
+        </w:tc>
+        <w:tc>
+          <w:tcPr>
+            <w:tcW w:type="dxa" w:w="720"/>
+            <w:shd w:fill="f8d7da"/>
+          </w:tcPr>
+          <w:p>
+            <w:r/>
+            <w:r>
+              <w:rPr>
+                <w:rFonts w:ascii="Calibri" w:hAnsi="Calibri"/>
+                <w:b w:val="0"/>
+                <w:sz w:val="16"/>
+              </w:rPr>
+              <w:t>290</w:t>
+            </w:r>
+          </w:p>
+        </w:tc>
+        <w:tc>
+          <w:tcPr>
+            <w:tcW w:type="dxa" w:w="1008"/>
+            <w:shd w:fill="f8d7da"/>
+          </w:tcPr>
+          <w:p>
+            <w:r/>
+            <w:r>
+              <w:rPr>
+                <w:rFonts w:ascii="Calibri" w:hAnsi="Calibri"/>
+                <w:b w:val="0"/>
+                <w:sz w:val="16"/>
+              </w:rPr>
+              <w:t>2.31</w:t>
+            </w:r>
+          </w:p>
+        </w:tc>
+        <w:tc>
+          <w:tcPr>
+            <w:tcW w:type="dxa" w:w="864"/>
+            <w:shd w:fill="f8d7da"/>
+          </w:tcPr>
+          <w:p>
+            <w:r/>
+            <w:r>
+              <w:rPr>
+                <w:rFonts w:ascii="Calibri" w:hAnsi="Calibri"/>
+                <w:b w:val="0"/>
+                <w:sz w:val="16"/>
+              </w:rPr>
+              <w:t>74%</w:t>
+            </w:r>
+          </w:p>
+        </w:tc>
+        <w:tc>
+          <w:tcPr>
+            <w:tcW w:type="dxa" w:w="1152"/>
+            <w:shd w:fill="f8d7da"/>
+          </w:tcPr>
+          <w:p>
+            <w:r/>
+            <w:r>
+              <w:rPr>
+                <w:rFonts w:ascii="Calibri" w:hAnsi="Calibri"/>
+                <w:b w:val="0"/>
+                <w:sz w:val="16"/>
+              </w:rPr>
+              <w:t>31.7%</w:t>
+            </w:r>
+          </w:p>
+        </w:tc>
+        <w:tc>
+          <w:tcPr>
+            <w:tcW w:type="dxa" w:w="1152"/>
+            <w:shd w:fill="f8d7da"/>
+          </w:tcPr>
+          <w:p>
+            <w:r/>
+            <w:r>
+              <w:rPr>
+                <w:rFonts w:ascii="Calibri" w:hAnsi="Calibri"/>
+                <w:b w:val="0"/>
+                <w:sz w:val="16"/>
+              </w:rPr>
+              <w:t>35.2%</w:t>
+            </w:r>
+          </w:p>
+        </w:tc>
+        <w:tc>
+          <w:tcPr>
+            <w:tcW w:type="dxa" w:w="1152"/>
+            <w:shd w:fill="f8d7da"/>
+          </w:tcPr>
+          <w:p>
+            <w:r/>
+            <w:r>
+              <w:rPr>
+                <w:rFonts w:ascii="Calibri" w:hAnsi="Calibri"/>
+                <w:b w:val="0"/>
+                <w:sz w:val="16"/>
+              </w:rPr>
+              <w:t>41.4%</w:t>
+            </w:r>
+          </w:p>
+        </w:tc>
+      </w:tr>
+      <w:tr>
+        <w:tc>
+          <w:tcPr>
+            <w:tcW w:type="dxa" w:w="1872"/>
+            <w:shd w:fill="f8d7da"/>
+          </w:tcPr>
+          <w:p>
+            <w:r/>
+            <w:r>
+              <w:rPr>
+                <w:rFonts w:ascii="Calibri" w:hAnsi="Calibri"/>
+                <w:b w:val="0"/>
+                <w:sz w:val="16"/>
+              </w:rPr>
+              <w:t>10–15 words</w:t>
+            </w:r>
+          </w:p>
+        </w:tc>
+        <w:tc>
+          <w:tcPr>
+            <w:tcW w:type="dxa" w:w="720"/>
+            <w:shd w:fill="f8d7da"/>
+          </w:tcPr>
+          <w:p>
+            <w:r/>
+            <w:r>
+              <w:rPr>
+                <w:rFonts w:ascii="Calibri" w:hAnsi="Calibri"/>
+                <w:b w:val="0"/>
+                <w:sz w:val="16"/>
+              </w:rPr>
+              <w:t>368</w:t>
+            </w:r>
+          </w:p>
+        </w:tc>
+        <w:tc>
+          <w:tcPr>
+            <w:tcW w:type="dxa" w:w="1008"/>
+            <w:shd w:fill="f8d7da"/>
+          </w:tcPr>
+          <w:p>
+            <w:r/>
+            <w:r>
+              <w:rPr>
+                <w:rFonts w:ascii="Calibri" w:hAnsi="Calibri"/>
+                <w:b w:val="0"/>
+                <w:sz w:val="16"/>
+              </w:rPr>
+              <w:t>2.51</w:t>
+            </w:r>
+          </w:p>
+        </w:tc>
+        <w:tc>
+          <w:tcPr>
+            <w:tcW w:type="dxa" w:w="864"/>
+            <w:shd w:fill="f8d7da"/>
+          </w:tcPr>
+          <w:p>
+            <w:r/>
+            <w:r>
+              <w:rPr>
+                <w:rFonts w:ascii="Calibri" w:hAnsi="Calibri"/>
+                <w:b w:val="0"/>
+                <w:sz w:val="16"/>
+              </w:rPr>
+              <w:t>64%</w:t>
+            </w:r>
+          </w:p>
+        </w:tc>
+        <w:tc>
+          <w:tcPr>
+            <w:tcW w:type="dxa" w:w="1152"/>
+            <w:shd w:fill="f8d7da"/>
+          </w:tcPr>
+          <w:p>
+            <w:r/>
+            <w:r>
+              <w:rPr>
+                <w:rFonts w:ascii="Calibri" w:hAnsi="Calibri"/>
+                <w:b w:val="0"/>
+                <w:sz w:val="16"/>
+              </w:rPr>
+              <w:t>34.8%</w:t>
+            </w:r>
+          </w:p>
+        </w:tc>
+        <w:tc>
+          <w:tcPr>
+            <w:tcW w:type="dxa" w:w="1152"/>
+            <w:shd w:fill="f8d7da"/>
+          </w:tcPr>
+          <w:p>
+            <w:r/>
+            <w:r>
+              <w:rPr>
+                <w:rFonts w:ascii="Calibri" w:hAnsi="Calibri"/>
+                <w:b w:val="0"/>
+                <w:sz w:val="16"/>
+              </w:rPr>
+              <w:t>39.4%</w:t>
+            </w:r>
+          </w:p>
+        </w:tc>
+        <w:tc>
+          <w:tcPr>
+            <w:tcW w:type="dxa" w:w="1152"/>
+            <w:shd w:fill="f8d7da"/>
+          </w:tcPr>
+          <w:p>
+            <w:r/>
+            <w:r>
+              <w:rPr>
+                <w:rFonts w:ascii="Calibri" w:hAnsi="Calibri"/>
+                <w:b w:val="0"/>
+                <w:sz w:val="16"/>
+              </w:rPr>
+              <w:t>47.0%</w:t>
+            </w:r>
+          </w:p>
+        </w:tc>
+      </w:tr>
+      <w:tr>
+        <w:tc>
+          <w:tcPr>
+            <w:tcW w:type="dxa" w:w="1872"/>
+            <w:shd w:fill="fff3cd"/>
+          </w:tcPr>
+          <w:p>
+            <w:r/>
+            <w:r>
+              <w:rPr>
+                <w:rFonts w:ascii="Calibri" w:hAnsi="Calibri"/>
+                <w:b w:val="0"/>
+                <w:sz w:val="16"/>
+              </w:rPr>
+              <w:t>15–20 words</w:t>
+            </w:r>
+          </w:p>
+        </w:tc>
+        <w:tc>
+          <w:tcPr>
+            <w:tcW w:type="dxa" w:w="720"/>
+            <w:shd w:fill="fff3cd"/>
+          </w:tcPr>
+          <w:p>
+            <w:r/>
+            <w:r>
+              <w:rPr>
+                <w:rFonts w:ascii="Calibri" w:hAnsi="Calibri"/>
+                <w:b w:val="0"/>
+                <w:sz w:val="16"/>
+              </w:rPr>
+              <w:t>270</w:t>
+            </w:r>
+          </w:p>
+        </w:tc>
+        <w:tc>
+          <w:tcPr>
+            <w:tcW w:type="dxa" w:w="1008"/>
+            <w:shd w:fill="fff3cd"/>
+          </w:tcPr>
+          <w:p>
+            <w:r/>
+            <w:r>
+              <w:rPr>
+                <w:rFonts w:ascii="Calibri" w:hAnsi="Calibri"/>
+                <w:b w:val="0"/>
+                <w:sz w:val="16"/>
+              </w:rPr>
+              <w:t>2.60</w:t>
+            </w:r>
+          </w:p>
+        </w:tc>
+        <w:tc>
+          <w:tcPr>
+            <w:tcW w:type="dxa" w:w="864"/>
+            <w:shd w:fill="fff3cd"/>
+          </w:tcPr>
+          <w:p>
+            <w:r/>
+            <w:r>
+              <w:rPr>
+                <w:rFonts w:ascii="Calibri" w:hAnsi="Calibri"/>
+                <w:b w:val="0"/>
+                <w:sz w:val="16"/>
+              </w:rPr>
+              <w:t>59%</w:t>
+            </w:r>
+          </w:p>
+        </w:tc>
+        <w:tc>
+          <w:tcPr>
+            <w:tcW w:type="dxa" w:w="1152"/>
+            <w:shd w:fill="fff3cd"/>
+          </w:tcPr>
+          <w:p>
+            <w:r/>
+            <w:r>
+              <w:rPr>
+                <w:rFonts w:ascii="Calibri" w:hAnsi="Calibri"/>
+                <w:b w:val="0"/>
+                <w:sz w:val="16"/>
+              </w:rPr>
+              <w:t>41.9%</w:t>
+            </w:r>
+          </w:p>
+        </w:tc>
+        <w:tc>
+          <w:tcPr>
+            <w:tcW w:type="dxa" w:w="1152"/>
+            <w:shd w:fill="fff3cd"/>
+          </w:tcPr>
+          <w:p>
+            <w:r/>
+            <w:r>
+              <w:rPr>
+                <w:rFonts w:ascii="Calibri" w:hAnsi="Calibri"/>
+                <w:b w:val="0"/>
+                <w:sz w:val="16"/>
+              </w:rPr>
+              <w:t>46.3%</w:t>
+            </w:r>
+          </w:p>
+        </w:tc>
+        <w:tc>
+          <w:tcPr>
+            <w:tcW w:type="dxa" w:w="1152"/>
+            <w:shd w:fill="fff3cd"/>
+          </w:tcPr>
+          <w:p>
+            <w:r/>
+            <w:r>
+              <w:rPr>
+                <w:rFonts w:ascii="Calibri" w:hAnsi="Calibri"/>
+                <w:b w:val="0"/>
+                <w:sz w:val="16"/>
+              </w:rPr>
+              <w:t>54.4%</w:t>
+            </w:r>
+          </w:p>
+        </w:tc>
+      </w:tr>
+      <w:tr>
+        <w:tc>
+          <w:tcPr>
+            <w:tcW w:type="dxa" w:w="1872"/>
+            <w:shd w:fill="d4edda"/>
+          </w:tcPr>
+          <w:p>
+            <w:r/>
+            <w:r>
+              <w:rPr>
+                <w:rFonts w:ascii="Calibri" w:hAnsi="Calibri"/>
+                <w:b w:val="0"/>
+                <w:sz w:val="16"/>
+              </w:rPr>
+              <w:t>20+ words</w:t>
+            </w:r>
+          </w:p>
+        </w:tc>
+        <w:tc>
+          <w:tcPr>
+            <w:tcW w:type="dxa" w:w="720"/>
+            <w:shd w:fill="d4edda"/>
+          </w:tcPr>
+          <w:p>
+            <w:r/>
+            <w:r>
+              <w:rPr>
+                <w:rFonts w:ascii="Calibri" w:hAnsi="Calibri"/>
+                <w:b w:val="0"/>
+                <w:sz w:val="16"/>
+              </w:rPr>
+              <w:t>535</w:t>
+            </w:r>
+          </w:p>
+        </w:tc>
+        <w:tc>
+          <w:tcPr>
+            <w:tcW w:type="dxa" w:w="1008"/>
+            <w:shd w:fill="d4edda"/>
+          </w:tcPr>
+          <w:p>
+            <w:r/>
+            <w:r>
+              <w:rPr>
+                <w:rFonts w:ascii="Calibri" w:hAnsi="Calibri"/>
+                <w:b w:val="0"/>
+                <w:sz w:val="16"/>
+              </w:rPr>
+              <w:t>2.68</w:t>
+            </w:r>
+          </w:p>
+        </w:tc>
+        <w:tc>
+          <w:tcPr>
+            <w:tcW w:type="dxa" w:w="864"/>
+            <w:shd w:fill="d4edda"/>
+          </w:tcPr>
+          <w:p>
+            <w:r/>
+            <w:r>
+              <w:rPr>
+                <w:rFonts w:ascii="Calibri" w:hAnsi="Calibri"/>
+                <w:b w:val="0"/>
+                <w:sz w:val="16"/>
+              </w:rPr>
+              <w:t>55%</w:t>
+            </w:r>
+          </w:p>
+        </w:tc>
+        <w:tc>
+          <w:tcPr>
+            <w:tcW w:type="dxa" w:w="1152"/>
+            <w:shd w:fill="d4edda"/>
+          </w:tcPr>
+          <w:p>
+            <w:r/>
+            <w:r>
+              <w:rPr>
+                <w:rFonts w:ascii="Calibri" w:hAnsi="Calibri"/>
+                <w:b w:val="0"/>
+                <w:sz w:val="16"/>
+              </w:rPr>
+              <w:t>48.6%</w:t>
+            </w:r>
+          </w:p>
+        </w:tc>
+        <w:tc>
+          <w:tcPr>
+            <w:tcW w:type="dxa" w:w="1152"/>
+            <w:shd w:fill="d4edda"/>
+          </w:tcPr>
+          <w:p>
+            <w:r/>
+            <w:r>
+              <w:rPr>
+                <w:rFonts w:ascii="Calibri" w:hAnsi="Calibri"/>
+                <w:b w:val="0"/>
+                <w:sz w:val="16"/>
+              </w:rPr>
+              <w:t>51.6%</w:t>
+            </w:r>
+          </w:p>
+        </w:tc>
+        <w:tc>
+          <w:tcPr>
+            <w:tcW w:type="dxa" w:w="1152"/>
+            <w:shd w:fill="d4edda"/>
+          </w:tcPr>
+          <w:p>
+            <w:r/>
+            <w:r>
+              <w:rPr>
+                <w:rFonts w:ascii="Calibri" w:hAnsi="Calibri"/>
+                <w:b w:val="0"/>
+                <w:sz w:val="16"/>
+              </w:rPr>
+              <w:t>57.6%</w:t>
+            </w:r>
+          </w:p>
+        </w:tc>
+      </w:tr>
+    </w:tbl>
+    <w:p/>
+    <w:p>
+      <w:pPr>
+        <w:pStyle w:val="Heading2"/>
+      </w:pPr>
+      <w:r>
+        <w:rPr>
+          <w:rFonts w:ascii="Calibri" w:hAnsi="Calibri"/>
+          <w:color w:val="2A5A8C"/>
+        </w:rPr>
+        <w:t>Key Observations</w:t>
+      </w:r>
+    </w:p>
+    <w:p>
+      <w:pPr>
+        <w:pStyle w:val="ListBullet"/>
+        <w:spacing w:after="40"/>
+        <w:ind w:left="360"/>
+      </w:pPr>
+      <w:r>
+        <w:rPr>
+          <w:rFonts w:ascii="Calibri" w:hAnsi="Calibri"/>
+          <w:sz w:val="18"/>
+        </w:rPr>
+        <w:t>Short segments (5–10 words) have 74% WER and only 32% captured. The model needs visual context — brief utterances don't provide enough lip movement patterns.</w:t>
+      </w:r>
+    </w:p>
+    <w:p>
+      <w:pPr>
+        <w:pStyle w:val="ListBullet"/>
+        <w:spacing w:after="40"/>
+        <w:ind w:left="360"/>
+      </w:pPr>
+      <w:r>
+        <w:rPr>
+          <w:rFonts w:ascii="Calibri" w:hAnsi="Calibri"/>
+          <w:sz w:val="18"/>
+        </w:rPr>
+        <w:t>Long segments (20+ words) reach 49% captured and 58% LLM-recoverable. More context helps both the model and any human/LLM trying to interpret the output.</w:t>
+      </w:r>
+    </w:p>
+    <w:p>
+      <w:pPr>
+        <w:pStyle w:val="ListBullet"/>
+        <w:spacing w:after="40"/>
+        <w:ind w:left="360"/>
+      </w:pPr>
+      <w:r>
+        <w:rPr>
+          <w:rFonts w:ascii="Calibri" w:hAnsi="Calibri"/>
+          <w:sz w:val="18"/>
+        </w:rPr>
+        <w:t>The improvement from 5–10 words to 20+ words is substantial: +17pp captured, +16pp LLM-recoverable, -19pp WER.</w:t>
+      </w:r>
+    </w:p>
+    <w:p>
+      <w:pPr>
+        <w:pStyle w:val="ListBullet"/>
+        <w:spacing w:after="40"/>
+        <w:ind w:left="360"/>
+      </w:pPr>
+      <w:r>
+        <w:rPr>
+          <w:rFonts w:ascii="Calibri" w:hAnsi="Calibri"/>
+          <w:sz w:val="18"/>
+        </w:rPr>
+        <w:t>For production use, filtering to segments &gt;= 10 words (1173 segments) raises the capture rate from 40% to 43% while removing the noisiest short fragments.</w:t>
       </w:r>
       <w:r>
         <w:br w:type="page"/>
